--- a/Words.docx
+++ b/Words.docx
@@ -1,6 +1,6 @@
 
 <file path=word/document.xml><?xml version="1.0" encoding="utf-8"?>
-<w:document xmlns:wpc="http://schemas.microsoft.com/office/word/2010/wordprocessingCanvas" xmlns:cx="http://schemas.microsoft.com/office/drawing/2014/chartex" xmlns:cx1="http://schemas.microsoft.com/office/drawing/2015/9/8/chartex" xmlns:cx2="http://schemas.microsoft.com/office/drawing/2015/10/21/chartex" xmlns:cx3="http://schemas.microsoft.com/office/drawing/2016/5/9/chartex" xmlns:cx4="http://schemas.microsoft.com/office/drawing/2016/5/10/chartex" xmlns:cx5="http://schemas.microsoft.com/office/drawing/2016/5/11/chartex" xmlns:cx6="http://schemas.microsoft.com/office/drawing/2016/5/12/chartex" xmlns:cx7="http://schemas.microsoft.com/office/drawing/2016/5/13/chartex" xmlns:cx8="http://schemas.microsoft.com/office/drawing/2016/5/14/chartex" xmlns:mc="http://schemas.openxmlformats.org/markup-compatibility/2006" xmlns:aink="http://schemas.microsoft.com/office/drawing/2016/ink" xmlns:am3d="http://schemas.microsoft.com/office/drawing/2017/model3d" xmlns:o="urn:schemas-microsoft-com:office:office" xmlns:oel="http://schemas.microsoft.com/office/2019/extlst" xmlns:r="http://schemas.openxmlformats.org/officeDocument/2006/relationships" xmlns:m="http://schemas.openxmlformats.org/officeDocument/2006/math" xmlns:v="urn:schemas-microsoft-com:vml" xmlns:wp14="http://schemas.microsoft.com/office/word/2010/wordprocessingDrawing" xmlns:wp="http://schemas.openxmlformats.org/drawingml/2006/wordprocessingDrawing" xmlns:w10="urn:schemas-microsoft-com:office:word" xmlns:w="http://schemas.openxmlformats.org/wordprocessingml/2006/main" xmlns:w14="http://schemas.microsoft.com/office/word/2010/wordml" xmlns:w15="http://schemas.microsoft.com/office/word/2012/wordml" xmlns:w16cei="http://schemas.microsoft.com/office/word/2026/wordml/cei" xmlns:w16cex="http://schemas.microsoft.com/office/word/2018/wordml/cex" xmlns:w16cid="http://schemas.microsoft.com/office/word/2016/wordml/cid" xmlns:w16="http://schemas.microsoft.com/office/word/2018/wordml" xmlns:w16du="http://schemas.microsoft.com/office/word/2023/wordml/word16du" xmlns:w16sdtdh="http://schemas.microsoft.com/office/word/2020/wordml/sdtdatahash" xmlns:w16sdtfl="http://schemas.microsoft.com/office/word/2024/wordml/sdtformatlock" xmlns:w16se="http://schemas.microsoft.com/office/word/2015/wordml/symex" xmlns:wpg="http://schemas.microsoft.com/office/word/2010/wordprocessingGroup" xmlns:wpi="http://schemas.microsoft.com/office/word/2010/wordprocessingInk" xmlns:wne="http://schemas.microsoft.com/office/word/2006/wordml" xmlns:wps="http://schemas.microsoft.com/office/word/2010/wordprocessingShape" mc:Ignorable="w14 w15 w16se w16cid w16 w16cex w16sdtdh w16sdtfl w16du wp14">
+<w:document xmlns:wpc="http://schemas.microsoft.com/office/word/2010/wordprocessingCanvas" xmlns:cx="http://schemas.microsoft.com/office/drawing/2014/chartex" xmlns:cx1="http://schemas.microsoft.com/office/drawing/2015/9/8/chartex" xmlns:cx2="http://schemas.microsoft.com/office/drawing/2015/10/21/chartex" xmlns:cx3="http://schemas.microsoft.com/office/drawing/2016/5/9/chartex" xmlns:cx4="http://schemas.microsoft.com/office/drawing/2016/5/10/chartex" xmlns:cx5="http://schemas.microsoft.com/office/drawing/2016/5/11/chartex" xmlns:cx6="http://schemas.microsoft.com/office/drawing/2016/5/12/chartex" xmlns:cx7="http://schemas.microsoft.com/office/drawing/2016/5/13/chartex" xmlns:cx8="http://schemas.microsoft.com/office/drawing/2016/5/14/chartex" xmlns:mc="http://schemas.openxmlformats.org/markup-compatibility/2006" xmlns:aink="http://schemas.microsoft.com/office/drawing/2016/ink" xmlns:am3d="http://schemas.microsoft.com/office/drawing/2017/model3d" xmlns:o="urn:schemas-microsoft-com:office:office" xmlns:oel="http://schemas.microsoft.com/office/2019/extlst" xmlns:r="http://schemas.openxmlformats.org/officeDocument/2006/relationships" xmlns:m="http://schemas.openxmlformats.org/officeDocument/2006/math" xmlns:v="urn:schemas-microsoft-com:vml" xmlns:wp14="http://schemas.microsoft.com/office/word/2010/wordprocessingDrawing" xmlns:wp="http://schemas.openxmlformats.org/drawingml/2006/wordprocessingDrawing" xmlns:w10="urn:schemas-microsoft-com:office:word" xmlns:w="http://schemas.openxmlformats.org/wordprocessingml/2006/main" xmlns:w14="http://schemas.microsoft.com/office/word/2010/wordml" xmlns:w15="http://schemas.microsoft.com/office/word/2012/wordml" xmlns:w16cex="http://schemas.microsoft.com/office/word/2018/wordml/cex" xmlns:w16cid="http://schemas.microsoft.com/office/word/2016/wordml/cid" xmlns:w16="http://schemas.microsoft.com/office/word/2018/wordml" xmlns:w16du="http://schemas.microsoft.com/office/word/2023/wordml/word16du" xmlns:w16sdtdh="http://schemas.microsoft.com/office/word/2020/wordml/sdtdatahash" xmlns:w16sdtfl="http://schemas.microsoft.com/office/word/2024/wordml/sdtformatlock" xmlns:w16se="http://schemas.microsoft.com/office/word/2015/wordml/symex" xmlns:wpg="http://schemas.microsoft.com/office/word/2010/wordprocessingGroup" xmlns:wpi="http://schemas.microsoft.com/office/word/2010/wordprocessingInk" xmlns:wne="http://schemas.microsoft.com/office/word/2006/wordml" xmlns:wps="http://schemas.microsoft.com/office/word/2010/wordprocessingShape" mc:Ignorable="w14 w15 w16se w16cid w16 w16cex w16sdtdh w16sdtfl w16du wp14">
   <w:body>
     <w:p>
       <w:pPr>
@@ -17,7 +17,35 @@
         <w:rPr>
           <w:lang w:val="en-US"/>
         </w:rPr>
-        <w:t xml:space="preserve">Der Inhalt,die Inhalte </w:t>
+        <w:t xml:space="preserve">Der </w:t>
+      </w:r>
+      <w:proofErr w:type="spellStart"/>
+      <w:r>
+        <w:rPr>
+          <w:lang w:val="en-US"/>
+        </w:rPr>
+        <w:t>Inhalt,die</w:t>
+      </w:r>
+      <w:proofErr w:type="spellEnd"/>
+      <w:r>
+        <w:rPr>
+          <w:lang w:val="en-US"/>
+        </w:rPr>
+        <w:t xml:space="preserve"> </w:t>
+      </w:r>
+      <w:proofErr w:type="spellStart"/>
+      <w:r>
+        <w:rPr>
+          <w:lang w:val="en-US"/>
+        </w:rPr>
+        <w:t>Inhalte</w:t>
+      </w:r>
+      <w:proofErr w:type="spellEnd"/>
+      <w:r>
+        <w:rPr>
+          <w:lang w:val="en-US"/>
+        </w:rPr>
+        <w:t xml:space="preserve"> </w:t>
       </w:r>
       <w:r>
         <w:rPr>
@@ -47,20 +75,42 @@
         <w:rPr>
           <w:lang w:val="en-US"/>
         </w:rPr>
-        <w:t>der Abschlusstest → final test / end-of-course test</w:t>
-      </w:r>
+        <w:t xml:space="preserve">der </w:t>
+      </w:r>
+      <w:proofErr w:type="spellStart"/>
       <w:r>
         <w:rPr>
           <w:lang w:val="en-US"/>
         </w:rPr>
+        <w:t>Abschlusstest</w:t>
+      </w:r>
+      <w:proofErr w:type="spellEnd"/>
+      <w:r>
+        <w:rPr>
+          <w:lang w:val="en-US"/>
+        </w:rPr>
+        <w:t> → final test / end-of-course test</w:t>
+      </w:r>
+      <w:r>
+        <w:rPr>
+          <w:lang w:val="en-US"/>
+        </w:rPr>
         <w:t xml:space="preserve">. </w:t>
       </w:r>
       <w:r>
         <w:rPr>
           <w:lang w:val="en-US"/>
         </w:rPr>
-        <w:t>Plural: die Abschlusstests</w:t>
-      </w:r>
+        <w:t xml:space="preserve">Plural: die </w:t>
+      </w:r>
+      <w:proofErr w:type="spellStart"/>
+      <w:r>
+        <w:rPr>
+          <w:lang w:val="en-US"/>
+        </w:rPr>
+        <w:t>Abschlusstests</w:t>
+      </w:r>
+      <w:proofErr w:type="spellEnd"/>
     </w:p>
     <w:p>
       <w:pPr>
@@ -77,7 +127,35 @@
         <w:rPr>
           <w:lang w:val="de-DE" w:eastAsia="en-AU"/>
         </w:rPr>
-        <w:t>die Übersicht → overview / summary. Plural: die Übersichten</w:t>
+        <w:t>die Übersicht → </w:t>
+      </w:r>
+      <w:proofErr w:type="spellStart"/>
+      <w:r>
+        <w:rPr>
+          <w:lang w:val="de-DE" w:eastAsia="en-AU"/>
+        </w:rPr>
+        <w:t>overview</w:t>
+      </w:r>
+      <w:proofErr w:type="spellEnd"/>
+      <w:r>
+        <w:rPr>
+          <w:lang w:val="de-DE" w:eastAsia="en-AU"/>
+        </w:rPr>
+        <w:t xml:space="preserve"> / </w:t>
+      </w:r>
+      <w:proofErr w:type="spellStart"/>
+      <w:r>
+        <w:rPr>
+          <w:lang w:val="de-DE" w:eastAsia="en-AU"/>
+        </w:rPr>
+        <w:t>summary</w:t>
+      </w:r>
+      <w:proofErr w:type="spellEnd"/>
+      <w:r>
+        <w:rPr>
+          <w:lang w:val="de-DE" w:eastAsia="en-AU"/>
+        </w:rPr>
+        <w:t>. Plural: die Übersichten</w:t>
       </w:r>
     </w:p>
     <w:p>
@@ -95,7 +173,63 @@
         <w:rPr>
           <w:lang w:val="de-DE" w:eastAsia="en-AU"/>
         </w:rPr>
-        <w:t>der Vertiefungsteil → in-depth section / advanced section.</w:t>
+        <w:t>der Vertiefungsteil → in-</w:t>
+      </w:r>
+      <w:proofErr w:type="spellStart"/>
+      <w:r>
+        <w:rPr>
+          <w:lang w:val="de-DE" w:eastAsia="en-AU"/>
+        </w:rPr>
+        <w:t>depth</w:t>
+      </w:r>
+      <w:proofErr w:type="spellEnd"/>
+      <w:r>
+        <w:rPr>
+          <w:lang w:val="de-DE" w:eastAsia="en-AU"/>
+        </w:rPr>
+        <w:t xml:space="preserve"> </w:t>
+      </w:r>
+      <w:proofErr w:type="spellStart"/>
+      <w:r>
+        <w:rPr>
+          <w:lang w:val="de-DE" w:eastAsia="en-AU"/>
+        </w:rPr>
+        <w:t>section</w:t>
+      </w:r>
+      <w:proofErr w:type="spellEnd"/>
+      <w:r>
+        <w:rPr>
+          <w:lang w:val="de-DE" w:eastAsia="en-AU"/>
+        </w:rPr>
+        <w:t xml:space="preserve"> / </w:t>
+      </w:r>
+      <w:proofErr w:type="spellStart"/>
+      <w:r>
+        <w:rPr>
+          <w:lang w:val="de-DE" w:eastAsia="en-AU"/>
+        </w:rPr>
+        <w:t>advanced</w:t>
+      </w:r>
+      <w:proofErr w:type="spellEnd"/>
+      <w:r>
+        <w:rPr>
+          <w:lang w:val="de-DE" w:eastAsia="en-AU"/>
+        </w:rPr>
+        <w:t xml:space="preserve"> </w:t>
+      </w:r>
+      <w:proofErr w:type="spellStart"/>
+      <w:r>
+        <w:rPr>
+          <w:lang w:val="de-DE" w:eastAsia="en-AU"/>
+        </w:rPr>
+        <w:t>section</w:t>
+      </w:r>
+      <w:proofErr w:type="spellEnd"/>
+      <w:r>
+        <w:rPr>
+          <w:lang w:val="de-DE" w:eastAsia="en-AU"/>
+        </w:rPr>
+        <w:t>.</w:t>
       </w:r>
       <w:r>
         <w:rPr>
@@ -125,7 +259,35 @@
         <w:rPr>
           <w:lang w:val="de-DE" w:eastAsia="en-AU"/>
         </w:rPr>
-        <w:t>der Anhang → appendix / attachment. Plural: die Anhänge</w:t>
+        <w:t>der Anhang → </w:t>
+      </w:r>
+      <w:proofErr w:type="spellStart"/>
+      <w:r>
+        <w:rPr>
+          <w:lang w:val="de-DE" w:eastAsia="en-AU"/>
+        </w:rPr>
+        <w:t>appendix</w:t>
+      </w:r>
+      <w:proofErr w:type="spellEnd"/>
+      <w:r>
+        <w:rPr>
+          <w:lang w:val="de-DE" w:eastAsia="en-AU"/>
+        </w:rPr>
+        <w:t xml:space="preserve"> / </w:t>
+      </w:r>
+      <w:proofErr w:type="spellStart"/>
+      <w:r>
+        <w:rPr>
+          <w:lang w:val="de-DE" w:eastAsia="en-AU"/>
+        </w:rPr>
+        <w:t>attachment</w:t>
+      </w:r>
+      <w:proofErr w:type="spellEnd"/>
+      <w:r>
+        <w:rPr>
+          <w:lang w:val="de-DE" w:eastAsia="en-AU"/>
+        </w:rPr>
+        <w:t>. Plural: die Anhänge</w:t>
       </w:r>
     </w:p>
     <w:p>
@@ -140,8 +302,21 @@
         </w:rPr>
       </w:pPr>
       <w:r>
-        <w:t>Ein Hotelzimmer buchen</w:t>
-      </w:r>
+        <w:t xml:space="preserve">Ein </w:t>
+      </w:r>
+      <w:proofErr w:type="spellStart"/>
+      <w:r>
+        <w:t>Hotelzimmer</w:t>
+      </w:r>
+      <w:proofErr w:type="spellEnd"/>
+      <w:r>
+        <w:t xml:space="preserve"> </w:t>
+      </w:r>
+      <w:proofErr w:type="spellStart"/>
+      <w:r>
+        <w:t>buchen</w:t>
+      </w:r>
+      <w:proofErr w:type="spellEnd"/>
     </w:p>
     <w:p>
       <w:pPr>
@@ -158,7 +333,49 @@
         <w:rPr>
           <w:lang w:val="de-DE" w:eastAsia="en-AU"/>
         </w:rPr>
-        <w:t>die Speise → dish / food / meal. Plural: die Speisen</w:t>
+        <w:t>die Speise → </w:t>
+      </w:r>
+      <w:proofErr w:type="spellStart"/>
+      <w:r>
+        <w:rPr>
+          <w:lang w:val="de-DE" w:eastAsia="en-AU"/>
+        </w:rPr>
+        <w:t>dish</w:t>
+      </w:r>
+      <w:proofErr w:type="spellEnd"/>
+      <w:r>
+        <w:rPr>
+          <w:lang w:val="de-DE" w:eastAsia="en-AU"/>
+        </w:rPr>
+        <w:t xml:space="preserve"> / </w:t>
+      </w:r>
+      <w:proofErr w:type="spellStart"/>
+      <w:r>
+        <w:rPr>
+          <w:lang w:val="de-DE" w:eastAsia="en-AU"/>
+        </w:rPr>
+        <w:t>food</w:t>
+      </w:r>
+      <w:proofErr w:type="spellEnd"/>
+      <w:r>
+        <w:rPr>
+          <w:lang w:val="de-DE" w:eastAsia="en-AU"/>
+        </w:rPr>
+        <w:t xml:space="preserve"> / </w:t>
+      </w:r>
+      <w:proofErr w:type="spellStart"/>
+      <w:r>
+        <w:rPr>
+          <w:lang w:val="de-DE" w:eastAsia="en-AU"/>
+        </w:rPr>
+        <w:t>meal</w:t>
+      </w:r>
+      <w:proofErr w:type="spellEnd"/>
+      <w:r>
+        <w:rPr>
+          <w:lang w:val="de-DE" w:eastAsia="en-AU"/>
+        </w:rPr>
+        <w:t>. Plural: die Speisen</w:t>
       </w:r>
     </w:p>
     <w:p>
@@ -173,7 +390,15 @@
         </w:rPr>
       </w:pPr>
       <w:r>
-        <w:t>der Tagesablauf = the daily routine </w:t>
+        <w:t xml:space="preserve">der </w:t>
+      </w:r>
+      <w:proofErr w:type="spellStart"/>
+      <w:r>
+        <w:t>Tagesablauf</w:t>
+      </w:r>
+      <w:proofErr w:type="spellEnd"/>
+      <w:r>
+        <w:t xml:space="preserve"> = the daily routine </w:t>
       </w:r>
     </w:p>
     <w:p>
@@ -202,6 +427,7 @@
           <w:numId w:val="1"/>
         </w:numPr>
       </w:pPr>
+      <w:proofErr w:type="spellStart"/>
       <w:r>
         <w:rPr>
           <w:b/>
@@ -209,6 +435,7 @@
         </w:rPr>
         <w:t>beliebte</w:t>
       </w:r>
+      <w:proofErr w:type="spellEnd"/>
       <w:r>
         <w:t xml:space="preserve"> = </w:t>
       </w:r>
@@ -233,8 +460,17 @@
           <w:b/>
           <w:bCs/>
         </w:rPr>
-        <w:t>die Vergangenheit</w:t>
-      </w:r>
+        <w:t xml:space="preserve">die </w:t>
+      </w:r>
+      <w:proofErr w:type="spellStart"/>
+      <w:r>
+        <w:rPr>
+          <w:b/>
+          <w:bCs/>
+        </w:rPr>
+        <w:t>Vergangenheit</w:t>
+      </w:r>
+      <w:proofErr w:type="spellEnd"/>
       <w:r>
         <w:rPr>
           <w:b/>
@@ -275,8 +511,58 @@
         <w:rPr>
           <w:lang w:val="de-DE" w:eastAsia="en-AU"/>
         </w:rPr>
-        <w:t>das Vorwort = the foreword / preface, das Vorwort → neuter noun</w:t>
-      </w:r>
+        <w:t xml:space="preserve">das Vorwort = the </w:t>
+      </w:r>
+      <w:proofErr w:type="spellStart"/>
+      <w:r>
+        <w:rPr>
+          <w:lang w:val="de-DE" w:eastAsia="en-AU"/>
+        </w:rPr>
+        <w:t>foreword</w:t>
+      </w:r>
+      <w:proofErr w:type="spellEnd"/>
+      <w:r>
+        <w:rPr>
+          <w:lang w:val="de-DE" w:eastAsia="en-AU"/>
+        </w:rPr>
+        <w:t xml:space="preserve"> / </w:t>
+      </w:r>
+      <w:proofErr w:type="spellStart"/>
+      <w:r>
+        <w:rPr>
+          <w:lang w:val="de-DE" w:eastAsia="en-AU"/>
+        </w:rPr>
+        <w:t>preface</w:t>
+      </w:r>
+      <w:proofErr w:type="spellEnd"/>
+      <w:r>
+        <w:rPr>
+          <w:lang w:val="de-DE" w:eastAsia="en-AU"/>
+        </w:rPr>
+        <w:t xml:space="preserve">, das Vorwort → </w:t>
+      </w:r>
+      <w:proofErr w:type="spellStart"/>
+      <w:r>
+        <w:rPr>
+          <w:lang w:val="de-DE" w:eastAsia="en-AU"/>
+        </w:rPr>
+        <w:t>neuter</w:t>
+      </w:r>
+      <w:proofErr w:type="spellEnd"/>
+      <w:r>
+        <w:rPr>
+          <w:lang w:val="de-DE" w:eastAsia="en-AU"/>
+        </w:rPr>
+        <w:t xml:space="preserve"> </w:t>
+      </w:r>
+      <w:proofErr w:type="spellStart"/>
+      <w:r>
+        <w:rPr>
+          <w:lang w:val="de-DE" w:eastAsia="en-AU"/>
+        </w:rPr>
+        <w:t>noun</w:t>
+      </w:r>
+      <w:proofErr w:type="spellEnd"/>
       <w:r>
         <w:rPr>
           <w:lang w:val="de-DE" w:eastAsia="en-AU"/>
@@ -305,7 +591,77 @@
         <w:rPr>
           <w:lang w:val="de-DE" w:eastAsia="en-AU"/>
         </w:rPr>
-        <w:t>der Anhang = the appendix / attachment / enclosure. der Anhang → masculine noun Plural: die Anhänge</w:t>
+        <w:t xml:space="preserve">der Anhang = the </w:t>
+      </w:r>
+      <w:proofErr w:type="spellStart"/>
+      <w:r>
+        <w:rPr>
+          <w:lang w:val="de-DE" w:eastAsia="en-AU"/>
+        </w:rPr>
+        <w:t>appendix</w:t>
+      </w:r>
+      <w:proofErr w:type="spellEnd"/>
+      <w:r>
+        <w:rPr>
+          <w:lang w:val="de-DE" w:eastAsia="en-AU"/>
+        </w:rPr>
+        <w:t xml:space="preserve"> / </w:t>
+      </w:r>
+      <w:proofErr w:type="spellStart"/>
+      <w:r>
+        <w:rPr>
+          <w:lang w:val="de-DE" w:eastAsia="en-AU"/>
+        </w:rPr>
+        <w:t>attachment</w:t>
+      </w:r>
+      <w:proofErr w:type="spellEnd"/>
+      <w:r>
+        <w:rPr>
+          <w:lang w:val="de-DE" w:eastAsia="en-AU"/>
+        </w:rPr>
+        <w:t xml:space="preserve"> / </w:t>
+      </w:r>
+      <w:proofErr w:type="spellStart"/>
+      <w:r>
+        <w:rPr>
+          <w:lang w:val="de-DE" w:eastAsia="en-AU"/>
+        </w:rPr>
+        <w:t>enclosure</w:t>
+      </w:r>
+      <w:proofErr w:type="spellEnd"/>
+      <w:r>
+        <w:rPr>
+          <w:lang w:val="de-DE" w:eastAsia="en-AU"/>
+        </w:rPr>
+        <w:t xml:space="preserve">. der Anhang → </w:t>
+      </w:r>
+      <w:proofErr w:type="spellStart"/>
+      <w:r>
+        <w:rPr>
+          <w:lang w:val="de-DE" w:eastAsia="en-AU"/>
+        </w:rPr>
+        <w:t>masculine</w:t>
+      </w:r>
+      <w:proofErr w:type="spellEnd"/>
+      <w:r>
+        <w:rPr>
+          <w:lang w:val="de-DE" w:eastAsia="en-AU"/>
+        </w:rPr>
+        <w:t xml:space="preserve"> </w:t>
+      </w:r>
+      <w:proofErr w:type="spellStart"/>
+      <w:r>
+        <w:rPr>
+          <w:lang w:val="de-DE" w:eastAsia="en-AU"/>
+        </w:rPr>
+        <w:t>noun</w:t>
+      </w:r>
+      <w:proofErr w:type="spellEnd"/>
+      <w:r>
+        <w:rPr>
+          <w:lang w:val="de-DE" w:eastAsia="en-AU"/>
+        </w:rPr>
+        <w:t xml:space="preserve"> Plural: die Anhänge</w:t>
       </w:r>
     </w:p>
     <w:p>
@@ -319,6 +675,7 @@
           <w:lang w:val="de-DE"/>
         </w:rPr>
       </w:pPr>
+      <w:proofErr w:type="spellStart"/>
       <w:r>
         <w:rPr>
           <w:b/>
@@ -326,6 +683,7 @@
         </w:rPr>
         <w:t>außerdem</w:t>
       </w:r>
+      <w:proofErr w:type="spellEnd"/>
       <w:r>
         <w:t xml:space="preserve"> = </w:t>
       </w:r>
@@ -356,8 +714,36 @@
           <w:bCs/>
           <w:lang w:val="de-DE"/>
         </w:rPr>
-        <w:t>die schweiz = Switzerland</w:t>
-      </w:r>
+        <w:t xml:space="preserve">die </w:t>
+      </w:r>
+      <w:proofErr w:type="spellStart"/>
+      <w:r>
+        <w:rPr>
+          <w:b/>
+          <w:bCs/>
+          <w:lang w:val="de-DE"/>
+        </w:rPr>
+        <w:t>schweiz</w:t>
+      </w:r>
+      <w:proofErr w:type="spellEnd"/>
+      <w:r>
+        <w:rPr>
+          <w:b/>
+          <w:bCs/>
+          <w:lang w:val="de-DE"/>
+        </w:rPr>
+        <w:t xml:space="preserve"> = </w:t>
+      </w:r>
+      <w:proofErr w:type="spellStart"/>
+      <w:r>
+        <w:rPr>
+          <w:b/>
+          <w:bCs/>
+          <w:lang w:val="de-DE"/>
+        </w:rPr>
+        <w:t>Switzerland</w:t>
+      </w:r>
+      <w:proofErr w:type="spellEnd"/>
       <w:r>
         <w:rPr>
           <w:b/>
@@ -372,8 +758,18 @@
           <w:bCs/>
           <w:lang w:val="de-DE"/>
         </w:rPr>
-        <w:t>er schweiz</w:t>
-      </w:r>
+        <w:t xml:space="preserve">er </w:t>
+      </w:r>
+      <w:proofErr w:type="spellStart"/>
+      <w:r>
+        <w:rPr>
+          <w:b/>
+          <w:bCs/>
+          <w:lang w:val="de-DE"/>
+        </w:rPr>
+        <w:t>schweiz</w:t>
+      </w:r>
+      <w:proofErr w:type="spellEnd"/>
     </w:p>
     <w:p>
       <w:pPr>
@@ -398,22 +794,44 @@
         <w:rPr>
           <w:lang w:val="de-DE" w:eastAsia="en-AU"/>
         </w:rPr>
-        <w:t xml:space="preserve"> = the letter.. </w:t>
-      </w:r>
-      <w:r>
-        <w:rPr>
-          <w:b/>
-          <w:bCs/>
+        <w:t xml:space="preserve"> = the </w:t>
+      </w:r>
+      <w:proofErr w:type="spellStart"/>
+      <w:r>
+        <w:rPr>
           <w:lang w:val="de-DE" w:eastAsia="en-AU"/>
         </w:rPr>
+        <w:t>letter</w:t>
+      </w:r>
+      <w:proofErr w:type="spellEnd"/>
+      <w:r>
+        <w:rPr>
+          <w:lang w:val="de-DE" w:eastAsia="en-AU"/>
+        </w:rPr>
+        <w:t xml:space="preserve">.. </w:t>
+      </w:r>
+      <w:r>
+        <w:rPr>
+          <w:b/>
+          <w:bCs/>
+          <w:lang w:val="de-DE" w:eastAsia="en-AU"/>
+        </w:rPr>
         <w:t>die Buchstaben</w:t>
       </w:r>
       <w:r>
         <w:rPr>
           <w:lang w:val="de-DE" w:eastAsia="en-AU"/>
         </w:rPr>
-        <w:t xml:space="preserve"> = the letters</w:t>
-      </w:r>
+        <w:t xml:space="preserve"> = the </w:t>
+      </w:r>
+      <w:proofErr w:type="spellStart"/>
+      <w:r>
+        <w:rPr>
+          <w:lang w:val="de-DE" w:eastAsia="en-AU"/>
+        </w:rPr>
+        <w:t>letters</w:t>
+      </w:r>
+      <w:proofErr w:type="spellEnd"/>
     </w:p>
     <w:p>
       <w:pPr>
@@ -433,8 +851,33 @@
           <w:b/>
           <w:bCs/>
         </w:rPr>
-        <w:t>die Türkei -Türkisch</w:t>
-      </w:r>
+        <w:t xml:space="preserve">die </w:t>
+      </w:r>
+      <w:proofErr w:type="spellStart"/>
+      <w:r>
+        <w:rPr>
+          <w:b/>
+          <w:bCs/>
+        </w:rPr>
+        <w:t>Türkei</w:t>
+      </w:r>
+      <w:proofErr w:type="spellEnd"/>
+      <w:r>
+        <w:rPr>
+          <w:b/>
+          <w:bCs/>
+        </w:rPr>
+        <w:t xml:space="preserve"> -</w:t>
+      </w:r>
+      <w:proofErr w:type="spellStart"/>
+      <w:r>
+        <w:rPr>
+          <w:b/>
+          <w:bCs/>
+        </w:rPr>
+        <w:t>Türkisch</w:t>
+      </w:r>
+      <w:proofErr w:type="spellEnd"/>
     </w:p>
     <w:p>
       <w:pPr>
@@ -449,12 +892,21 @@
           <w:lang w:val="de-DE"/>
         </w:rPr>
       </w:pPr>
-      <w:r>
-        <w:rPr>
-          <w:b/>
-          <w:bCs/>
-        </w:rPr>
-        <w:t>interessant = interesting</w:t>
+      <w:proofErr w:type="spellStart"/>
+      <w:r>
+        <w:rPr>
+          <w:b/>
+          <w:bCs/>
+        </w:rPr>
+        <w:t>interessant</w:t>
+      </w:r>
+      <w:proofErr w:type="spellEnd"/>
+      <w:r>
+        <w:rPr>
+          <w:b/>
+          <w:bCs/>
+        </w:rPr>
+        <w:t xml:space="preserve"> = interesting</w:t>
       </w:r>
     </w:p>
     <w:p>
@@ -529,8 +981,17 @@
           <w:b/>
           <w:bCs/>
         </w:rPr>
-        <w:t>das Medikament</w:t>
-      </w:r>
+        <w:t xml:space="preserve">das </w:t>
+      </w:r>
+      <w:proofErr w:type="spellStart"/>
+      <w:r>
+        <w:rPr>
+          <w:b/>
+          <w:bCs/>
+        </w:rPr>
+        <w:t>Medikament</w:t>
+      </w:r>
+      <w:proofErr w:type="spellEnd"/>
     </w:p>
     <w:p>
       <w:pPr>
@@ -549,8 +1010,17 @@
           <w:b/>
           <w:bCs/>
         </w:rPr>
-        <w:t>die Zeitschrift</w:t>
-      </w:r>
+        <w:t xml:space="preserve">die </w:t>
+      </w:r>
+      <w:proofErr w:type="spellStart"/>
+      <w:r>
+        <w:rPr>
+          <w:b/>
+          <w:bCs/>
+        </w:rPr>
+        <w:t>Zeitschrift</w:t>
+      </w:r>
+      <w:proofErr w:type="spellEnd"/>
       <w:r>
         <w:rPr>
           <w:b/>
@@ -607,7 +1077,34 @@
           <w:bCs/>
           <w:lang w:val="de-DE"/>
         </w:rPr>
-        <w:t>the news p</w:t>
+        <w:t xml:space="preserve">the </w:t>
+      </w:r>
+      <w:proofErr w:type="spellStart"/>
+      <w:r>
+        <w:rPr>
+          <w:b/>
+          <w:bCs/>
+          <w:lang w:val="de-DE"/>
+        </w:rPr>
+        <w:t>news</w:t>
+      </w:r>
+      <w:proofErr w:type="spellEnd"/>
+      <w:r>
+        <w:rPr>
+          <w:b/>
+          <w:bCs/>
+          <w:lang w:val="de-DE"/>
+        </w:rPr>
+        <w:t xml:space="preserve"> </w:t>
+      </w:r>
+      <w:proofErr w:type="spellStart"/>
+      <w:r>
+        <w:rPr>
+          <w:b/>
+          <w:bCs/>
+          <w:lang w:val="de-DE"/>
+        </w:rPr>
+        <w:t>p</w:t>
       </w:r>
       <w:r>
         <w:rPr>
@@ -617,6 +1114,7 @@
         </w:rPr>
         <w:t>aper</w:t>
       </w:r>
+      <w:proofErr w:type="spellEnd"/>
     </w:p>
     <w:p>
       <w:pPr>
@@ -636,8 +1134,17 @@
           <w:b/>
           <w:bCs/>
         </w:rPr>
-        <w:t>der Regenschirm</w:t>
-      </w:r>
+        <w:t xml:space="preserve">der </w:t>
+      </w:r>
+      <w:proofErr w:type="spellStart"/>
+      <w:r>
+        <w:rPr>
+          <w:b/>
+          <w:bCs/>
+        </w:rPr>
+        <w:t>Regenschirm</w:t>
+      </w:r>
+      <w:proofErr w:type="spellEnd"/>
       <w:r>
         <w:rPr>
           <w:b/>
@@ -657,8 +1164,17 @@
           <w:b/>
           <w:bCs/>
         </w:rPr>
-        <w:t xml:space="preserve"> umberella</w:t>
-      </w:r>
+        <w:t xml:space="preserve"> </w:t>
+      </w:r>
+      <w:proofErr w:type="spellStart"/>
+      <w:r>
+        <w:rPr>
+          <w:b/>
+          <w:bCs/>
+        </w:rPr>
+        <w:t>umberella</w:t>
+      </w:r>
+      <w:proofErr w:type="spellEnd"/>
     </w:p>
     <w:p>
       <w:pPr>
@@ -699,8 +1215,17 @@
           <w:b/>
           <w:bCs/>
         </w:rPr>
-        <w:t>der kalendar</w:t>
-      </w:r>
+        <w:t xml:space="preserve">der </w:t>
+      </w:r>
+      <w:proofErr w:type="spellStart"/>
+      <w:r>
+        <w:rPr>
+          <w:b/>
+          <w:bCs/>
+        </w:rPr>
+        <w:t>kalendar</w:t>
+      </w:r>
+      <w:proofErr w:type="spellEnd"/>
     </w:p>
     <w:p>
       <w:pPr>
@@ -720,8 +1245,17 @@
           <w:b/>
           <w:bCs/>
         </w:rPr>
-        <w:t>der ausdrucker</w:t>
-      </w:r>
+        <w:t xml:space="preserve">der </w:t>
+      </w:r>
+      <w:proofErr w:type="spellStart"/>
+      <w:r>
+        <w:rPr>
+          <w:b/>
+          <w:bCs/>
+        </w:rPr>
+        <w:t>ausdrucker</w:t>
+      </w:r>
+      <w:proofErr w:type="spellEnd"/>
     </w:p>
     <w:p>
       <w:pPr>
@@ -741,8 +1275,17 @@
           <w:b/>
           <w:bCs/>
         </w:rPr>
-        <w:t>der Bildschirm</w:t>
-      </w:r>
+        <w:t xml:space="preserve">der </w:t>
+      </w:r>
+      <w:proofErr w:type="spellStart"/>
+      <w:r>
+        <w:rPr>
+          <w:b/>
+          <w:bCs/>
+        </w:rPr>
+        <w:t>Bildschirm</w:t>
+      </w:r>
+      <w:proofErr w:type="spellEnd"/>
     </w:p>
     <w:p>
       <w:pPr>
@@ -762,8 +1305,17 @@
           <w:b/>
           <w:bCs/>
         </w:rPr>
-        <w:t>der Lippenstift</w:t>
-      </w:r>
+        <w:t xml:space="preserve">der </w:t>
+      </w:r>
+      <w:proofErr w:type="spellStart"/>
+      <w:r>
+        <w:rPr>
+          <w:b/>
+          <w:bCs/>
+        </w:rPr>
+        <w:t>Lippenstift</w:t>
+      </w:r>
+      <w:proofErr w:type="spellEnd"/>
       <w:r>
         <w:rPr>
           <w:b/>
@@ -814,7 +1366,85 @@
           <w:lang w:val="de-DE" w:eastAsia="en-US"/>
           <w14:ligatures w14:val="standardContextual"/>
         </w:rPr>
-        <w:t xml:space="preserve">das Kennzeichen (the sign / the license plate) </w:t>
+        <w:t xml:space="preserve">das Kennzeichen (the </w:t>
+      </w:r>
+      <w:proofErr w:type="spellStart"/>
+      <w:r>
+        <w:rPr>
+          <w:rFonts w:asciiTheme="minorHAnsi" w:eastAsiaTheme="minorHAnsi" w:hAnsiTheme="minorHAnsi" w:cstheme="minorBidi"/>
+          <w:b/>
+          <w:bCs/>
+          <w:sz w:val="22"/>
+          <w:szCs w:val="22"/>
+          <w:lang w:val="de-DE" w:eastAsia="en-US"/>
+          <w14:ligatures w14:val="standardContextual"/>
+        </w:rPr>
+        <w:t>sign</w:t>
+      </w:r>
+      <w:proofErr w:type="spellEnd"/>
+      <w:r>
+        <w:rPr>
+          <w:rFonts w:asciiTheme="minorHAnsi" w:eastAsiaTheme="minorHAnsi" w:hAnsiTheme="minorHAnsi" w:cstheme="minorBidi"/>
+          <w:b/>
+          <w:bCs/>
+          <w:sz w:val="22"/>
+          <w:szCs w:val="22"/>
+          <w:lang w:val="de-DE" w:eastAsia="en-US"/>
+          <w14:ligatures w14:val="standardContextual"/>
+        </w:rPr>
+        <w:t xml:space="preserve"> / the </w:t>
+      </w:r>
+      <w:proofErr w:type="spellStart"/>
+      <w:r>
+        <w:rPr>
+          <w:rFonts w:asciiTheme="minorHAnsi" w:eastAsiaTheme="minorHAnsi" w:hAnsiTheme="minorHAnsi" w:cstheme="minorBidi"/>
+          <w:b/>
+          <w:bCs/>
+          <w:sz w:val="22"/>
+          <w:szCs w:val="22"/>
+          <w:lang w:val="de-DE" w:eastAsia="en-US"/>
+          <w14:ligatures w14:val="standardContextual"/>
+        </w:rPr>
+        <w:t>license</w:t>
+      </w:r>
+      <w:proofErr w:type="spellEnd"/>
+      <w:r>
+        <w:rPr>
+          <w:rFonts w:asciiTheme="minorHAnsi" w:eastAsiaTheme="minorHAnsi" w:hAnsiTheme="minorHAnsi" w:cstheme="minorBidi"/>
+          <w:b/>
+          <w:bCs/>
+          <w:sz w:val="22"/>
+          <w:szCs w:val="22"/>
+          <w:lang w:val="de-DE" w:eastAsia="en-US"/>
+          <w14:ligatures w14:val="standardContextual"/>
+        </w:rPr>
+        <w:t xml:space="preserve"> </w:t>
+      </w:r>
+      <w:proofErr w:type="spellStart"/>
+      <w:r>
+        <w:rPr>
+          <w:rFonts w:asciiTheme="minorHAnsi" w:eastAsiaTheme="minorHAnsi" w:hAnsiTheme="minorHAnsi" w:cstheme="minorBidi"/>
+          <w:b/>
+          <w:bCs/>
+          <w:sz w:val="22"/>
+          <w:szCs w:val="22"/>
+          <w:lang w:val="de-DE" w:eastAsia="en-US"/>
+          <w14:ligatures w14:val="standardContextual"/>
+        </w:rPr>
+        <w:t>plate</w:t>
+      </w:r>
+      <w:proofErr w:type="spellEnd"/>
+      <w:r>
+        <w:rPr>
+          <w:rFonts w:asciiTheme="minorHAnsi" w:eastAsiaTheme="minorHAnsi" w:hAnsiTheme="minorHAnsi" w:cstheme="minorBidi"/>
+          <w:b/>
+          <w:bCs/>
+          <w:sz w:val="22"/>
+          <w:szCs w:val="22"/>
+          <w:lang w:val="de-DE" w:eastAsia="en-US"/>
+          <w14:ligatures w14:val="standardContextual"/>
+        </w:rPr>
+        <w:t xml:space="preserve">) </w:t>
       </w:r>
       <w:r>
         <w:rPr>
@@ -858,7 +1488,43 @@
           <w:bCs/>
           <w:lang w:val="de-DE"/>
         </w:rPr>
-        <w:t xml:space="preserve">auf platz nummer liegt </w:t>
+        <w:t xml:space="preserve">auf </w:t>
+      </w:r>
+      <w:proofErr w:type="spellStart"/>
+      <w:r>
+        <w:rPr>
+          <w:b/>
+          <w:bCs/>
+          <w:lang w:val="de-DE"/>
+        </w:rPr>
+        <w:t>platz</w:t>
+      </w:r>
+      <w:proofErr w:type="spellEnd"/>
+      <w:r>
+        <w:rPr>
+          <w:b/>
+          <w:bCs/>
+          <w:lang w:val="de-DE"/>
+        </w:rPr>
+        <w:t xml:space="preserve"> </w:t>
+      </w:r>
+      <w:proofErr w:type="spellStart"/>
+      <w:r>
+        <w:rPr>
+          <w:b/>
+          <w:bCs/>
+          <w:lang w:val="de-DE"/>
+        </w:rPr>
+        <w:t>nummer</w:t>
+      </w:r>
+      <w:proofErr w:type="spellEnd"/>
+      <w:r>
+        <w:rPr>
+          <w:b/>
+          <w:bCs/>
+          <w:lang w:val="de-DE"/>
+        </w:rPr>
+        <w:t xml:space="preserve"> liegt </w:t>
       </w:r>
     </w:p>
     <w:p>
@@ -874,6 +1540,7 @@
           <w:lang w:val="de-DE"/>
         </w:rPr>
       </w:pPr>
+      <w:proofErr w:type="spellStart"/>
       <w:r>
         <w:rPr>
           <w:b/>
@@ -881,6 +1548,7 @@
         </w:rPr>
         <w:t>geschieden</w:t>
       </w:r>
+      <w:proofErr w:type="spellEnd"/>
       <w:r>
         <w:rPr>
           <w:b/>
@@ -922,7 +1590,25 @@
           <w:bCs/>
           <w:lang w:val="de-DE"/>
         </w:rPr>
-        <w:t>die Konferenz — the conference — Plural: die Konferenzen</w:t>
+        <w:t xml:space="preserve">die Konferenz — the </w:t>
+      </w:r>
+      <w:proofErr w:type="spellStart"/>
+      <w:r>
+        <w:rPr>
+          <w:b/>
+          <w:bCs/>
+          <w:lang w:val="de-DE"/>
+        </w:rPr>
+        <w:t>conference</w:t>
+      </w:r>
+      <w:proofErr w:type="spellEnd"/>
+      <w:r>
+        <w:rPr>
+          <w:b/>
+          <w:bCs/>
+          <w:lang w:val="de-DE"/>
+        </w:rPr>
+        <w:t xml:space="preserve"> — Plural: die Konferenzen</w:t>
       </w:r>
     </w:p>
     <w:p>
@@ -943,7 +1629,39 @@
           <w:b/>
           <w:bCs/>
         </w:rPr>
-        <w:t>Das macht zusammen 8,60 Euro.</w:t>
+        <w:t xml:space="preserve">Das </w:t>
+      </w:r>
+      <w:proofErr w:type="spellStart"/>
+      <w:r>
+        <w:rPr>
+          <w:b/>
+          <w:bCs/>
+        </w:rPr>
+        <w:t>macht</w:t>
+      </w:r>
+      <w:proofErr w:type="spellEnd"/>
+      <w:r>
+        <w:rPr>
+          <w:b/>
+          <w:bCs/>
+        </w:rPr>
+        <w:t xml:space="preserve"> </w:t>
+      </w:r>
+      <w:proofErr w:type="spellStart"/>
+      <w:r>
+        <w:rPr>
+          <w:b/>
+          <w:bCs/>
+        </w:rPr>
+        <w:t>zusammen</w:t>
+      </w:r>
+      <w:proofErr w:type="spellEnd"/>
+      <w:r>
+        <w:rPr>
+          <w:b/>
+          <w:bCs/>
+        </w:rPr>
+        <w:t xml:space="preserve"> 8,60 Euro.</w:t>
       </w:r>
     </w:p>
     <w:p>
@@ -963,8 +1681,49 @@
           <w:b/>
           <w:bCs/>
         </w:rPr>
-        <w:t>die Touristeninformation — the tourist information (center) — Plural: die Touristeninformationen</w:t>
-      </w:r>
+        <w:t xml:space="preserve">die </w:t>
+      </w:r>
+      <w:proofErr w:type="spellStart"/>
+      <w:r>
+        <w:rPr>
+          <w:b/>
+          <w:bCs/>
+        </w:rPr>
+        <w:t>Touristeninformation</w:t>
+      </w:r>
+      <w:proofErr w:type="spellEnd"/>
+      <w:r>
+        <w:rPr>
+          <w:b/>
+          <w:bCs/>
+        </w:rPr>
+        <w:t xml:space="preserve"> — the tourist information (</w:t>
+      </w:r>
+      <w:proofErr w:type="spellStart"/>
+      <w:r>
+        <w:rPr>
+          <w:b/>
+          <w:bCs/>
+        </w:rPr>
+        <w:t>center</w:t>
+      </w:r>
+      <w:proofErr w:type="spellEnd"/>
+      <w:r>
+        <w:rPr>
+          <w:b/>
+          <w:bCs/>
+        </w:rPr>
+        <w:t xml:space="preserve">) — Plural: die </w:t>
+      </w:r>
+      <w:proofErr w:type="spellStart"/>
+      <w:r>
+        <w:rPr>
+          <w:b/>
+          <w:bCs/>
+        </w:rPr>
+        <w:t>Touristeninformationen</w:t>
+      </w:r>
+      <w:proofErr w:type="spellEnd"/>
     </w:p>
     <w:p>
       <w:pPr>
@@ -985,7 +1744,43 @@
           <w:bCs/>
           <w:lang w:val="de-DE"/>
         </w:rPr>
-        <w:t>das Kunstmuseum — the art museum — Plural: die Kunstmuseen</w:t>
+        <w:t xml:space="preserve">das Kunstmuseum — the </w:t>
+      </w:r>
+      <w:proofErr w:type="spellStart"/>
+      <w:r>
+        <w:rPr>
+          <w:b/>
+          <w:bCs/>
+          <w:lang w:val="de-DE"/>
+        </w:rPr>
+        <w:t>art</w:t>
+      </w:r>
+      <w:proofErr w:type="spellEnd"/>
+      <w:r>
+        <w:rPr>
+          <w:b/>
+          <w:bCs/>
+          <w:lang w:val="de-DE"/>
+        </w:rPr>
+        <w:t xml:space="preserve"> </w:t>
+      </w:r>
+      <w:proofErr w:type="spellStart"/>
+      <w:r>
+        <w:rPr>
+          <w:b/>
+          <w:bCs/>
+          <w:lang w:val="de-DE"/>
+        </w:rPr>
+        <w:t>museum</w:t>
+      </w:r>
+      <w:proofErr w:type="spellEnd"/>
+      <w:r>
+        <w:rPr>
+          <w:b/>
+          <w:bCs/>
+          <w:lang w:val="de-DE"/>
+        </w:rPr>
+        <w:t xml:space="preserve"> — Plural: die Kunstmuseen</w:t>
       </w:r>
     </w:p>
     <w:p>
@@ -1006,8 +1801,33 @@
           <w:b/>
           <w:bCs/>
         </w:rPr>
-        <w:t>das Einzelzimmer — the single room (a hotel room for one person) — Plural: die Einzelzimmer</w:t>
-      </w:r>
+        <w:t xml:space="preserve">das </w:t>
+      </w:r>
+      <w:proofErr w:type="spellStart"/>
+      <w:r>
+        <w:rPr>
+          <w:b/>
+          <w:bCs/>
+        </w:rPr>
+        <w:t>Einzelzimmer</w:t>
+      </w:r>
+      <w:proofErr w:type="spellEnd"/>
+      <w:r>
+        <w:rPr>
+          <w:b/>
+          <w:bCs/>
+        </w:rPr>
+        <w:t xml:space="preserve"> — the single room (a hotel room for one person) — Plural: die </w:t>
+      </w:r>
+      <w:proofErr w:type="spellStart"/>
+      <w:r>
+        <w:rPr>
+          <w:b/>
+          <w:bCs/>
+        </w:rPr>
+        <w:t>Einzelzimmer</w:t>
+      </w:r>
+      <w:proofErr w:type="spellEnd"/>
     </w:p>
     <w:p>
       <w:pPr>
@@ -1027,8 +1847,17 @@
           <w:b/>
           <w:bCs/>
         </w:rPr>
-        <w:t>die Angaben</w:t>
-      </w:r>
+        <w:t xml:space="preserve">die </w:t>
+      </w:r>
+      <w:proofErr w:type="spellStart"/>
+      <w:r>
+        <w:rPr>
+          <w:b/>
+          <w:bCs/>
+        </w:rPr>
+        <w:t>Angaben</w:t>
+      </w:r>
+      <w:proofErr w:type="spellEnd"/>
       <w:r>
         <w:rPr>
           <w:b/>
@@ -1041,7 +1870,23 @@
           <w:b/>
           <w:bCs/>
         </w:rPr>
-        <w:t xml:space="preserve"> / details / data — Plural noun (singular: die Angabe, but it is most commonly used in the plural).</w:t>
+        <w:t xml:space="preserve"> / details / data — Plural noun (singular: die </w:t>
+      </w:r>
+      <w:proofErr w:type="spellStart"/>
+      <w:r>
+        <w:rPr>
+          <w:b/>
+          <w:bCs/>
+        </w:rPr>
+        <w:t>Angabe</w:t>
+      </w:r>
+      <w:proofErr w:type="spellEnd"/>
+      <w:r>
+        <w:rPr>
+          <w:b/>
+          <w:bCs/>
+        </w:rPr>
+        <w:t>, but it is most commonly used in the plural).</w:t>
       </w:r>
     </w:p>
     <w:p>
@@ -1064,7 +1909,44 @@
           <w:bCs/>
           <w:lang w:val="de-DE"/>
         </w:rPr>
-        <w:t>die Staatsangehörigkeit — the nationality / citizenship — Plural: die Staatsangehörigkeiten</w:t>
+        <w:lastRenderedPageBreak/>
+        <w:t xml:space="preserve">die Staatsangehörigkeit — the </w:t>
+      </w:r>
+      <w:proofErr w:type="spellStart"/>
+      <w:r>
+        <w:rPr>
+          <w:b/>
+          <w:bCs/>
+          <w:lang w:val="de-DE"/>
+        </w:rPr>
+        <w:t>nationality</w:t>
+      </w:r>
+      <w:proofErr w:type="spellEnd"/>
+      <w:r>
+        <w:rPr>
+          <w:b/>
+          <w:bCs/>
+          <w:lang w:val="de-DE"/>
+        </w:rPr>
+        <w:t xml:space="preserve"> / </w:t>
+      </w:r>
+      <w:proofErr w:type="spellStart"/>
+      <w:r>
+        <w:rPr>
+          <w:b/>
+          <w:bCs/>
+          <w:lang w:val="de-DE"/>
+        </w:rPr>
+        <w:t>citizenship</w:t>
+      </w:r>
+      <w:proofErr w:type="spellEnd"/>
+      <w:r>
+        <w:rPr>
+          <w:b/>
+          <w:bCs/>
+          <w:lang w:val="de-DE"/>
+        </w:rPr>
+        <w:t xml:space="preserve"> — Plural: die Staatsangehörigkeiten</w:t>
       </w:r>
     </w:p>
     <w:p>
@@ -1080,12 +1962,21 @@
           <w:lang w:val="de-DE"/>
         </w:rPr>
       </w:pPr>
-      <w:r>
-        <w:rPr>
-          <w:b/>
-          <w:bCs/>
-        </w:rPr>
-        <w:t>danach — after that / afterwards</w:t>
+      <w:proofErr w:type="spellStart"/>
+      <w:r>
+        <w:rPr>
+          <w:b/>
+          <w:bCs/>
+        </w:rPr>
+        <w:t>danach</w:t>
+      </w:r>
+      <w:proofErr w:type="spellEnd"/>
+      <w:r>
+        <w:rPr>
+          <w:b/>
+          <w:bCs/>
+        </w:rPr>
+        <w:t xml:space="preserve"> — after that / afterwards</w:t>
       </w:r>
     </w:p>
     <w:p>
@@ -1108,7 +1999,25 @@
           <w:bCs/>
           <w:lang w:val="de-DE"/>
         </w:rPr>
-        <w:t>die Besonderheit — the special feature— Plural: die Besonderheiten</w:t>
+        <w:t xml:space="preserve">die Besonderheit — the </w:t>
+      </w:r>
+      <w:proofErr w:type="spellStart"/>
+      <w:r>
+        <w:rPr>
+          <w:b/>
+          <w:bCs/>
+          <w:lang w:val="de-DE"/>
+        </w:rPr>
+        <w:t>special</w:t>
+      </w:r>
+      <w:proofErr w:type="spellEnd"/>
+      <w:r>
+        <w:rPr>
+          <w:b/>
+          <w:bCs/>
+          <w:lang w:val="de-DE"/>
+        </w:rPr>
+        <w:t xml:space="preserve"> feature— Plural: die Besonderheiten</w:t>
       </w:r>
     </w:p>
     <w:p>
@@ -1128,8 +2037,33 @@
           <w:b/>
           <w:bCs/>
         </w:rPr>
-        <w:t>der Unterricht — the class / the lesson / the instruction — Plural: die Unterrichte</w:t>
-      </w:r>
+        <w:t xml:space="preserve">der </w:t>
+      </w:r>
+      <w:proofErr w:type="spellStart"/>
+      <w:r>
+        <w:rPr>
+          <w:b/>
+          <w:bCs/>
+        </w:rPr>
+        <w:t>Unterricht</w:t>
+      </w:r>
+      <w:proofErr w:type="spellEnd"/>
+      <w:r>
+        <w:rPr>
+          <w:b/>
+          <w:bCs/>
+        </w:rPr>
+        <w:t xml:space="preserve"> — the class / the lesson / the instruction — Plural: die </w:t>
+      </w:r>
+      <w:proofErr w:type="spellStart"/>
+      <w:r>
+        <w:rPr>
+          <w:b/>
+          <w:bCs/>
+        </w:rPr>
+        <w:t>Unterrichte</w:t>
+      </w:r>
+      <w:proofErr w:type="spellEnd"/>
     </w:p>
     <w:p>
       <w:pPr>
@@ -1150,8 +2084,43 @@
           <w:bCs/>
           <w:lang w:val="de-DE"/>
         </w:rPr>
-        <w:lastRenderedPageBreak/>
-        <w:t>die Zeitdauer — the duration / period of time— Plural: die Zeitdauern</w:t>
+        <w:t xml:space="preserve">die Zeitdauer — the </w:t>
+      </w:r>
+      <w:proofErr w:type="spellStart"/>
+      <w:r>
+        <w:rPr>
+          <w:b/>
+          <w:bCs/>
+          <w:lang w:val="de-DE"/>
+        </w:rPr>
+        <w:t>duration</w:t>
+      </w:r>
+      <w:proofErr w:type="spellEnd"/>
+      <w:r>
+        <w:rPr>
+          <w:b/>
+          <w:bCs/>
+          <w:lang w:val="de-DE"/>
+        </w:rPr>
+        <w:t xml:space="preserve"> / </w:t>
+      </w:r>
+      <w:proofErr w:type="spellStart"/>
+      <w:r>
+        <w:rPr>
+          <w:b/>
+          <w:bCs/>
+          <w:lang w:val="de-DE"/>
+        </w:rPr>
+        <w:t>period</w:t>
+      </w:r>
+      <w:proofErr w:type="spellEnd"/>
+      <w:r>
+        <w:rPr>
+          <w:b/>
+          <w:bCs/>
+          <w:lang w:val="de-DE"/>
+        </w:rPr>
+        <w:t xml:space="preserve"> of time— Plural: die Zeitdauern</w:t>
       </w:r>
     </w:p>
     <w:p>
@@ -1188,12 +2157,37 @@
           <w:lang w:val="de-DE"/>
         </w:rPr>
       </w:pPr>
-      <w:r>
-        <w:rPr>
-          <w:b/>
-          <w:bCs/>
-        </w:rPr>
-        <w:t>berichten über — to report on</w:t>
+      <w:proofErr w:type="spellStart"/>
+      <w:r>
+        <w:rPr>
+          <w:b/>
+          <w:bCs/>
+        </w:rPr>
+        <w:t>berichten</w:t>
+      </w:r>
+      <w:proofErr w:type="spellEnd"/>
+      <w:r>
+        <w:rPr>
+          <w:b/>
+          <w:bCs/>
+        </w:rPr>
+        <w:t xml:space="preserve"> </w:t>
+      </w:r>
+      <w:proofErr w:type="spellStart"/>
+      <w:r>
+        <w:rPr>
+          <w:b/>
+          <w:bCs/>
+        </w:rPr>
+        <w:t>über</w:t>
+      </w:r>
+      <w:proofErr w:type="spellEnd"/>
+      <w:r>
+        <w:rPr>
+          <w:b/>
+          <w:bCs/>
+        </w:rPr>
+        <w:t xml:space="preserve"> — to report on</w:t>
       </w:r>
     </w:p>
     <w:p>
@@ -1214,7 +2208,39 @@
           <w:b/>
           <w:bCs/>
         </w:rPr>
-        <w:t>der Tagesablauf (singular) —die Tagesabläufe (plural) — the daily routine</w:t>
+        <w:t xml:space="preserve">der </w:t>
+      </w:r>
+      <w:proofErr w:type="spellStart"/>
+      <w:r>
+        <w:rPr>
+          <w:b/>
+          <w:bCs/>
+        </w:rPr>
+        <w:t>Tagesablauf</w:t>
+      </w:r>
+      <w:proofErr w:type="spellEnd"/>
+      <w:r>
+        <w:rPr>
+          <w:b/>
+          <w:bCs/>
+        </w:rPr>
+        <w:t xml:space="preserve"> (singular) —die </w:t>
+      </w:r>
+      <w:proofErr w:type="spellStart"/>
+      <w:r>
+        <w:rPr>
+          <w:b/>
+          <w:bCs/>
+        </w:rPr>
+        <w:t>Tagesabläufe</w:t>
+      </w:r>
+      <w:proofErr w:type="spellEnd"/>
+      <w:r>
+        <w:rPr>
+          <w:b/>
+          <w:bCs/>
+        </w:rPr>
+        <w:t xml:space="preserve"> (plural) — the daily routine</w:t>
       </w:r>
       <w:r>
         <w:rPr>
@@ -1285,8 +2311,17 @@
           <w:b/>
           <w:bCs/>
         </w:rPr>
-        <w:t>1/2 ~anderthalb Stunden</w:t>
-      </w:r>
+        <w:t>1/2 ~</w:t>
+      </w:r>
+      <w:proofErr w:type="spellStart"/>
+      <w:r>
+        <w:rPr>
+          <w:b/>
+          <w:bCs/>
+        </w:rPr>
+        <w:t>anderthalb</w:t>
+      </w:r>
+      <w:proofErr w:type="spellEnd"/>
       <w:r>
         <w:rPr>
           <w:b/>
@@ -1294,6 +2329,22 @@
         </w:rPr>
         <w:t xml:space="preserve"> </w:t>
       </w:r>
+      <w:proofErr w:type="spellStart"/>
+      <w:r>
+        <w:rPr>
+          <w:b/>
+          <w:bCs/>
+        </w:rPr>
+        <w:t>Stunden</w:t>
+      </w:r>
+      <w:proofErr w:type="spellEnd"/>
+      <w:r>
+        <w:rPr>
+          <w:b/>
+          <w:bCs/>
+        </w:rPr>
+        <w:t xml:space="preserve"> </w:t>
+      </w:r>
       <w:r>
         <w:rPr>
           <w:b/>
@@ -1313,8 +2364,33 @@
           <w:b/>
           <w:bCs/>
         </w:rPr>
-        <w:t>21/2 ~zweieinhalb Stunden</w:t>
-      </w:r>
+        <w:t>21/2 ~</w:t>
+      </w:r>
+      <w:proofErr w:type="spellStart"/>
+      <w:r>
+        <w:rPr>
+          <w:b/>
+          <w:bCs/>
+        </w:rPr>
+        <w:t>zweieinhalb</w:t>
+      </w:r>
+      <w:proofErr w:type="spellEnd"/>
+      <w:r>
+        <w:rPr>
+          <w:b/>
+          <w:bCs/>
+        </w:rPr>
+        <w:t xml:space="preserve"> </w:t>
+      </w:r>
+      <w:proofErr w:type="spellStart"/>
+      <w:r>
+        <w:rPr>
+          <w:b/>
+          <w:bCs/>
+        </w:rPr>
+        <w:t>Stunden</w:t>
+      </w:r>
+      <w:proofErr w:type="spellEnd"/>
     </w:p>
     <w:p>
       <w:pPr>
@@ -1351,20 +2427,15 @@
           <w:lang w:val="de-DE"/>
         </w:rPr>
       </w:pPr>
-      <w:r>
-        <w:rPr>
-          <w:b/>
-          <w:bCs/>
-        </w:rPr>
-        <w:t>M</w:t>
-      </w:r>
-      <w:r>
-        <w:rPr>
-          <w:b/>
-          <w:bCs/>
-        </w:rPr>
-        <w:t>eistens</w:t>
-      </w:r>
+      <w:proofErr w:type="spellStart"/>
+      <w:r>
+        <w:rPr>
+          <w:b/>
+          <w:bCs/>
+        </w:rPr>
+        <w:t>Meistens</w:t>
+      </w:r>
+      <w:proofErr w:type="spellEnd"/>
       <w:r>
         <w:rPr>
           <w:b/>
@@ -1398,17 +2469,40 @@
         <w:rPr>
           <w:b/>
           <w:bCs/>
-          <w:lang w:val="de-DE"/>
-        </w:rPr>
-      </w:pPr>
-      <w:r>
-        <w:rPr>
-          <w:b/>
-          <w:bCs/>
-          <w:lang w:val="de-DE"/>
-        </w:rPr>
-        <w:t>die Anzeige — the advertisement / the announcement / the police report — Plural: die Anzeigen</w:t>
-      </w:r>
+        </w:rPr>
+      </w:pPr>
+      <w:r>
+        <w:rPr>
+          <w:b/>
+          <w:bCs/>
+        </w:rPr>
+        <w:t xml:space="preserve">die </w:t>
+      </w:r>
+      <w:proofErr w:type="spellStart"/>
+      <w:r>
+        <w:rPr>
+          <w:b/>
+          <w:bCs/>
+        </w:rPr>
+        <w:t>Anzeige</w:t>
+      </w:r>
+      <w:proofErr w:type="spellEnd"/>
+      <w:r>
+        <w:rPr>
+          <w:b/>
+          <w:bCs/>
+        </w:rPr>
+        <w:t xml:space="preserve"> — the advertisement / the announcement / the police report — Plural: die </w:t>
+      </w:r>
+      <w:proofErr w:type="spellStart"/>
+      <w:r>
+        <w:rPr>
+          <w:b/>
+          <w:bCs/>
+        </w:rPr>
+        <w:t>Anzeigen</w:t>
+      </w:r>
+      <w:proofErr w:type="spellEnd"/>
     </w:p>
     <w:p>
       <w:pPr>
@@ -1422,12 +2516,21 @@
           <w:bCs/>
         </w:rPr>
       </w:pPr>
-      <w:r>
-        <w:rPr>
-          <w:b/>
-          <w:bCs/>
-        </w:rPr>
-        <w:t>dringend — urgent</w:t>
+      <w:proofErr w:type="spellStart"/>
+      <w:r>
+        <w:rPr>
+          <w:b/>
+          <w:bCs/>
+        </w:rPr>
+        <w:t>dringend</w:t>
+      </w:r>
+      <w:proofErr w:type="spellEnd"/>
+      <w:r>
+        <w:rPr>
+          <w:b/>
+          <w:bCs/>
+        </w:rPr>
+        <w:t xml:space="preserve"> — urgent</w:t>
       </w:r>
     </w:p>
     <w:p>
@@ -1447,7 +2550,23 @@
           <w:b/>
           <w:bCs/>
         </w:rPr>
-        <w:t>am liebsten — most of all / preferably</w:t>
+        <w:t xml:space="preserve">am </w:t>
+      </w:r>
+      <w:proofErr w:type="spellStart"/>
+      <w:r>
+        <w:rPr>
+          <w:b/>
+          <w:bCs/>
+        </w:rPr>
+        <w:t>liebsten</w:t>
+      </w:r>
+      <w:proofErr w:type="spellEnd"/>
+      <w:r>
+        <w:rPr>
+          <w:b/>
+          <w:bCs/>
+        </w:rPr>
+        <w:t xml:space="preserve"> — most of all / preferably</w:t>
       </w:r>
     </w:p>
     <w:p>
@@ -1467,7 +2586,23 @@
           <w:b/>
           <w:bCs/>
         </w:rPr>
-        <w:t>die Vorspeise — the appetizer / starter (literally: "before-dish")</w:t>
+        <w:t xml:space="preserve">die </w:t>
+      </w:r>
+      <w:proofErr w:type="spellStart"/>
+      <w:r>
+        <w:rPr>
+          <w:b/>
+          <w:bCs/>
+        </w:rPr>
+        <w:t>Vorspeise</w:t>
+      </w:r>
+      <w:proofErr w:type="spellEnd"/>
+      <w:r>
+        <w:rPr>
+          <w:b/>
+          <w:bCs/>
+        </w:rPr>
+        <w:t xml:space="preserve"> — the appetizer / starter (literally: "before-dish")</w:t>
       </w:r>
     </w:p>
     <w:p>
@@ -1487,7 +2622,23 @@
           <w:b/>
           <w:bCs/>
         </w:rPr>
-        <w:t>die Hauptspeise — the main course (literally: "main-dish")</w:t>
+        <w:t xml:space="preserve">die </w:t>
+      </w:r>
+      <w:proofErr w:type="spellStart"/>
+      <w:r>
+        <w:rPr>
+          <w:b/>
+          <w:bCs/>
+        </w:rPr>
+        <w:t>Hauptspeise</w:t>
+      </w:r>
+      <w:proofErr w:type="spellEnd"/>
+      <w:r>
+        <w:rPr>
+          <w:b/>
+          <w:bCs/>
+        </w:rPr>
+        <w:t xml:space="preserve"> — the main course (literally: "main-dish")</w:t>
       </w:r>
     </w:p>
     <w:p>
@@ -1507,7 +2658,23 @@
           <w:b/>
           <w:bCs/>
         </w:rPr>
-        <w:t>die Nachspeise — the dessert (literally: "after-dish")</w:t>
+        <w:t xml:space="preserve">die </w:t>
+      </w:r>
+      <w:proofErr w:type="spellStart"/>
+      <w:r>
+        <w:rPr>
+          <w:b/>
+          <w:bCs/>
+        </w:rPr>
+        <w:t>Nachspeise</w:t>
+      </w:r>
+      <w:proofErr w:type="spellEnd"/>
+      <w:r>
+        <w:rPr>
+          <w:b/>
+          <w:bCs/>
+        </w:rPr>
+        <w:t xml:space="preserve"> — the dessert (literally: "after-dish")</w:t>
       </w:r>
     </w:p>
     <w:p>
@@ -1522,6 +2689,7 @@
           <w:bCs/>
         </w:rPr>
       </w:pPr>
+      <w:proofErr w:type="spellStart"/>
       <w:r>
         <w:rPr>
           <w:b/>
@@ -1529,6 +2697,7 @@
         </w:rPr>
         <w:t>bekannt</w:t>
       </w:r>
+      <w:proofErr w:type="spellEnd"/>
       <w:r>
         <w:rPr>
           <w:b/>
@@ -1563,6 +2732,7 @@
           <w:bCs/>
         </w:rPr>
       </w:pPr>
+      <w:proofErr w:type="spellStart"/>
       <w:r>
         <w:rPr>
           <w:b/>
@@ -1570,6 +2740,7 @@
         </w:rPr>
         <w:t>berühmt</w:t>
       </w:r>
+      <w:proofErr w:type="spellEnd"/>
       <w:r>
         <w:rPr>
           <w:b/>
@@ -1860,8 +3031,17 @@
                 <w:b/>
                 <w:bCs/>
               </w:rPr>
-              <w:t>die Torten</w:t>
-            </w:r>
+              <w:t xml:space="preserve">die </w:t>
+            </w:r>
+            <w:proofErr w:type="spellStart"/>
+            <w:r>
+              <w:rPr>
+                <w:b/>
+                <w:bCs/>
+              </w:rPr>
+              <w:t>Torten</w:t>
+            </w:r>
+            <w:proofErr w:type="spellEnd"/>
           </w:p>
         </w:tc>
       </w:tr>
@@ -1976,8 +3156,17 @@
                 <w:b/>
                 <w:bCs/>
               </w:rPr>
-              <w:t>die Sahne</w:t>
-            </w:r>
+              <w:t xml:space="preserve">die </w:t>
+            </w:r>
+            <w:proofErr w:type="spellStart"/>
+            <w:r>
+              <w:rPr>
+                <w:b/>
+                <w:bCs/>
+              </w:rPr>
+              <w:t>Sahne</w:t>
+            </w:r>
+            <w:proofErr w:type="spellEnd"/>
           </w:p>
         </w:tc>
         <w:tc>
@@ -2146,8 +3335,17 @@
                 <w:b/>
                 <w:bCs/>
               </w:rPr>
-              <w:t>das Hühnerfleisch</w:t>
-            </w:r>
+              <w:t xml:space="preserve">das </w:t>
+            </w:r>
+            <w:proofErr w:type="spellStart"/>
+            <w:r>
+              <w:rPr>
+                <w:b/>
+                <w:bCs/>
+              </w:rPr>
+              <w:t>Hühnerfleisch</w:t>
+            </w:r>
+            <w:proofErr w:type="spellEnd"/>
           </w:p>
         </w:tc>
         <w:tc>
@@ -2283,8 +3481,17 @@
                 <w:b/>
                 <w:bCs/>
               </w:rPr>
-              <w:t>die Bratwürste</w:t>
-            </w:r>
+              <w:t xml:space="preserve">die </w:t>
+            </w:r>
+            <w:proofErr w:type="spellStart"/>
+            <w:r>
+              <w:rPr>
+                <w:b/>
+                <w:bCs/>
+              </w:rPr>
+              <w:t>Bratwürste</w:t>
+            </w:r>
+            <w:proofErr w:type="spellEnd"/>
           </w:p>
         </w:tc>
       </w:tr>
@@ -2399,8 +3606,17 @@
                 <w:b/>
                 <w:bCs/>
               </w:rPr>
-              <w:t>der Joghurt</w:t>
-            </w:r>
+              <w:t xml:space="preserve">der </w:t>
+            </w:r>
+            <w:proofErr w:type="spellStart"/>
+            <w:r>
+              <w:rPr>
+                <w:b/>
+                <w:bCs/>
+              </w:rPr>
+              <w:t>Joghurt</w:t>
+            </w:r>
+            <w:proofErr w:type="spellEnd"/>
           </w:p>
         </w:tc>
         <w:tc>
@@ -2453,7 +3669,43 @@
                 <w:bCs/>
                 <w:lang w:val="de-DE"/>
               </w:rPr>
-              <w:t>die Joghurts (or die Joghurte)</w:t>
+              <w:t>die Joghurts (</w:t>
+            </w:r>
+            <w:proofErr w:type="spellStart"/>
+            <w:r>
+              <w:rPr>
+                <w:b/>
+                <w:bCs/>
+                <w:lang w:val="de-DE"/>
+              </w:rPr>
+              <w:t>or</w:t>
+            </w:r>
+            <w:proofErr w:type="spellEnd"/>
+            <w:r>
+              <w:rPr>
+                <w:b/>
+                <w:bCs/>
+                <w:lang w:val="de-DE"/>
+              </w:rPr>
+              <w:t xml:space="preserve"> die </w:t>
+            </w:r>
+            <w:proofErr w:type="spellStart"/>
+            <w:r>
+              <w:rPr>
+                <w:b/>
+                <w:bCs/>
+                <w:lang w:val="de-DE"/>
+              </w:rPr>
+              <w:t>Joghurte</w:t>
+            </w:r>
+            <w:proofErr w:type="spellEnd"/>
+            <w:r>
+              <w:rPr>
+                <w:b/>
+                <w:bCs/>
+                <w:lang w:val="de-DE"/>
+              </w:rPr>
+              <w:t>)</w:t>
             </w:r>
           </w:p>
         </w:tc>
@@ -2484,8 +3736,17 @@
                 <w:b/>
                 <w:bCs/>
               </w:rPr>
-              <w:t>der Käse</w:t>
-            </w:r>
+              <w:t xml:space="preserve">der </w:t>
+            </w:r>
+            <w:proofErr w:type="spellStart"/>
+            <w:r>
+              <w:rPr>
+                <w:b/>
+                <w:bCs/>
+              </w:rPr>
+              <w:t>Käse</w:t>
+            </w:r>
+            <w:proofErr w:type="spellEnd"/>
           </w:p>
         </w:tc>
         <w:tc>
@@ -2536,8 +3797,17 @@
                 <w:b/>
                 <w:bCs/>
               </w:rPr>
-              <w:t>die Käse</w:t>
-            </w:r>
+              <w:t xml:space="preserve">die </w:t>
+            </w:r>
+            <w:proofErr w:type="spellStart"/>
+            <w:r>
+              <w:rPr>
+                <w:b/>
+                <w:bCs/>
+              </w:rPr>
+              <w:t>Käse</w:t>
+            </w:r>
+            <w:proofErr w:type="spellEnd"/>
           </w:p>
         </w:tc>
       </w:tr>
@@ -2652,7 +3922,24 @@
                 <w:b/>
                 <w:bCs/>
               </w:rPr>
-              <w:t>die Nudeln (Pl.)</w:t>
+              <w:lastRenderedPageBreak/>
+              <w:t xml:space="preserve">die </w:t>
+            </w:r>
+            <w:proofErr w:type="spellStart"/>
+            <w:r>
+              <w:rPr>
+                <w:b/>
+                <w:bCs/>
+              </w:rPr>
+              <w:t>Nudeln</w:t>
+            </w:r>
+            <w:proofErr w:type="spellEnd"/>
+            <w:r>
+              <w:rPr>
+                <w:b/>
+                <w:bCs/>
+              </w:rPr>
+              <w:t xml:space="preserve"> (Pl.)</w:t>
             </w:r>
           </w:p>
         </w:tc>
@@ -2704,7 +3991,23 @@
                 <w:b/>
                 <w:bCs/>
               </w:rPr>
-              <w:t xml:space="preserve">die Nudeln </w:t>
+              <w:t xml:space="preserve">die </w:t>
+            </w:r>
+            <w:proofErr w:type="spellStart"/>
+            <w:r>
+              <w:rPr>
+                <w:b/>
+                <w:bCs/>
+              </w:rPr>
+              <w:t>Nudeln</w:t>
+            </w:r>
+            <w:proofErr w:type="spellEnd"/>
+            <w:r>
+              <w:rPr>
+                <w:b/>
+                <w:bCs/>
+              </w:rPr>
+              <w:t xml:space="preserve"> </w:t>
             </w:r>
             <w:r>
               <w:rPr>
@@ -2796,8 +4099,17 @@
                 <w:b/>
                 <w:bCs/>
               </w:rPr>
-              <w:t>die Brote</w:t>
-            </w:r>
+              <w:t xml:space="preserve">die </w:t>
+            </w:r>
+            <w:proofErr w:type="spellStart"/>
+            <w:r>
+              <w:rPr>
+                <w:b/>
+                <w:bCs/>
+              </w:rPr>
+              <w:t>Brote</w:t>
+            </w:r>
+            <w:proofErr w:type="spellEnd"/>
           </w:p>
         </w:tc>
       </w:tr>
@@ -2827,8 +4139,17 @@
                 <w:b/>
                 <w:bCs/>
               </w:rPr>
-              <w:t>die Schokolade</w:t>
-            </w:r>
+              <w:t xml:space="preserve">die </w:t>
+            </w:r>
+            <w:proofErr w:type="spellStart"/>
+            <w:r>
+              <w:rPr>
+                <w:b/>
+                <w:bCs/>
+              </w:rPr>
+              <w:t>Schokolade</w:t>
+            </w:r>
+            <w:proofErr w:type="spellEnd"/>
           </w:p>
         </w:tc>
         <w:tc>
@@ -2879,8 +4200,17 @@
                 <w:b/>
                 <w:bCs/>
               </w:rPr>
-              <w:t>die Schokoladen</w:t>
-            </w:r>
+              <w:t xml:space="preserve">die </w:t>
+            </w:r>
+            <w:proofErr w:type="spellStart"/>
+            <w:r>
+              <w:rPr>
+                <w:b/>
+                <w:bCs/>
+              </w:rPr>
+              <w:t>Schokoladen</w:t>
+            </w:r>
+            <w:proofErr w:type="spellEnd"/>
           </w:p>
         </w:tc>
       </w:tr>
@@ -2910,9 +4240,17 @@
                 <w:b/>
                 <w:bCs/>
               </w:rPr>
-              <w:lastRenderedPageBreak/>
-              <w:t>das Öl</w:t>
-            </w:r>
+              <w:t xml:space="preserve">das </w:t>
+            </w:r>
+            <w:proofErr w:type="spellStart"/>
+            <w:r>
+              <w:rPr>
+                <w:b/>
+                <w:bCs/>
+              </w:rPr>
+              <w:t>Öl</w:t>
+            </w:r>
+            <w:proofErr w:type="spellEnd"/>
           </w:p>
         </w:tc>
         <w:tc>
@@ -2963,8 +4301,17 @@
                 <w:b/>
                 <w:bCs/>
               </w:rPr>
-              <w:t>die Öle</w:t>
-            </w:r>
+              <w:t xml:space="preserve">die </w:t>
+            </w:r>
+            <w:proofErr w:type="spellStart"/>
+            <w:r>
+              <w:rPr>
+                <w:b/>
+                <w:bCs/>
+              </w:rPr>
+              <w:t>Öle</w:t>
+            </w:r>
+            <w:proofErr w:type="spellEnd"/>
           </w:p>
         </w:tc>
       </w:tr>
@@ -2994,8 +4341,17 @@
                 <w:b/>
                 <w:bCs/>
               </w:rPr>
-              <w:t>die Leberwurst</w:t>
-            </w:r>
+              <w:t xml:space="preserve">die </w:t>
+            </w:r>
+            <w:proofErr w:type="spellStart"/>
+            <w:r>
+              <w:rPr>
+                <w:b/>
+                <w:bCs/>
+              </w:rPr>
+              <w:t>Leberwurst</w:t>
+            </w:r>
+            <w:proofErr w:type="spellEnd"/>
           </w:p>
         </w:tc>
         <w:tc>
@@ -3046,8 +4402,17 @@
                 <w:b/>
                 <w:bCs/>
               </w:rPr>
-              <w:t>die Leberwürste</w:t>
-            </w:r>
+              <w:t xml:space="preserve">die </w:t>
+            </w:r>
+            <w:proofErr w:type="spellStart"/>
+            <w:r>
+              <w:rPr>
+                <w:b/>
+                <w:bCs/>
+              </w:rPr>
+              <w:t>Leberwürste</w:t>
+            </w:r>
+            <w:proofErr w:type="spellEnd"/>
           </w:p>
         </w:tc>
       </w:tr>
@@ -3077,8 +4442,17 @@
                 <w:b/>
                 <w:bCs/>
               </w:rPr>
-              <w:t>der Schinken</w:t>
-            </w:r>
+              <w:t xml:space="preserve">der </w:t>
+            </w:r>
+            <w:proofErr w:type="spellStart"/>
+            <w:r>
+              <w:rPr>
+                <w:b/>
+                <w:bCs/>
+              </w:rPr>
+              <w:t>Schinken</w:t>
+            </w:r>
+            <w:proofErr w:type="spellEnd"/>
           </w:p>
         </w:tc>
         <w:tc>
@@ -3129,8 +4503,17 @@
                 <w:b/>
                 <w:bCs/>
               </w:rPr>
-              <w:t>die Schinken</w:t>
-            </w:r>
+              <w:t xml:space="preserve">die </w:t>
+            </w:r>
+            <w:proofErr w:type="spellStart"/>
+            <w:r>
+              <w:rPr>
+                <w:b/>
+                <w:bCs/>
+              </w:rPr>
+              <w:t>Schinken</w:t>
+            </w:r>
+            <w:proofErr w:type="spellEnd"/>
           </w:p>
         </w:tc>
       </w:tr>
@@ -3212,8 +4595,17 @@
                 <w:b/>
                 <w:bCs/>
               </w:rPr>
-              <w:t>die Lachse</w:t>
-            </w:r>
+              <w:t xml:space="preserve">die </w:t>
+            </w:r>
+            <w:proofErr w:type="spellStart"/>
+            <w:r>
+              <w:rPr>
+                <w:b/>
+                <w:bCs/>
+              </w:rPr>
+              <w:t>Lachse</w:t>
+            </w:r>
+            <w:proofErr w:type="spellEnd"/>
           </w:p>
         </w:tc>
       </w:tr>
@@ -3295,8 +4687,17 @@
                 <w:b/>
                 <w:bCs/>
               </w:rPr>
-              <w:t>die Eier</w:t>
-            </w:r>
+              <w:t xml:space="preserve">die </w:t>
+            </w:r>
+            <w:proofErr w:type="spellStart"/>
+            <w:r>
+              <w:rPr>
+                <w:b/>
+                <w:bCs/>
+              </w:rPr>
+              <w:t>Eier</w:t>
+            </w:r>
+            <w:proofErr w:type="spellEnd"/>
           </w:p>
         </w:tc>
       </w:tr>
@@ -3326,8 +4727,17 @@
                 <w:b/>
                 <w:bCs/>
               </w:rPr>
-              <w:t>das Brötchen</w:t>
-            </w:r>
+              <w:t xml:space="preserve">das </w:t>
+            </w:r>
+            <w:proofErr w:type="spellStart"/>
+            <w:r>
+              <w:rPr>
+                <w:b/>
+                <w:bCs/>
+              </w:rPr>
+              <w:t>Brötchen</w:t>
+            </w:r>
+            <w:proofErr w:type="spellEnd"/>
           </w:p>
         </w:tc>
         <w:tc>
@@ -3378,8 +4788,17 @@
                 <w:b/>
                 <w:bCs/>
               </w:rPr>
-              <w:t>die Brötchen</w:t>
-            </w:r>
+              <w:t xml:space="preserve">die </w:t>
+            </w:r>
+            <w:proofErr w:type="spellStart"/>
+            <w:r>
+              <w:rPr>
+                <w:b/>
+                <w:bCs/>
+              </w:rPr>
+              <w:t>Brötchen</w:t>
+            </w:r>
+            <w:proofErr w:type="spellEnd"/>
           </w:p>
         </w:tc>
       </w:tr>
@@ -3409,8 +4828,17 @@
                 <w:b/>
                 <w:bCs/>
               </w:rPr>
-              <w:t>die Kartoffel</w:t>
-            </w:r>
+              <w:t xml:space="preserve">die </w:t>
+            </w:r>
+            <w:proofErr w:type="spellStart"/>
+            <w:r>
+              <w:rPr>
+                <w:b/>
+                <w:bCs/>
+              </w:rPr>
+              <w:t>Kartoffel</w:t>
+            </w:r>
+            <w:proofErr w:type="spellEnd"/>
           </w:p>
         </w:tc>
         <w:tc>
@@ -3461,8 +4889,17 @@
                 <w:b/>
                 <w:bCs/>
               </w:rPr>
-              <w:t>die Kartoffeln</w:t>
-            </w:r>
+              <w:t xml:space="preserve">die </w:t>
+            </w:r>
+            <w:proofErr w:type="spellStart"/>
+            <w:r>
+              <w:rPr>
+                <w:b/>
+                <w:bCs/>
+              </w:rPr>
+              <w:t>Kartoffeln</w:t>
+            </w:r>
+            <w:proofErr w:type="spellEnd"/>
           </w:p>
         </w:tc>
       </w:tr>
@@ -3544,8 +4981,17 @@
                 <w:b/>
                 <w:bCs/>
               </w:rPr>
-              <w:t>die Äpfel</w:t>
-            </w:r>
+              <w:t xml:space="preserve">die </w:t>
+            </w:r>
+            <w:proofErr w:type="spellStart"/>
+            <w:r>
+              <w:rPr>
+                <w:b/>
+                <w:bCs/>
+              </w:rPr>
+              <w:t>Äpfel</w:t>
+            </w:r>
+            <w:proofErr w:type="spellEnd"/>
           </w:p>
         </w:tc>
       </w:tr>
@@ -3627,8 +5073,17 @@
                 <w:b/>
                 <w:bCs/>
               </w:rPr>
-              <w:t>die Birnen</w:t>
-            </w:r>
+              <w:t xml:space="preserve">die </w:t>
+            </w:r>
+            <w:proofErr w:type="spellStart"/>
+            <w:r>
+              <w:rPr>
+                <w:b/>
+                <w:bCs/>
+              </w:rPr>
+              <w:t>Birnen</w:t>
+            </w:r>
+            <w:proofErr w:type="spellEnd"/>
           </w:p>
         </w:tc>
       </w:tr>
@@ -3658,8 +5113,17 @@
                 <w:b/>
                 <w:bCs/>
               </w:rPr>
-              <w:t>die Erdbeere</w:t>
-            </w:r>
+              <w:t xml:space="preserve">die </w:t>
+            </w:r>
+            <w:proofErr w:type="spellStart"/>
+            <w:r>
+              <w:rPr>
+                <w:b/>
+                <w:bCs/>
+              </w:rPr>
+              <w:t>Erdbeere</w:t>
+            </w:r>
+            <w:proofErr w:type="spellEnd"/>
           </w:p>
         </w:tc>
         <w:tc>
@@ -3710,8 +5174,17 @@
                 <w:b/>
                 <w:bCs/>
               </w:rPr>
-              <w:t>die Erdbeeren</w:t>
-            </w:r>
+              <w:t xml:space="preserve">die </w:t>
+            </w:r>
+            <w:proofErr w:type="spellStart"/>
+            <w:r>
+              <w:rPr>
+                <w:b/>
+                <w:bCs/>
+              </w:rPr>
+              <w:t>Erdbeeren</w:t>
+            </w:r>
+            <w:proofErr w:type="spellEnd"/>
           </w:p>
         </w:tc>
       </w:tr>
@@ -3741,8 +5214,17 @@
                 <w:b/>
                 <w:bCs/>
               </w:rPr>
-              <w:t>die Banane</w:t>
-            </w:r>
+              <w:t xml:space="preserve">die </w:t>
+            </w:r>
+            <w:proofErr w:type="spellStart"/>
+            <w:r>
+              <w:rPr>
+                <w:b/>
+                <w:bCs/>
+              </w:rPr>
+              <w:t>Banane</w:t>
+            </w:r>
+            <w:proofErr w:type="spellEnd"/>
           </w:p>
         </w:tc>
         <w:tc>
@@ -3793,8 +5275,17 @@
                 <w:b/>
                 <w:bCs/>
               </w:rPr>
-              <w:t>die Bananen</w:t>
-            </w:r>
+              <w:t xml:space="preserve">die </w:t>
+            </w:r>
+            <w:proofErr w:type="spellStart"/>
+            <w:r>
+              <w:rPr>
+                <w:b/>
+                <w:bCs/>
+              </w:rPr>
+              <w:t>Bananen</w:t>
+            </w:r>
+            <w:proofErr w:type="spellEnd"/>
           </w:p>
         </w:tc>
       </w:tr>
@@ -3878,7 +5369,25 @@
                 <w:bCs/>
                 <w:lang w:val="de-DE"/>
               </w:rPr>
-              <w:t>die Ananas (or die Ananasse)</w:t>
+              <w:t>die Ananas (</w:t>
+            </w:r>
+            <w:proofErr w:type="spellStart"/>
+            <w:r>
+              <w:rPr>
+                <w:b/>
+                <w:bCs/>
+                <w:lang w:val="de-DE"/>
+              </w:rPr>
+              <w:t>or</w:t>
+            </w:r>
+            <w:proofErr w:type="spellEnd"/>
+            <w:r>
+              <w:rPr>
+                <w:b/>
+                <w:bCs/>
+                <w:lang w:val="de-DE"/>
+              </w:rPr>
+              <w:t xml:space="preserve"> die Ananasse)</w:t>
             </w:r>
           </w:p>
         </w:tc>
@@ -3961,8 +5470,17 @@
                 <w:b/>
                 <w:bCs/>
               </w:rPr>
-              <w:t>die Tomaten</w:t>
-            </w:r>
+              <w:t xml:space="preserve">die </w:t>
+            </w:r>
+            <w:proofErr w:type="spellStart"/>
+            <w:r>
+              <w:rPr>
+                <w:b/>
+                <w:bCs/>
+              </w:rPr>
+              <w:t>Tomaten</w:t>
+            </w:r>
+            <w:proofErr w:type="spellEnd"/>
           </w:p>
         </w:tc>
       </w:tr>
@@ -4044,8 +5562,17 @@
                 <w:b/>
                 <w:bCs/>
               </w:rPr>
-              <w:t>die Gurken</w:t>
-            </w:r>
+              <w:t xml:space="preserve">die </w:t>
+            </w:r>
+            <w:proofErr w:type="spellStart"/>
+            <w:r>
+              <w:rPr>
+                <w:b/>
+                <w:bCs/>
+              </w:rPr>
+              <w:t>Gurken</w:t>
+            </w:r>
+            <w:proofErr w:type="spellEnd"/>
           </w:p>
         </w:tc>
       </w:tr>
@@ -4127,8 +5654,17 @@
                 <w:b/>
                 <w:bCs/>
               </w:rPr>
-              <w:t>die Zwiebeln</w:t>
-            </w:r>
+              <w:t xml:space="preserve">die </w:t>
+            </w:r>
+            <w:proofErr w:type="spellStart"/>
+            <w:r>
+              <w:rPr>
+                <w:b/>
+                <w:bCs/>
+              </w:rPr>
+              <w:t>Zwiebeln</w:t>
+            </w:r>
+            <w:proofErr w:type="spellEnd"/>
           </w:p>
         </w:tc>
       </w:tr>
@@ -4210,8 +5746,17 @@
                 <w:b/>
                 <w:bCs/>
               </w:rPr>
-              <w:t>die Salate</w:t>
-            </w:r>
+              <w:t xml:space="preserve">die </w:t>
+            </w:r>
+            <w:proofErr w:type="spellStart"/>
+            <w:r>
+              <w:rPr>
+                <w:b/>
+                <w:bCs/>
+              </w:rPr>
+              <w:t>Salate</w:t>
+            </w:r>
+            <w:proofErr w:type="spellEnd"/>
           </w:p>
         </w:tc>
       </w:tr>
@@ -4414,8 +5959,17 @@
           <w:b/>
           <w:bCs/>
         </w:rPr>
-        <w:t>das Lebensmittel</w:t>
-      </w:r>
+        <w:t xml:space="preserve">das </w:t>
+      </w:r>
+      <w:proofErr w:type="spellStart"/>
+      <w:r>
+        <w:rPr>
+          <w:b/>
+          <w:bCs/>
+        </w:rPr>
+        <w:t>Lebensmittel</w:t>
+      </w:r>
+      <w:proofErr w:type="spellEnd"/>
       <w:r>
         <w:t xml:space="preserve"> — the food / grocery / foodstuff — </w:t>
       </w:r>
@@ -4424,8 +5978,17 @@
           <w:b/>
           <w:bCs/>
         </w:rPr>
-        <w:t>Plural: die Lebensmittel</w:t>
-      </w:r>
+        <w:t xml:space="preserve">Plural: die </w:t>
+      </w:r>
+      <w:proofErr w:type="spellStart"/>
+      <w:r>
+        <w:rPr>
+          <w:b/>
+          <w:bCs/>
+        </w:rPr>
+        <w:t>Lebensmittel</w:t>
+      </w:r>
+      <w:proofErr w:type="spellEnd"/>
     </w:p>
     <w:p>
       <w:pPr>
@@ -4435,6 +5998,7 @@
           <w:numId w:val="1"/>
         </w:numPr>
       </w:pPr>
+      <w:proofErr w:type="spellStart"/>
       <w:r>
         <w:rPr>
           <w:b/>
@@ -4442,6 +6006,7 @@
         </w:rPr>
         <w:t>zäh</w:t>
       </w:r>
+      <w:proofErr w:type="spellEnd"/>
       <w:r>
         <w:t xml:space="preserve"> — tough / chewy (food)</w:t>
       </w:r>
@@ -4469,8 +6034,17 @@
           <w:b/>
           <w:bCs/>
         </w:rPr>
-        <w:t>Plural: die Töpfe</w:t>
-      </w:r>
+        <w:t xml:space="preserve">Plural: die </w:t>
+      </w:r>
+      <w:proofErr w:type="spellStart"/>
+      <w:r>
+        <w:rPr>
+          <w:b/>
+          <w:bCs/>
+        </w:rPr>
+        <w:t>Töpfe</w:t>
+      </w:r>
+      <w:proofErr w:type="spellEnd"/>
     </w:p>
     <w:p>
       <w:pPr>
@@ -4481,8 +6055,13 @@
         </w:numPr>
         <w:spacing w:after="0" w:line="240" w:lineRule="auto"/>
       </w:pPr>
-      <w:r>
-        <w:t>überhaupt — at all / generally / anyway</w:t>
+      <w:proofErr w:type="spellStart"/>
+      <w:r>
+        <w:t>überhaupt</w:t>
+      </w:r>
+      <w:proofErr w:type="spellEnd"/>
+      <w:r>
+        <w:t xml:space="preserve"> — at all / generally / anyway</w:t>
       </w:r>
       <w:r>
         <w:t xml:space="preserve"> </w:t>
@@ -4507,8 +6086,18 @@
           <w:b/>
           <w:bCs/>
         </w:rPr>
-        <w:t>die Abteilungen</w:t>
-      </w:r>
+        <w:lastRenderedPageBreak/>
+        <w:t xml:space="preserve">die </w:t>
+      </w:r>
+      <w:proofErr w:type="spellStart"/>
+      <w:r>
+        <w:rPr>
+          <w:b/>
+          <w:bCs/>
+        </w:rPr>
+        <w:t>Abteilungen</w:t>
+      </w:r>
+      <w:proofErr w:type="spellEnd"/>
       <w:r>
         <w:t xml:space="preserve"> — the departments</w:t>
       </w:r>
@@ -4529,19 +6118,21 @@
         <w:rPr>
           <w:lang w:val="de-DE"/>
         </w:rPr>
-        <w:t xml:space="preserve">die Verwaltung — the administration </w:t>
-      </w:r>
-      <w:r>
-        <w:rPr>
-          <w:lang w:val="de-DE"/>
-        </w:rPr>
-        <w:t>-</w:t>
-      </w:r>
-      <w:r>
-        <w:rPr>
-          <w:lang w:val="de-DE"/>
-        </w:rPr>
-        <w:t xml:space="preserve"> Plural: die Verwaltungen</w:t>
+        <w:t xml:space="preserve">die Verwaltung — the </w:t>
+      </w:r>
+      <w:proofErr w:type="spellStart"/>
+      <w:r>
+        <w:rPr>
+          <w:lang w:val="de-DE"/>
+        </w:rPr>
+        <w:t>administration</w:t>
+      </w:r>
+      <w:proofErr w:type="spellEnd"/>
+      <w:r>
+        <w:rPr>
+          <w:lang w:val="de-DE"/>
+        </w:rPr>
+        <w:t xml:space="preserve"> - Plural: die Verwaltungen</w:t>
       </w:r>
     </w:p>
     <w:p>
@@ -4555,6 +6146,7 @@
           <w:lang w:val="de-DE"/>
         </w:rPr>
       </w:pPr>
+      <w:proofErr w:type="spellStart"/>
       <w:r>
         <w:rPr>
           <w:b/>
@@ -4562,6 +6154,7 @@
         </w:rPr>
         <w:t>spannend</w:t>
       </w:r>
+      <w:proofErr w:type="spellEnd"/>
       <w:r>
         <w:t xml:space="preserve"> — exciting / thrilling / gripping / fascinating</w:t>
       </w:r>
@@ -4577,9 +6170,11 @@
           <w:lang w:val="de-DE"/>
         </w:rPr>
       </w:pPr>
+      <w:proofErr w:type="spellStart"/>
       <w:r>
         <w:t>Insgesamt</w:t>
       </w:r>
+      <w:proofErr w:type="spellEnd"/>
       <w:r>
         <w:t xml:space="preserve"> </w:t>
       </w:r>
@@ -4599,7 +6194,15 @@
         </w:numPr>
       </w:pPr>
       <w:r>
-        <w:t xml:space="preserve">Der lesesaal </w:t>
+        <w:t xml:space="preserve">Der </w:t>
+      </w:r>
+      <w:proofErr w:type="spellStart"/>
+      <w:r>
+        <w:t>lesesaal</w:t>
+      </w:r>
+      <w:proofErr w:type="spellEnd"/>
+      <w:r>
+        <w:t xml:space="preserve"> </w:t>
       </w:r>
       <w:r>
         <w:rPr>
@@ -4627,8 +6230,17 @@
           <w:b/>
           <w:bCs/>
         </w:rPr>
-        <w:t>der Hörsaal</w:t>
-      </w:r>
+        <w:t xml:space="preserve">der </w:t>
+      </w:r>
+      <w:proofErr w:type="spellStart"/>
+      <w:r>
+        <w:rPr>
+          <w:b/>
+          <w:bCs/>
+        </w:rPr>
+        <w:t>Hörsaal</w:t>
+      </w:r>
+      <w:proofErr w:type="spellEnd"/>
       <w:r>
         <w:t xml:space="preserve"> — the lecture hall</w:t>
       </w:r>
@@ -4659,9 +6271,22 @@
           <w:lang w:eastAsia="en-US"/>
           <w14:ligatures w14:val="standardContextual"/>
         </w:rPr>
-        <w:lastRenderedPageBreak/>
-        <w:t>der Dozent</w:t>
-      </w:r>
+        <w:t xml:space="preserve">der </w:t>
+      </w:r>
+      <w:proofErr w:type="spellStart"/>
+      <w:r>
+        <w:rPr>
+          <w:rFonts w:asciiTheme="minorHAnsi" w:eastAsiaTheme="minorHAnsi" w:hAnsiTheme="minorHAnsi" w:cstheme="minorBidi"/>
+          <w:b/>
+          <w:bCs/>
+          <w:sz w:val="22"/>
+          <w:szCs w:val="22"/>
+          <w:lang w:eastAsia="en-US"/>
+          <w14:ligatures w14:val="standardContextual"/>
+        </w:rPr>
+        <w:t>Dozent</w:t>
+      </w:r>
+      <w:proofErr w:type="spellEnd"/>
       <w:r>
         <w:rPr>
           <w:rFonts w:asciiTheme="minorHAnsi" w:eastAsiaTheme="minorHAnsi" w:hAnsiTheme="minorHAnsi" w:cstheme="minorBidi"/>
@@ -4699,8 +6324,22 @@
           <w:lang w:eastAsia="en-US"/>
           <w14:ligatures w14:val="standardContextual"/>
         </w:rPr>
-        <w:t>die Dozentin</w:t>
-      </w:r>
+        <w:t xml:space="preserve">die </w:t>
+      </w:r>
+      <w:proofErr w:type="spellStart"/>
+      <w:r>
+        <w:rPr>
+          <w:rFonts w:asciiTheme="minorHAnsi" w:eastAsiaTheme="minorHAnsi" w:hAnsiTheme="minorHAnsi" w:cstheme="minorBidi"/>
+          <w:b/>
+          <w:bCs/>
+          <w:sz w:val="22"/>
+          <w:szCs w:val="22"/>
+          <w:lang w:eastAsia="en-US"/>
+          <w14:ligatures w14:val="standardContextual"/>
+        </w:rPr>
+        <w:t>Dozentin</w:t>
+      </w:r>
+      <w:proofErr w:type="spellEnd"/>
       <w:r>
         <w:rPr>
           <w:rFonts w:asciiTheme="minorHAnsi" w:eastAsiaTheme="minorHAnsi" w:hAnsiTheme="minorHAnsi" w:cstheme="minorBidi"/>
@@ -4720,6 +6359,7 @@
           <w:numId w:val="1"/>
         </w:numPr>
       </w:pPr>
+      <w:proofErr w:type="spellStart"/>
       <w:r>
         <w:rPr>
           <w:b/>
@@ -4727,6 +6367,7 @@
         </w:rPr>
         <w:t>Wahnsinn</w:t>
       </w:r>
+      <w:proofErr w:type="spellEnd"/>
       <w:r>
         <w:t xml:space="preserve"> — madness / insanity / craziness</w:t>
       </w:r>
@@ -4739,9 +6380,11 @@
           <w:numId w:val="1"/>
         </w:numPr>
       </w:pPr>
+      <w:proofErr w:type="spellStart"/>
       <w:r>
         <w:t>abstrakt</w:t>
       </w:r>
+      <w:proofErr w:type="spellEnd"/>
       <w:r>
         <w:t xml:space="preserve">  </w:t>
       </w:r>
@@ -4765,8 +6408,17 @@
           <w:b/>
           <w:bCs/>
         </w:rPr>
-        <w:t>die Studiengebühren</w:t>
-      </w:r>
+        <w:t xml:space="preserve">die </w:t>
+      </w:r>
+      <w:proofErr w:type="spellStart"/>
+      <w:r>
+        <w:rPr>
+          <w:b/>
+          <w:bCs/>
+        </w:rPr>
+        <w:t>Studiengebühren</w:t>
+      </w:r>
+      <w:proofErr w:type="spellEnd"/>
       <w:r>
         <w:t xml:space="preserve"> — the tuition fees</w:t>
       </w:r>
@@ -4779,9 +6431,11 @@
           <w:numId w:val="1"/>
         </w:numPr>
       </w:pPr>
+      <w:proofErr w:type="spellStart"/>
       <w:r>
         <w:t>beliebteste</w:t>
       </w:r>
+      <w:proofErr w:type="spellEnd"/>
       <w:r>
         <w:t xml:space="preserve"> </w:t>
       </w:r>
@@ -4813,8 +6467,13 @@
         </w:numPr>
         <w:spacing w:after="0" w:line="240" w:lineRule="auto"/>
       </w:pPr>
-      <w:r>
-        <w:t>durchschnittlich — average / on average / mediocre</w:t>
+      <w:proofErr w:type="spellStart"/>
+      <w:r>
+        <w:t>durchschnittlich</w:t>
+      </w:r>
+      <w:proofErr w:type="spellEnd"/>
+      <w:r>
+        <w:t xml:space="preserve"> — average / on average / mediocre</w:t>
       </w:r>
     </w:p>
     <w:p>
@@ -4850,8 +6509,16 @@
         <w:rPr>
           <w:lang w:val="de-DE"/>
         </w:rPr>
-        <w:t xml:space="preserve"> a ship</w:t>
-      </w:r>
+        <w:t xml:space="preserve"> a </w:t>
+      </w:r>
+      <w:proofErr w:type="spellStart"/>
+      <w:r>
+        <w:rPr>
+          <w:lang w:val="de-DE"/>
+        </w:rPr>
+        <w:t>ship</w:t>
+      </w:r>
+      <w:proofErr w:type="spellEnd"/>
     </w:p>
     <w:p>
       <w:pPr>
@@ -4873,12 +6540,14 @@
       <w:r>
         <w:t xml:space="preserve"> </w:t>
       </w:r>
+      <w:proofErr w:type="spellStart"/>
       <w:r>
         <w:t>F</w:t>
       </w:r>
       <w:r>
         <w:t>ahrkartenautomaten</w:t>
       </w:r>
+      <w:proofErr w:type="spellEnd"/>
     </w:p>
     <w:p>
       <w:pPr>
@@ -4897,7 +6566,23 @@
           <w:b/>
           <w:bCs/>
         </w:rPr>
-        <w:t>Places &amp; Infrastructure (Orte &amp; Infrastruktur)</w:t>
+        <w:t xml:space="preserve">Places &amp; Infrastructure (Orte &amp; </w:t>
+      </w:r>
+      <w:proofErr w:type="spellStart"/>
+      <w:r>
+        <w:rPr>
+          <w:b/>
+          <w:bCs/>
+        </w:rPr>
+        <w:t>Infrastruktur</w:t>
+      </w:r>
+      <w:proofErr w:type="spellEnd"/>
+      <w:r>
+        <w:rPr>
+          <w:b/>
+          <w:bCs/>
+        </w:rPr>
+        <w:t>)</w:t>
       </w:r>
     </w:p>
     <w:p>
@@ -4913,8 +6598,17 @@
           <w:b/>
           <w:bCs/>
         </w:rPr>
-        <w:t>der Parkplatz</w:t>
-      </w:r>
+        <w:t xml:space="preserve">der </w:t>
+      </w:r>
+      <w:proofErr w:type="spellStart"/>
+      <w:r>
+        <w:rPr>
+          <w:b/>
+          <w:bCs/>
+        </w:rPr>
+        <w:t>Parkplatz</w:t>
+      </w:r>
+      <w:proofErr w:type="spellEnd"/>
       <w:r>
         <w:t xml:space="preserve"> — the parking space / parking lot — Plural: </w:t>
       </w:r>
@@ -4923,8 +6617,17 @@
           <w:b/>
           <w:bCs/>
         </w:rPr>
-        <w:t>die Parkplätze</w:t>
-      </w:r>
+        <w:t xml:space="preserve">die </w:t>
+      </w:r>
+      <w:proofErr w:type="spellStart"/>
+      <w:r>
+        <w:rPr>
+          <w:b/>
+          <w:bCs/>
+        </w:rPr>
+        <w:t>Parkplätze</w:t>
+      </w:r>
+      <w:proofErr w:type="spellEnd"/>
     </w:p>
     <w:p>
       <w:pPr>
@@ -4949,7 +6652,21 @@
         <w:rPr>
           <w:lang w:val="de-DE"/>
         </w:rPr>
-        <w:t xml:space="preserve"> — the airport — Plural: </w:t>
+        <w:t xml:space="preserve"> — the </w:t>
+      </w:r>
+      <w:proofErr w:type="spellStart"/>
+      <w:r>
+        <w:rPr>
+          <w:lang w:val="de-DE"/>
+        </w:rPr>
+        <w:t>airport</w:t>
+      </w:r>
+      <w:proofErr w:type="spellEnd"/>
+      <w:r>
+        <w:rPr>
+          <w:lang w:val="de-DE"/>
+        </w:rPr>
+        <w:t xml:space="preserve"> — Plural: </w:t>
       </w:r>
       <w:r>
         <w:rPr>
@@ -4973,8 +6690,17 @@
           <w:b/>
           <w:bCs/>
         </w:rPr>
-        <w:t>die Tankstelle</w:t>
-      </w:r>
+        <w:t xml:space="preserve">die </w:t>
+      </w:r>
+      <w:proofErr w:type="spellStart"/>
+      <w:r>
+        <w:rPr>
+          <w:b/>
+          <w:bCs/>
+        </w:rPr>
+        <w:t>Tankstelle</w:t>
+      </w:r>
+      <w:proofErr w:type="spellEnd"/>
       <w:r>
         <w:t xml:space="preserve"> — the gas station / petrol station — Plural: </w:t>
       </w:r>
@@ -4983,8 +6709,17 @@
           <w:b/>
           <w:bCs/>
         </w:rPr>
-        <w:t>die Tankstellen</w:t>
-      </w:r>
+        <w:t xml:space="preserve">die </w:t>
+      </w:r>
+      <w:proofErr w:type="spellStart"/>
+      <w:r>
+        <w:rPr>
+          <w:b/>
+          <w:bCs/>
+        </w:rPr>
+        <w:t>Tankstellen</w:t>
+      </w:r>
+      <w:proofErr w:type="spellEnd"/>
     </w:p>
     <w:p>
       <w:pPr>
@@ -5009,7 +6744,35 @@
         <w:rPr>
           <w:lang w:val="de-DE"/>
         </w:rPr>
-        <w:t xml:space="preserve"> — the street / road — Plural: </w:t>
+        <w:t xml:space="preserve"> — the </w:t>
+      </w:r>
+      <w:proofErr w:type="spellStart"/>
+      <w:r>
+        <w:rPr>
+          <w:lang w:val="de-DE"/>
+        </w:rPr>
+        <w:t>street</w:t>
+      </w:r>
+      <w:proofErr w:type="spellEnd"/>
+      <w:r>
+        <w:rPr>
+          <w:lang w:val="de-DE"/>
+        </w:rPr>
+        <w:t xml:space="preserve"> / </w:t>
+      </w:r>
+      <w:proofErr w:type="spellStart"/>
+      <w:r>
+        <w:rPr>
+          <w:lang w:val="de-DE"/>
+        </w:rPr>
+        <w:t>road</w:t>
+      </w:r>
+      <w:proofErr w:type="spellEnd"/>
+      <w:r>
+        <w:rPr>
+          <w:lang w:val="de-DE"/>
+        </w:rPr>
+        <w:t xml:space="preserve"> — Plural: </w:t>
       </w:r>
       <w:r>
         <w:rPr>
@@ -5043,8 +6806,17 @@
           <w:b/>
           <w:bCs/>
         </w:rPr>
-        <w:t>die Autobahnen</w:t>
-      </w:r>
+        <w:t xml:space="preserve">die </w:t>
+      </w:r>
+      <w:proofErr w:type="spellStart"/>
+      <w:r>
+        <w:rPr>
+          <w:b/>
+          <w:bCs/>
+        </w:rPr>
+        <w:t>Autobahnen</w:t>
+      </w:r>
+      <w:proofErr w:type="spellEnd"/>
     </w:p>
     <w:p>
       <w:pPr>
@@ -5089,7 +6861,35 @@
         <w:rPr>
           <w:lang w:val="de-DE"/>
         </w:rPr>
-        <w:t xml:space="preserve"> — the information desk — Plural: </w:t>
+        <w:t xml:space="preserve"> — the </w:t>
+      </w:r>
+      <w:proofErr w:type="spellStart"/>
+      <w:r>
+        <w:rPr>
+          <w:lang w:val="de-DE"/>
+        </w:rPr>
+        <w:t>information</w:t>
+      </w:r>
+      <w:proofErr w:type="spellEnd"/>
+      <w:r>
+        <w:rPr>
+          <w:lang w:val="de-DE"/>
+        </w:rPr>
+        <w:t xml:space="preserve"> </w:t>
+      </w:r>
+      <w:proofErr w:type="spellStart"/>
+      <w:r>
+        <w:rPr>
+          <w:lang w:val="de-DE"/>
+        </w:rPr>
+        <w:t>desk</w:t>
+      </w:r>
+      <w:proofErr w:type="spellEnd"/>
+      <w:r>
+        <w:rPr>
+          <w:lang w:val="de-DE"/>
+        </w:rPr>
+        <w:t xml:space="preserve"> — Plural: </w:t>
       </w:r>
       <w:r>
         <w:rPr>
@@ -5113,8 +6913,17 @@
           <w:b/>
           <w:bCs/>
         </w:rPr>
-        <w:t>der Check-in-Schalter</w:t>
-      </w:r>
+        <w:t>der Check-in-</w:t>
+      </w:r>
+      <w:proofErr w:type="spellStart"/>
+      <w:r>
+        <w:rPr>
+          <w:b/>
+          <w:bCs/>
+        </w:rPr>
+        <w:t>Schalter</w:t>
+      </w:r>
+      <w:proofErr w:type="spellEnd"/>
       <w:r>
         <w:t xml:space="preserve"> — the check-in desk — Plural: </w:t>
       </w:r>
@@ -5123,8 +6932,17 @@
           <w:b/>
           <w:bCs/>
         </w:rPr>
-        <w:t>die Check-in-Schalter</w:t>
-      </w:r>
+        <w:t>die Check-in-</w:t>
+      </w:r>
+      <w:proofErr w:type="spellStart"/>
+      <w:r>
+        <w:rPr>
+          <w:b/>
+          <w:bCs/>
+        </w:rPr>
+        <w:t>Schalter</w:t>
+      </w:r>
+      <w:proofErr w:type="spellEnd"/>
     </w:p>
     <w:p>
       <w:pPr>
@@ -5149,7 +6967,35 @@
         <w:rPr>
           <w:lang w:val="de-DE"/>
         </w:rPr>
-        <w:t xml:space="preserve"> — the boarding gate — Plural: </w:t>
+        <w:t xml:space="preserve"> — the </w:t>
+      </w:r>
+      <w:proofErr w:type="spellStart"/>
+      <w:r>
+        <w:rPr>
+          <w:lang w:val="de-DE"/>
+        </w:rPr>
+        <w:t>boarding</w:t>
+      </w:r>
+      <w:proofErr w:type="spellEnd"/>
+      <w:r>
+        <w:rPr>
+          <w:lang w:val="de-DE"/>
+        </w:rPr>
+        <w:t xml:space="preserve"> </w:t>
+      </w:r>
+      <w:proofErr w:type="spellStart"/>
+      <w:r>
+        <w:rPr>
+          <w:lang w:val="de-DE"/>
+        </w:rPr>
+        <w:t>gate</w:t>
+      </w:r>
+      <w:proofErr w:type="spellEnd"/>
+      <w:r>
+        <w:rPr>
+          <w:lang w:val="de-DE"/>
+        </w:rPr>
+        <w:t xml:space="preserve"> — Plural: </w:t>
       </w:r>
       <w:r>
         <w:rPr>
@@ -5183,7 +7029,21 @@
         <w:rPr>
           <w:lang w:val="de-DE"/>
         </w:rPr>
-        <w:t xml:space="preserve"> — the track / platform track — Plural: </w:t>
+        <w:t xml:space="preserve"> — the track / </w:t>
+      </w:r>
+      <w:proofErr w:type="spellStart"/>
+      <w:r>
+        <w:rPr>
+          <w:lang w:val="de-DE"/>
+        </w:rPr>
+        <w:t>platform</w:t>
+      </w:r>
+      <w:proofErr w:type="spellEnd"/>
+      <w:r>
+        <w:rPr>
+          <w:lang w:val="de-DE"/>
+        </w:rPr>
+        <w:t xml:space="preserve"> track — Plural: </w:t>
       </w:r>
       <w:r>
         <w:rPr>
@@ -5207,8 +7067,17 @@
           <w:b/>
           <w:bCs/>
         </w:rPr>
-        <w:t>der Großraumwagen</w:t>
-      </w:r>
+        <w:t xml:space="preserve">der </w:t>
+      </w:r>
+      <w:proofErr w:type="spellStart"/>
+      <w:r>
+        <w:rPr>
+          <w:b/>
+          <w:bCs/>
+        </w:rPr>
+        <w:t>Großraumwagen</w:t>
+      </w:r>
+      <w:proofErr w:type="spellEnd"/>
       <w:r>
         <w:t xml:space="preserve"> — the open-saloon car (a train car with an open aisle and no small compartments) — Plural: </w:t>
       </w:r>
@@ -5217,8 +7086,17 @@
           <w:b/>
           <w:bCs/>
         </w:rPr>
-        <w:t>die Großraumwagen</w:t>
-      </w:r>
+        <w:t xml:space="preserve">die </w:t>
+      </w:r>
+      <w:proofErr w:type="spellStart"/>
+      <w:r>
+        <w:rPr>
+          <w:b/>
+          <w:bCs/>
+        </w:rPr>
+        <w:t>Großraumwagen</w:t>
+      </w:r>
+      <w:proofErr w:type="spellEnd"/>
     </w:p>
     <w:p>
       <w:pPr>
@@ -5243,7 +7121,35 @@
         <w:rPr>
           <w:lang w:val="de-DE"/>
         </w:rPr>
-        <w:t xml:space="preserve"> — the arrivals hall — Plural: </w:t>
+        <w:t xml:space="preserve"> — the </w:t>
+      </w:r>
+      <w:proofErr w:type="spellStart"/>
+      <w:r>
+        <w:rPr>
+          <w:lang w:val="de-DE"/>
+        </w:rPr>
+        <w:t>arrivals</w:t>
+      </w:r>
+      <w:proofErr w:type="spellEnd"/>
+      <w:r>
+        <w:rPr>
+          <w:lang w:val="de-DE"/>
+        </w:rPr>
+        <w:t xml:space="preserve"> </w:t>
+      </w:r>
+      <w:proofErr w:type="spellStart"/>
+      <w:r>
+        <w:rPr>
+          <w:lang w:val="de-DE"/>
+        </w:rPr>
+        <w:t>hall</w:t>
+      </w:r>
+      <w:proofErr w:type="spellEnd"/>
+      <w:r>
+        <w:rPr>
+          <w:lang w:val="de-DE"/>
+        </w:rPr>
+        <w:t xml:space="preserve"> — Plural: </w:t>
       </w:r>
       <w:r>
         <w:rPr>
@@ -5271,7 +7177,39 @@
           <w:b/>
           <w:bCs/>
         </w:rPr>
-        <w:t>Tickets, Schedules &amp; Seats (Tickets, Pläne &amp; Plätze)</w:t>
+        <w:t xml:space="preserve">Tickets, Schedules &amp; Seats (Tickets, </w:t>
+      </w:r>
+      <w:proofErr w:type="spellStart"/>
+      <w:r>
+        <w:rPr>
+          <w:b/>
+          <w:bCs/>
+        </w:rPr>
+        <w:t>Pläne</w:t>
+      </w:r>
+      <w:proofErr w:type="spellEnd"/>
+      <w:r>
+        <w:rPr>
+          <w:b/>
+          <w:bCs/>
+        </w:rPr>
+        <w:t xml:space="preserve"> &amp; </w:t>
+      </w:r>
+      <w:proofErr w:type="spellStart"/>
+      <w:r>
+        <w:rPr>
+          <w:b/>
+          <w:bCs/>
+        </w:rPr>
+        <w:t>Plätze</w:t>
+      </w:r>
+      <w:proofErr w:type="spellEnd"/>
+      <w:r>
+        <w:rPr>
+          <w:b/>
+          <w:bCs/>
+        </w:rPr>
+        <w:t>)</w:t>
       </w:r>
     </w:p>
     <w:p>
@@ -5287,8 +7225,17 @@
           <w:b/>
           <w:bCs/>
         </w:rPr>
-        <w:t>das Bahnticket</w:t>
-      </w:r>
+        <w:t xml:space="preserve">das </w:t>
+      </w:r>
+      <w:proofErr w:type="spellStart"/>
+      <w:r>
+        <w:rPr>
+          <w:b/>
+          <w:bCs/>
+        </w:rPr>
+        <w:t>Bahnticket</w:t>
+      </w:r>
+      <w:proofErr w:type="spellEnd"/>
       <w:r>
         <w:t xml:space="preserve"> — the train ticket — Plural: </w:t>
       </w:r>
@@ -5297,8 +7244,17 @@
           <w:b/>
           <w:bCs/>
         </w:rPr>
-        <w:t>das Bahntickets</w:t>
-      </w:r>
+        <w:t xml:space="preserve">das </w:t>
+      </w:r>
+      <w:proofErr w:type="spellStart"/>
+      <w:r>
+        <w:rPr>
+          <w:b/>
+          <w:bCs/>
+        </w:rPr>
+        <w:t>Bahntickets</w:t>
+      </w:r>
+      <w:proofErr w:type="spellEnd"/>
     </w:p>
     <w:p>
       <w:pPr>
@@ -5313,8 +7269,17 @@
           <w:b/>
           <w:bCs/>
         </w:rPr>
-        <w:t>die Fahrkarte</w:t>
-      </w:r>
+        <w:t xml:space="preserve">die </w:t>
+      </w:r>
+      <w:proofErr w:type="spellStart"/>
+      <w:r>
+        <w:rPr>
+          <w:b/>
+          <w:bCs/>
+        </w:rPr>
+        <w:t>Fahrkarte</w:t>
+      </w:r>
+      <w:proofErr w:type="spellEnd"/>
       <w:r>
         <w:t xml:space="preserve"> — the transit ticket (train/bus/tram) — Plural: </w:t>
       </w:r>
@@ -5323,8 +7288,17 @@
           <w:b/>
           <w:bCs/>
         </w:rPr>
-        <w:t>die Fahrkarten</w:t>
-      </w:r>
+        <w:t xml:space="preserve">die </w:t>
+      </w:r>
+      <w:proofErr w:type="spellStart"/>
+      <w:r>
+        <w:rPr>
+          <w:b/>
+          <w:bCs/>
+        </w:rPr>
+        <w:t>Fahrkarten</w:t>
+      </w:r>
+      <w:proofErr w:type="spellEnd"/>
     </w:p>
     <w:p>
       <w:pPr>
@@ -5349,7 +7323,21 @@
         <w:rPr>
           <w:lang w:val="de-DE"/>
         </w:rPr>
-        <w:t xml:space="preserve"> — the ticket machine — Plural: </w:t>
+        <w:t xml:space="preserve"> — the ticket </w:t>
+      </w:r>
+      <w:proofErr w:type="spellStart"/>
+      <w:r>
+        <w:rPr>
+          <w:lang w:val="de-DE"/>
+        </w:rPr>
+        <w:t>machine</w:t>
+      </w:r>
+      <w:proofErr w:type="spellEnd"/>
+      <w:r>
+        <w:rPr>
+          <w:lang w:val="de-DE"/>
+        </w:rPr>
+        <w:t xml:space="preserve"> — Plural: </w:t>
       </w:r>
       <w:r>
         <w:rPr>
@@ -5373,8 +7361,17 @@
           <w:b/>
           <w:bCs/>
         </w:rPr>
-        <w:t>das Flugticket</w:t>
-      </w:r>
+        <w:t xml:space="preserve">das </w:t>
+      </w:r>
+      <w:proofErr w:type="spellStart"/>
+      <w:r>
+        <w:rPr>
+          <w:b/>
+          <w:bCs/>
+        </w:rPr>
+        <w:t>Flugticket</w:t>
+      </w:r>
+      <w:proofErr w:type="spellEnd"/>
       <w:r>
         <w:t xml:space="preserve"> — the plane ticket — Plural: </w:t>
       </w:r>
@@ -5383,8 +7380,17 @@
           <w:b/>
           <w:bCs/>
         </w:rPr>
-        <w:t>die Flugtickets</w:t>
-      </w:r>
+        <w:t xml:space="preserve">die </w:t>
+      </w:r>
+      <w:proofErr w:type="spellStart"/>
+      <w:r>
+        <w:rPr>
+          <w:b/>
+          <w:bCs/>
+        </w:rPr>
+        <w:t>Flugtickets</w:t>
+      </w:r>
+      <w:proofErr w:type="spellEnd"/>
     </w:p>
     <w:p>
       <w:pPr>
@@ -5399,8 +7405,17 @@
           <w:b/>
           <w:bCs/>
         </w:rPr>
-        <w:t>der Fahrplan</w:t>
-      </w:r>
+        <w:t xml:space="preserve">der </w:t>
+      </w:r>
+      <w:proofErr w:type="spellStart"/>
+      <w:r>
+        <w:rPr>
+          <w:b/>
+          <w:bCs/>
+        </w:rPr>
+        <w:t>Fahrplan</w:t>
+      </w:r>
+      <w:proofErr w:type="spellEnd"/>
       <w:r>
         <w:t xml:space="preserve"> — the train/bus schedule / timetable — Plural: </w:t>
       </w:r>
@@ -5409,8 +7424,17 @@
           <w:b/>
           <w:bCs/>
         </w:rPr>
-        <w:t>die Fahrpläne</w:t>
-      </w:r>
+        <w:t xml:space="preserve">die </w:t>
+      </w:r>
+      <w:proofErr w:type="spellStart"/>
+      <w:r>
+        <w:rPr>
+          <w:b/>
+          <w:bCs/>
+        </w:rPr>
+        <w:t>Fahrpläne</w:t>
+      </w:r>
+      <w:proofErr w:type="spellEnd"/>
     </w:p>
     <w:p>
       <w:pPr>
@@ -5425,8 +7449,17 @@
           <w:b/>
           <w:bCs/>
         </w:rPr>
-        <w:t>der Flugplan</w:t>
-      </w:r>
+        <w:t xml:space="preserve">der </w:t>
+      </w:r>
+      <w:proofErr w:type="spellStart"/>
+      <w:r>
+        <w:rPr>
+          <w:b/>
+          <w:bCs/>
+        </w:rPr>
+        <w:t>Flugplan</w:t>
+      </w:r>
+      <w:proofErr w:type="spellEnd"/>
       <w:r>
         <w:t xml:space="preserve"> — the flight schedule — Plural: </w:t>
       </w:r>
@@ -5435,8 +7468,17 @@
           <w:b/>
           <w:bCs/>
         </w:rPr>
-        <w:t>die Flugpläne</w:t>
-      </w:r>
+        <w:t xml:space="preserve">die </w:t>
+      </w:r>
+      <w:proofErr w:type="spellStart"/>
+      <w:r>
+        <w:rPr>
+          <w:b/>
+          <w:bCs/>
+        </w:rPr>
+        <w:t>Flugpläne</w:t>
+      </w:r>
+      <w:proofErr w:type="spellEnd"/>
     </w:p>
     <w:p>
       <w:pPr>
@@ -5451,8 +7493,17 @@
           <w:b/>
           <w:bCs/>
         </w:rPr>
-        <w:t>der Sitzplatz</w:t>
-      </w:r>
+        <w:t xml:space="preserve">der </w:t>
+      </w:r>
+      <w:proofErr w:type="spellStart"/>
+      <w:r>
+        <w:rPr>
+          <w:b/>
+          <w:bCs/>
+        </w:rPr>
+        <w:t>Sitzplatz</w:t>
+      </w:r>
+      <w:proofErr w:type="spellEnd"/>
       <w:r>
         <w:t xml:space="preserve"> — the seat (reserved or allocated) — Plural: </w:t>
       </w:r>
@@ -5461,8 +7512,17 @@
           <w:b/>
           <w:bCs/>
         </w:rPr>
-        <w:t>die Sitzplätze</w:t>
-      </w:r>
+        <w:t xml:space="preserve">die </w:t>
+      </w:r>
+      <w:proofErr w:type="spellStart"/>
+      <w:r>
+        <w:rPr>
+          <w:b/>
+          <w:bCs/>
+        </w:rPr>
+        <w:t>Sitzplätze</w:t>
+      </w:r>
+      <w:proofErr w:type="spellEnd"/>
     </w:p>
     <w:p>
       <w:pPr>
@@ -5481,7 +7541,23 @@
           <w:b/>
           <w:bCs/>
         </w:rPr>
-        <w:t>Traffic &amp; Control (Verkehr &amp; Kontrolle)</w:t>
+        <w:t xml:space="preserve">Traffic &amp; Control (Verkehr &amp; </w:t>
+      </w:r>
+      <w:proofErr w:type="spellStart"/>
+      <w:r>
+        <w:rPr>
+          <w:b/>
+          <w:bCs/>
+        </w:rPr>
+        <w:t>Kontrolle</w:t>
+      </w:r>
+      <w:proofErr w:type="spellEnd"/>
+      <w:r>
+        <w:rPr>
+          <w:b/>
+          <w:bCs/>
+        </w:rPr>
+        <w:t>)</w:t>
       </w:r>
     </w:p>
     <w:p>
@@ -5507,8 +7583,17 @@
           <w:b/>
           <w:bCs/>
         </w:rPr>
-        <w:t>die Ampeln</w:t>
-      </w:r>
+        <w:t xml:space="preserve">die </w:t>
+      </w:r>
+      <w:proofErr w:type="spellStart"/>
+      <w:r>
+        <w:rPr>
+          <w:b/>
+          <w:bCs/>
+        </w:rPr>
+        <w:t>Ampeln</w:t>
+      </w:r>
+      <w:proofErr w:type="spellEnd"/>
     </w:p>
     <w:p>
       <w:pPr>
@@ -5523,8 +7608,17 @@
           <w:b/>
           <w:bCs/>
         </w:rPr>
-        <w:t>das Haltesignal</w:t>
-      </w:r>
+        <w:t xml:space="preserve">das </w:t>
+      </w:r>
+      <w:proofErr w:type="spellStart"/>
+      <w:r>
+        <w:rPr>
+          <w:b/>
+          <w:bCs/>
+        </w:rPr>
+        <w:t>Haltesignal</w:t>
+      </w:r>
+      <w:proofErr w:type="spellEnd"/>
       <w:r>
         <w:t xml:space="preserve"> — the stop signal — Plural: </w:t>
       </w:r>
@@ -5533,8 +7627,17 @@
           <w:b/>
           <w:bCs/>
         </w:rPr>
-        <w:t>die Haltesignale</w:t>
-      </w:r>
+        <w:t xml:space="preserve">die </w:t>
+      </w:r>
+      <w:proofErr w:type="spellStart"/>
+      <w:r>
+        <w:rPr>
+          <w:b/>
+          <w:bCs/>
+        </w:rPr>
+        <w:t>Haltesignale</w:t>
+      </w:r>
+      <w:proofErr w:type="spellEnd"/>
     </w:p>
     <w:p>
       <w:pPr>
@@ -5559,7 +7662,35 @@
         <w:rPr>
           <w:lang w:val="de-DE"/>
         </w:rPr>
-        <w:t xml:space="preserve"> — the traffic sign — Plural: </w:t>
+        <w:t xml:space="preserve"> — the </w:t>
+      </w:r>
+      <w:proofErr w:type="spellStart"/>
+      <w:r>
+        <w:rPr>
+          <w:lang w:val="de-DE"/>
+        </w:rPr>
+        <w:t>traffic</w:t>
+      </w:r>
+      <w:proofErr w:type="spellEnd"/>
+      <w:r>
+        <w:rPr>
+          <w:lang w:val="de-DE"/>
+        </w:rPr>
+        <w:t xml:space="preserve"> </w:t>
+      </w:r>
+      <w:proofErr w:type="spellStart"/>
+      <w:r>
+        <w:rPr>
+          <w:lang w:val="de-DE"/>
+        </w:rPr>
+        <w:t>sign</w:t>
+      </w:r>
+      <w:proofErr w:type="spellEnd"/>
+      <w:r>
+        <w:rPr>
+          <w:lang w:val="de-DE"/>
+        </w:rPr>
+        <w:t xml:space="preserve"> — Plural: </w:t>
       </w:r>
       <w:r>
         <w:rPr>
@@ -5583,8 +7714,18 @@
           <w:b/>
           <w:bCs/>
         </w:rPr>
-        <w:t>die Passkontrolle</w:t>
-      </w:r>
+        <w:lastRenderedPageBreak/>
+        <w:t xml:space="preserve">die </w:t>
+      </w:r>
+      <w:proofErr w:type="spellStart"/>
+      <w:r>
+        <w:rPr>
+          <w:b/>
+          <w:bCs/>
+        </w:rPr>
+        <w:t>Passkontrolle</w:t>
+      </w:r>
+      <w:proofErr w:type="spellEnd"/>
       <w:r>
         <w:t xml:space="preserve"> — the passport control — Plural: </w:t>
       </w:r>
@@ -5593,8 +7734,17 @@
           <w:b/>
           <w:bCs/>
         </w:rPr>
-        <w:t>die Passkontrollen</w:t>
-      </w:r>
+        <w:t xml:space="preserve">die </w:t>
+      </w:r>
+      <w:proofErr w:type="spellStart"/>
+      <w:r>
+        <w:rPr>
+          <w:b/>
+          <w:bCs/>
+        </w:rPr>
+        <w:t>Passkontrollen</w:t>
+      </w:r>
+      <w:proofErr w:type="spellEnd"/>
     </w:p>
     <w:p>
       <w:pPr>
@@ -5609,8 +7759,17 @@
           <w:b/>
           <w:bCs/>
         </w:rPr>
-        <w:t>das Sicherheitspersonal</w:t>
-      </w:r>
+        <w:t xml:space="preserve">das </w:t>
+      </w:r>
+      <w:proofErr w:type="spellStart"/>
+      <w:r>
+        <w:rPr>
+          <w:b/>
+          <w:bCs/>
+        </w:rPr>
+        <w:t>Sicherheitspersonal</w:t>
+      </w:r>
+      <w:proofErr w:type="spellEnd"/>
       <w:r>
         <w:t xml:space="preserve"> — the security personnel / staff — </w:t>
       </w:r>
@@ -5639,7 +7798,23 @@
           <w:b/>
           <w:bCs/>
         </w:rPr>
-        <w:t>People (Personen)</w:t>
+        <w:t>People (</w:t>
+      </w:r>
+      <w:proofErr w:type="spellStart"/>
+      <w:r>
+        <w:rPr>
+          <w:b/>
+          <w:bCs/>
+        </w:rPr>
+        <w:t>Personen</w:t>
+      </w:r>
+      <w:proofErr w:type="spellEnd"/>
+      <w:r>
+        <w:rPr>
+          <w:b/>
+          <w:bCs/>
+        </w:rPr>
+        <w:t>)</w:t>
       </w:r>
     </w:p>
     <w:p>
@@ -5655,8 +7830,17 @@
           <w:b/>
           <w:bCs/>
         </w:rPr>
-        <w:t>der Fahrgast</w:t>
-      </w:r>
+        <w:t xml:space="preserve">der </w:t>
+      </w:r>
+      <w:proofErr w:type="spellStart"/>
+      <w:r>
+        <w:rPr>
+          <w:b/>
+          <w:bCs/>
+        </w:rPr>
+        <w:t>Fahrgast</w:t>
+      </w:r>
+      <w:proofErr w:type="spellEnd"/>
       <w:r>
         <w:t xml:space="preserve"> — the passenger (usually train, bus, or tram) — Plural: </w:t>
       </w:r>
@@ -5665,8 +7849,17 @@
           <w:b/>
           <w:bCs/>
         </w:rPr>
-        <w:t>die Fahrgäste</w:t>
-      </w:r>
+        <w:t xml:space="preserve">die </w:t>
+      </w:r>
+      <w:proofErr w:type="spellStart"/>
+      <w:r>
+        <w:rPr>
+          <w:b/>
+          <w:bCs/>
+        </w:rPr>
+        <w:t>Fahrgäste</w:t>
+      </w:r>
+      <w:proofErr w:type="spellEnd"/>
     </w:p>
     <w:p>
       <w:pPr>
@@ -5681,8 +7874,17 @@
           <w:b/>
           <w:bCs/>
         </w:rPr>
-        <w:t>der Passagier</w:t>
-      </w:r>
+        <w:t xml:space="preserve">der </w:t>
+      </w:r>
+      <w:proofErr w:type="spellStart"/>
+      <w:r>
+        <w:rPr>
+          <w:b/>
+          <w:bCs/>
+        </w:rPr>
+        <w:t>Passagier</w:t>
+      </w:r>
+      <w:proofErr w:type="spellEnd"/>
       <w:r>
         <w:t xml:space="preserve"> — the passenger (usually plane or ship) — Plural: </w:t>
       </w:r>
@@ -5691,8 +7893,17 @@
           <w:b/>
           <w:bCs/>
         </w:rPr>
-        <w:t>die Passagiere</w:t>
-      </w:r>
+        <w:t xml:space="preserve">die </w:t>
+      </w:r>
+      <w:proofErr w:type="spellStart"/>
+      <w:r>
+        <w:rPr>
+          <w:b/>
+          <w:bCs/>
+        </w:rPr>
+        <w:t>Passagiere</w:t>
+      </w:r>
+      <w:proofErr w:type="spellEnd"/>
     </w:p>
     <w:p>
       <w:pPr>
@@ -5717,7 +7928,35 @@
         <w:rPr>
           <w:lang w:val="de-DE"/>
         </w:rPr>
-        <w:t xml:space="preserve"> — the car driver — Plural: </w:t>
+        <w:t xml:space="preserve"> — the </w:t>
+      </w:r>
+      <w:proofErr w:type="spellStart"/>
+      <w:r>
+        <w:rPr>
+          <w:lang w:val="de-DE"/>
+        </w:rPr>
+        <w:t>car</w:t>
+      </w:r>
+      <w:proofErr w:type="spellEnd"/>
+      <w:r>
+        <w:rPr>
+          <w:lang w:val="de-DE"/>
+        </w:rPr>
+        <w:t xml:space="preserve"> </w:t>
+      </w:r>
+      <w:proofErr w:type="spellStart"/>
+      <w:r>
+        <w:rPr>
+          <w:lang w:val="de-DE"/>
+        </w:rPr>
+        <w:t>driver</w:t>
+      </w:r>
+      <w:proofErr w:type="spellEnd"/>
+      <w:r>
+        <w:rPr>
+          <w:lang w:val="de-DE"/>
+        </w:rPr>
+        <w:t xml:space="preserve"> — Plural: </w:t>
       </w:r>
       <w:r>
         <w:rPr>
@@ -5745,7 +7984,23 @@
           <w:b/>
           <w:bCs/>
         </w:rPr>
-        <w:t>Departures &amp; Arrivals (Zeiten)</w:t>
+        <w:t>Departures &amp; Arrivals (</w:t>
+      </w:r>
+      <w:proofErr w:type="spellStart"/>
+      <w:r>
+        <w:rPr>
+          <w:b/>
+          <w:bCs/>
+        </w:rPr>
+        <w:t>Zeiten</w:t>
+      </w:r>
+      <w:proofErr w:type="spellEnd"/>
+      <w:r>
+        <w:rPr>
+          <w:b/>
+          <w:bCs/>
+        </w:rPr>
+        <w:t>)</w:t>
       </w:r>
     </w:p>
     <w:p>
@@ -5761,18 +8016,44 @@
           <w:b/>
           <w:bCs/>
         </w:rPr>
-        <w:t>der Abflug</w:t>
-      </w:r>
-      <w:r>
-        <w:t xml:space="preserve"> — the flight departure / takeoff — Plural: </w:t>
-      </w:r>
-      <w:r>
-        <w:rPr>
-          <w:b/>
-          <w:bCs/>
-        </w:rPr>
-        <w:t>die Abflüge</w:t>
-      </w:r>
+        <w:t xml:space="preserve">der </w:t>
+      </w:r>
+      <w:proofErr w:type="spellStart"/>
+      <w:r>
+        <w:rPr>
+          <w:b/>
+          <w:bCs/>
+        </w:rPr>
+        <w:t>Abflug</w:t>
+      </w:r>
+      <w:proofErr w:type="spellEnd"/>
+      <w:r>
+        <w:t xml:space="preserve"> — the flight departure / </w:t>
+      </w:r>
+      <w:proofErr w:type="spellStart"/>
+      <w:r>
+        <w:t>takeoff</w:t>
+      </w:r>
+      <w:proofErr w:type="spellEnd"/>
+      <w:r>
+        <w:t xml:space="preserve"> — Plural: </w:t>
+      </w:r>
+      <w:r>
+        <w:rPr>
+          <w:b/>
+          <w:bCs/>
+        </w:rPr>
+        <w:t xml:space="preserve">die </w:t>
+      </w:r>
+      <w:proofErr w:type="spellStart"/>
+      <w:r>
+        <w:rPr>
+          <w:b/>
+          <w:bCs/>
+        </w:rPr>
+        <w:t>Abflüge</w:t>
+      </w:r>
+      <w:proofErr w:type="spellEnd"/>
     </w:p>
     <w:p>
       <w:pPr>
@@ -5797,7 +8078,49 @@
         <w:rPr>
           <w:lang w:val="de-DE"/>
         </w:rPr>
-        <w:t xml:space="preserve"> — the train/bus departure — Plural: </w:t>
+        <w:t xml:space="preserve"> — the </w:t>
+      </w:r>
+      <w:proofErr w:type="spellStart"/>
+      <w:r>
+        <w:rPr>
+          <w:lang w:val="de-DE"/>
+        </w:rPr>
+        <w:t>train</w:t>
+      </w:r>
+      <w:proofErr w:type="spellEnd"/>
+      <w:r>
+        <w:rPr>
+          <w:lang w:val="de-DE"/>
+        </w:rPr>
+        <w:t>/</w:t>
+      </w:r>
+      <w:proofErr w:type="spellStart"/>
+      <w:r>
+        <w:rPr>
+          <w:lang w:val="de-DE"/>
+        </w:rPr>
+        <w:t>bus</w:t>
+      </w:r>
+      <w:proofErr w:type="spellEnd"/>
+      <w:r>
+        <w:rPr>
+          <w:lang w:val="de-DE"/>
+        </w:rPr>
+        <w:t xml:space="preserve"> </w:t>
+      </w:r>
+      <w:proofErr w:type="spellStart"/>
+      <w:r>
+        <w:rPr>
+          <w:lang w:val="de-DE"/>
+        </w:rPr>
+        <w:t>departure</w:t>
+      </w:r>
+      <w:proofErr w:type="spellEnd"/>
+      <w:r>
+        <w:rPr>
+          <w:lang w:val="de-DE"/>
+        </w:rPr>
+        <w:t xml:space="preserve"> — Plural: </w:t>
       </w:r>
       <w:r>
         <w:rPr>
@@ -5825,14 +8148,27 @@
           <w:bCs/>
           <w:lang w:val="de-DE"/>
         </w:rPr>
-        <w:lastRenderedPageBreak/>
         <w:t>die Ankunft</w:t>
       </w:r>
       <w:r>
         <w:rPr>
           <w:lang w:val="de-DE"/>
         </w:rPr>
-        <w:t xml:space="preserve"> — the arrival — Plural: </w:t>
+        <w:t xml:space="preserve"> — the </w:t>
+      </w:r>
+      <w:proofErr w:type="spellStart"/>
+      <w:r>
+        <w:rPr>
+          <w:lang w:val="de-DE"/>
+        </w:rPr>
+        <w:t>arrival</w:t>
+      </w:r>
+      <w:proofErr w:type="spellEnd"/>
+      <w:r>
+        <w:rPr>
+          <w:lang w:val="de-DE"/>
+        </w:rPr>
+        <w:t xml:space="preserve"> — Plural: </w:t>
       </w:r>
       <w:r>
         <w:rPr>
@@ -5859,8 +8195,17 @@
           <w:b/>
           <w:bCs/>
         </w:rPr>
-        <w:t>die Aussagen</w:t>
-      </w:r>
+        <w:t xml:space="preserve">die </w:t>
+      </w:r>
+      <w:proofErr w:type="spellStart"/>
+      <w:r>
+        <w:rPr>
+          <w:b/>
+          <w:bCs/>
+        </w:rPr>
+        <w:t>Aussagen</w:t>
+      </w:r>
+      <w:proofErr w:type="spellEnd"/>
       <w:r>
         <w:t xml:space="preserve"> — the statements </w:t>
       </w:r>
@@ -5876,12 +8221,19 @@
           <w:lang w:val="de-DE"/>
         </w:rPr>
       </w:pPr>
+      <w:proofErr w:type="spellStart"/>
       <w:r>
         <w:t>preiswert</w:t>
       </w:r>
-      <w:r>
-        <w:t xml:space="preserve"> x teuer</w:t>
-      </w:r>
+      <w:proofErr w:type="spellEnd"/>
+      <w:r>
+        <w:t xml:space="preserve"> x </w:t>
+      </w:r>
+      <w:proofErr w:type="spellStart"/>
+      <w:r>
+        <w:t>teuer</w:t>
+      </w:r>
+      <w:proofErr w:type="spellEnd"/>
     </w:p>
     <w:p>
       <w:pPr>
@@ -5893,7 +8245,15 @@
         <w:spacing w:after="0" w:line="240" w:lineRule="auto"/>
       </w:pPr>
       <w:r>
-        <w:t>die Durchsagen — the announcements (specifically over a loudspeaker or PA system) — Plural noun</w:t>
+        <w:t xml:space="preserve">die </w:t>
+      </w:r>
+      <w:proofErr w:type="spellStart"/>
+      <w:r>
+        <w:t>Durchsagen</w:t>
+      </w:r>
+      <w:proofErr w:type="spellEnd"/>
+      <w:r>
+        <w:t xml:space="preserve"> — the announcements (specifically over a loudspeaker or PA system) — Plural noun</w:t>
       </w:r>
     </w:p>
     <w:p>
@@ -5947,6 +8307,7 @@
           <w:lang w:val="de-DE"/>
         </w:rPr>
       </w:pPr>
+      <w:proofErr w:type="spellStart"/>
       <w:r>
         <w:rPr>
           <w:b/>
@@ -5954,9 +8315,11 @@
         </w:rPr>
         <w:t>neblig</w:t>
       </w:r>
+      <w:proofErr w:type="spellEnd"/>
       <w:r>
         <w:t xml:space="preserve"> (also spelled </w:t>
       </w:r>
+      <w:proofErr w:type="spellStart"/>
       <w:r>
         <w:rPr>
           <w:b/>
@@ -5964,17 +8327,1918 @@
         </w:rPr>
         <w:t>nebelig</w:t>
       </w:r>
+      <w:proofErr w:type="spellEnd"/>
       <w:r>
         <w:t>) — foggy / misty</w:t>
       </w:r>
     </w:p>
     <w:p>
       <w:pPr>
-        <w:rPr>
-          <w:lang w:val="de-DE"/>
-        </w:rPr>
-      </w:pPr>
+        <w:pStyle w:val="ListParagraph"/>
+        <w:numPr>
+          <w:ilvl w:val="0"/>
+          <w:numId w:val="1"/>
+        </w:numPr>
+        <w:rPr>
+          <w:lang w:val="de-DE"/>
+        </w:rPr>
+      </w:pPr>
+      <w:r>
+        <w:rPr>
+          <w:b/>
+          <w:bCs/>
+        </w:rPr>
+        <w:t>die Reise</w:t>
+      </w:r>
+      <w:r>
+        <w:t xml:space="preserve"> (the trip) / Plural: </w:t>
+      </w:r>
+      <w:r>
+        <w:rPr>
+          <w:b/>
+          <w:bCs/>
+        </w:rPr>
+        <w:t>die Reisen</w:t>
+      </w:r>
+      <w:r>
+        <w:t xml:space="preserve"> (the trips)</w:t>
+      </w:r>
     </w:p>
+    <w:p>
+      <w:pPr>
+        <w:pStyle w:val="ListParagraph"/>
+        <w:numPr>
+          <w:ilvl w:val="0"/>
+          <w:numId w:val="1"/>
+        </w:numPr>
+        <w:spacing w:after="0" w:line="240" w:lineRule="auto"/>
+        <w:rPr>
+          <w:lang w:val="de-DE"/>
+        </w:rPr>
+      </w:pPr>
+      <w:r>
+        <w:rPr>
+          <w:lang w:val="de-DE"/>
+        </w:rPr>
+        <w:t xml:space="preserve">das </w:t>
+      </w:r>
+      <w:proofErr w:type="spellStart"/>
+      <w:r>
+        <w:rPr>
+          <w:lang w:val="de-DE"/>
+        </w:rPr>
+        <w:t>Gespräch</w:t>
+      </w:r>
+      <w:proofErr w:type="spellEnd"/>
+      <w:r>
+        <w:rPr>
+          <w:lang w:val="de-DE"/>
+        </w:rPr>
+        <w:t xml:space="preserve"> (the conversation / the talk) / Plural: die </w:t>
+      </w:r>
+      <w:proofErr w:type="spellStart"/>
+      <w:r>
+        <w:rPr>
+          <w:lang w:val="de-DE"/>
+        </w:rPr>
+        <w:t>Gespräche</w:t>
+      </w:r>
+      <w:proofErr w:type="spellEnd"/>
+      <w:r>
+        <w:rPr>
+          <w:lang w:val="de-DE"/>
+        </w:rPr>
+        <w:t xml:space="preserve"> (the conversations)</w:t>
+      </w:r>
+    </w:p>
+    <w:p>
+      <w:pPr>
+        <w:pStyle w:val="ListParagraph"/>
+        <w:numPr>
+          <w:ilvl w:val="0"/>
+          <w:numId w:val="1"/>
+        </w:numPr>
+      </w:pPr>
+      <w:r>
+        <w:rPr>
+          <w:b/>
+          <w:bCs/>
+        </w:rPr>
+        <w:t xml:space="preserve">das </w:t>
+      </w:r>
+      <w:proofErr w:type="spellStart"/>
+      <w:r>
+        <w:rPr>
+          <w:b/>
+          <w:bCs/>
+        </w:rPr>
+        <w:t>Geschäft</w:t>
+      </w:r>
+      <w:proofErr w:type="spellEnd"/>
+      <w:r>
+        <w:t xml:space="preserve"> (the shop / the business) / Plural: </w:t>
+      </w:r>
+      <w:r>
+        <w:rPr>
+          <w:b/>
+          <w:bCs/>
+        </w:rPr>
+        <w:t xml:space="preserve">die </w:t>
+      </w:r>
+      <w:proofErr w:type="spellStart"/>
+      <w:r>
+        <w:rPr>
+          <w:b/>
+          <w:bCs/>
+        </w:rPr>
+        <w:t>Geschäfte</w:t>
+      </w:r>
+      <w:proofErr w:type="spellEnd"/>
+      <w:r>
+        <w:t xml:space="preserve"> (the shops / the businesses)</w:t>
+      </w:r>
+    </w:p>
+    <w:p>
+      <w:pPr>
+        <w:pStyle w:val="ListParagraph"/>
+        <w:numPr>
+          <w:ilvl w:val="0"/>
+          <w:numId w:val="1"/>
+        </w:numPr>
+      </w:pPr>
+      <w:r>
+        <w:t xml:space="preserve">der </w:t>
+      </w:r>
+      <w:proofErr w:type="spellStart"/>
+      <w:r>
+        <w:t>Reisepass</w:t>
+      </w:r>
+      <w:proofErr w:type="spellEnd"/>
+      <w:r>
+        <w:t xml:space="preserve"> </w:t>
+      </w:r>
+      <w:r>
+        <w:sym w:font="Wingdings" w:char="F0E0"/>
+      </w:r>
+      <w:r>
+        <w:t xml:space="preserve"> the passport</w:t>
+      </w:r>
+    </w:p>
+    <w:p>
+      <w:pPr>
+        <w:pStyle w:val="ListParagraph"/>
+        <w:numPr>
+          <w:ilvl w:val="0"/>
+          <w:numId w:val="1"/>
+        </w:numPr>
+      </w:pPr>
+      <w:r>
+        <w:t xml:space="preserve">der </w:t>
+      </w:r>
+      <w:proofErr w:type="spellStart"/>
+      <w:r>
+        <w:t>Fotoapparat</w:t>
+      </w:r>
+      <w:proofErr w:type="spellEnd"/>
+      <w:r>
+        <w:t xml:space="preserve"> </w:t>
+      </w:r>
+      <w:r>
+        <w:sym w:font="Wingdings" w:char="F0E0"/>
+      </w:r>
+      <w:r>
+        <w:t xml:space="preserve"> the camera</w:t>
+      </w:r>
+    </w:p>
+    <w:p>
+      <w:pPr>
+        <w:pStyle w:val="ListParagraph"/>
+        <w:numPr>
+          <w:ilvl w:val="0"/>
+          <w:numId w:val="1"/>
+        </w:numPr>
+      </w:pPr>
+      <w:r>
+        <w:t xml:space="preserve">das </w:t>
+      </w:r>
+      <w:proofErr w:type="spellStart"/>
+      <w:r>
+        <w:t>Kopfkissen</w:t>
+      </w:r>
+      <w:proofErr w:type="spellEnd"/>
+      <w:r>
+        <w:t xml:space="preserve"> </w:t>
+      </w:r>
+      <w:r>
+        <w:sym w:font="Wingdings" w:char="F0E0"/>
+      </w:r>
+      <w:r>
+        <w:t xml:space="preserve"> the pillow</w:t>
+      </w:r>
+    </w:p>
+    <w:p>
+      <w:pPr>
+        <w:pStyle w:val="ListParagraph"/>
+        <w:numPr>
+          <w:ilvl w:val="0"/>
+          <w:numId w:val="1"/>
+        </w:numPr>
+      </w:pPr>
+      <w:r>
+        <w:t xml:space="preserve">die </w:t>
+      </w:r>
+      <w:proofErr w:type="spellStart"/>
+      <w:r>
+        <w:t>Badehose</w:t>
+      </w:r>
+      <w:proofErr w:type="spellEnd"/>
+      <w:r>
+        <w:t xml:space="preserve"> </w:t>
+      </w:r>
+      <w:r>
+        <w:sym w:font="Wingdings" w:char="F0E0"/>
+      </w:r>
+      <w:r>
+        <w:t xml:space="preserve"> swimming suit</w:t>
+      </w:r>
+    </w:p>
+    <w:p>
+      <w:pPr>
+        <w:pStyle w:val="ListParagraph"/>
+        <w:numPr>
+          <w:ilvl w:val="0"/>
+          <w:numId w:val="1"/>
+        </w:numPr>
+      </w:pPr>
+      <w:r>
+        <w:t>schwarz</w:t>
+      </w:r>
+      <w:r>
+        <w:t xml:space="preserve"> </w:t>
+      </w:r>
+      <w:r>
+        <w:sym w:font="Wingdings" w:char="F0E0"/>
+      </w:r>
+      <w:r>
+        <w:t xml:space="preserve"> black. The only </w:t>
+      </w:r>
+      <w:proofErr w:type="spellStart"/>
+      <w:r>
+        <w:t>color</w:t>
+      </w:r>
+      <w:proofErr w:type="spellEnd"/>
+      <w:r>
+        <w:t xml:space="preserve"> and in the only language I forget it always lol</w:t>
+      </w:r>
+    </w:p>
+    <w:tbl>
+      <w:tblPr>
+        <w:tblW w:w="0" w:type="auto"/>
+        <w:tblCellSpacing w:w="15" w:type="dxa"/>
+        <w:tblCellMar>
+          <w:top w:w="15" w:type="dxa"/>
+          <w:left w:w="15" w:type="dxa"/>
+          <w:bottom w:w="15" w:type="dxa"/>
+          <w:right w:w="15" w:type="dxa"/>
+        </w:tblCellMar>
+        <w:tblLook w:val="04A0" w:firstRow="1" w:lastRow="0" w:firstColumn="1" w:lastColumn="0" w:noHBand="0" w:noVBand="1"/>
+      </w:tblPr>
+      <w:tblGrid>
+        <w:gridCol w:w="2126"/>
+        <w:gridCol w:w="1795"/>
+        <w:gridCol w:w="1994"/>
+        <w:gridCol w:w="1934"/>
+      </w:tblGrid>
+      <w:tr>
+        <w:trPr>
+          <w:tblCellSpacing w:w="15" w:type="dxa"/>
+        </w:trPr>
+        <w:tc>
+          <w:tcPr>
+            <w:tcW w:w="0" w:type="auto"/>
+            <w:tcBorders>
+              <w:bottom w:val="single" w:sz="4" w:space="0" w:color="363840"/>
+            </w:tcBorders>
+            <w:vAlign w:val="center"/>
+            <w:hideMark/>
+          </w:tcPr>
+          <w:p>
+            <w:pPr>
+              <w:ind w:left="360"/>
+              <w:rPr>
+                <w:b/>
+                <w:bCs/>
+              </w:rPr>
+            </w:pPr>
+            <w:r>
+              <w:rPr>
+                <w:b/>
+                <w:bCs/>
+              </w:rPr>
+              <w:t>German</w:t>
+            </w:r>
+          </w:p>
+        </w:tc>
+        <w:tc>
+          <w:tcPr>
+            <w:tcW w:w="0" w:type="auto"/>
+            <w:tcBorders>
+              <w:bottom w:val="single" w:sz="4" w:space="0" w:color="363840"/>
+            </w:tcBorders>
+            <w:vAlign w:val="center"/>
+            <w:hideMark/>
+          </w:tcPr>
+          <w:p>
+            <w:pPr>
+              <w:ind w:left="360"/>
+              <w:rPr>
+                <w:b/>
+                <w:bCs/>
+              </w:rPr>
+            </w:pPr>
+            <w:r>
+              <w:rPr>
+                <w:b/>
+                <w:bCs/>
+              </w:rPr>
+              <w:t>English</w:t>
+            </w:r>
+          </w:p>
+        </w:tc>
+        <w:tc>
+          <w:tcPr>
+            <w:tcW w:w="0" w:type="auto"/>
+            <w:tcBorders>
+              <w:bottom w:val="single" w:sz="4" w:space="0" w:color="363840"/>
+            </w:tcBorders>
+            <w:vAlign w:val="center"/>
+            <w:hideMark/>
+          </w:tcPr>
+          <w:p>
+            <w:pPr>
+              <w:ind w:left="360"/>
+              <w:rPr>
+                <w:b/>
+                <w:bCs/>
+              </w:rPr>
+            </w:pPr>
+            <w:r>
+              <w:rPr>
+                <w:b/>
+                <w:bCs/>
+              </w:rPr>
+              <w:t>Plural (German)</w:t>
+            </w:r>
+          </w:p>
+        </w:tc>
+        <w:tc>
+          <w:tcPr>
+            <w:tcW w:w="0" w:type="auto"/>
+            <w:tcBorders>
+              <w:bottom w:val="single" w:sz="4" w:space="0" w:color="363840"/>
+            </w:tcBorders>
+            <w:vAlign w:val="center"/>
+            <w:hideMark/>
+          </w:tcPr>
+          <w:p>
+            <w:pPr>
+              <w:ind w:left="360"/>
+              <w:rPr>
+                <w:b/>
+                <w:bCs/>
+              </w:rPr>
+            </w:pPr>
+            <w:r>
+              <w:rPr>
+                <w:b/>
+                <w:bCs/>
+              </w:rPr>
+              <w:t>Plural (English)</w:t>
+            </w:r>
+          </w:p>
+        </w:tc>
+      </w:tr>
+      <w:tr>
+        <w:trPr>
+          <w:tblCellSpacing w:w="15" w:type="dxa"/>
+        </w:trPr>
+        <w:tc>
+          <w:tcPr>
+            <w:tcW w:w="0" w:type="auto"/>
+            <w:tcBorders>
+              <w:bottom w:val="single" w:sz="4" w:space="0" w:color="363840"/>
+            </w:tcBorders>
+            <w:vAlign w:val="center"/>
+            <w:hideMark/>
+          </w:tcPr>
+          <w:p>
+            <w:pPr>
+              <w:ind w:left="360"/>
+            </w:pPr>
+            <w:r>
+              <w:rPr>
+                <w:b/>
+                <w:bCs/>
+              </w:rPr>
+              <w:t xml:space="preserve">der </w:t>
+            </w:r>
+            <w:proofErr w:type="spellStart"/>
+            <w:r>
+              <w:rPr>
+                <w:b/>
+                <w:bCs/>
+              </w:rPr>
+              <w:t>Anzug</w:t>
+            </w:r>
+            <w:proofErr w:type="spellEnd"/>
+          </w:p>
+        </w:tc>
+        <w:tc>
+          <w:tcPr>
+            <w:tcW w:w="0" w:type="auto"/>
+            <w:tcBorders>
+              <w:bottom w:val="single" w:sz="4" w:space="0" w:color="363840"/>
+            </w:tcBorders>
+            <w:vAlign w:val="center"/>
+            <w:hideMark/>
+          </w:tcPr>
+          <w:p>
+            <w:pPr>
+              <w:ind w:left="360"/>
+            </w:pPr>
+            <w:r>
+              <w:t>the suit</w:t>
+            </w:r>
+          </w:p>
+        </w:tc>
+        <w:tc>
+          <w:tcPr>
+            <w:tcW w:w="0" w:type="auto"/>
+            <w:tcBorders>
+              <w:bottom w:val="single" w:sz="4" w:space="0" w:color="363840"/>
+            </w:tcBorders>
+            <w:vAlign w:val="center"/>
+            <w:hideMark/>
+          </w:tcPr>
+          <w:p>
+            <w:pPr>
+              <w:ind w:left="360"/>
+            </w:pPr>
+            <w:r>
+              <w:t xml:space="preserve">die </w:t>
+            </w:r>
+            <w:proofErr w:type="spellStart"/>
+            <w:r>
+              <w:t>Anzüge</w:t>
+            </w:r>
+            <w:proofErr w:type="spellEnd"/>
+          </w:p>
+        </w:tc>
+        <w:tc>
+          <w:tcPr>
+            <w:tcW w:w="0" w:type="auto"/>
+            <w:tcBorders>
+              <w:bottom w:val="single" w:sz="4" w:space="0" w:color="363840"/>
+            </w:tcBorders>
+            <w:vAlign w:val="center"/>
+            <w:hideMark/>
+          </w:tcPr>
+          <w:p>
+            <w:pPr>
+              <w:ind w:left="360"/>
+            </w:pPr>
+            <w:r>
+              <w:t>the suits</w:t>
+            </w:r>
+          </w:p>
+        </w:tc>
+      </w:tr>
+      <w:tr>
+        <w:trPr>
+          <w:tblCellSpacing w:w="15" w:type="dxa"/>
+        </w:trPr>
+        <w:tc>
+          <w:tcPr>
+            <w:tcW w:w="0" w:type="auto"/>
+            <w:tcBorders>
+              <w:bottom w:val="single" w:sz="4" w:space="0" w:color="363840"/>
+            </w:tcBorders>
+            <w:vAlign w:val="center"/>
+            <w:hideMark/>
+          </w:tcPr>
+          <w:p>
+            <w:pPr>
+              <w:ind w:left="360"/>
+            </w:pPr>
+            <w:r>
+              <w:rPr>
+                <w:b/>
+                <w:bCs/>
+              </w:rPr>
+              <w:t>die Hose</w:t>
+            </w:r>
+          </w:p>
+        </w:tc>
+        <w:tc>
+          <w:tcPr>
+            <w:tcW w:w="0" w:type="auto"/>
+            <w:tcBorders>
+              <w:bottom w:val="single" w:sz="4" w:space="0" w:color="363840"/>
+            </w:tcBorders>
+            <w:vAlign w:val="center"/>
+            <w:hideMark/>
+          </w:tcPr>
+          <w:p>
+            <w:pPr>
+              <w:ind w:left="360"/>
+            </w:pPr>
+            <w:r>
+              <w:t>the pants</w:t>
+            </w:r>
+          </w:p>
+        </w:tc>
+        <w:tc>
+          <w:tcPr>
+            <w:tcW w:w="0" w:type="auto"/>
+            <w:tcBorders>
+              <w:bottom w:val="single" w:sz="4" w:space="0" w:color="363840"/>
+            </w:tcBorders>
+            <w:vAlign w:val="center"/>
+            <w:hideMark/>
+          </w:tcPr>
+          <w:p>
+            <w:pPr>
+              <w:ind w:left="360"/>
+            </w:pPr>
+            <w:r>
+              <w:t>die Hosen</w:t>
+            </w:r>
+          </w:p>
+        </w:tc>
+        <w:tc>
+          <w:tcPr>
+            <w:tcW w:w="0" w:type="auto"/>
+            <w:tcBorders>
+              <w:bottom w:val="single" w:sz="4" w:space="0" w:color="363840"/>
+            </w:tcBorders>
+            <w:vAlign w:val="center"/>
+            <w:hideMark/>
+          </w:tcPr>
+          <w:p>
+            <w:pPr>
+              <w:ind w:left="360"/>
+            </w:pPr>
+            <w:r>
+              <w:t>the pants</w:t>
+            </w:r>
+          </w:p>
+        </w:tc>
+      </w:tr>
+      <w:tr>
+        <w:trPr>
+          <w:tblCellSpacing w:w="15" w:type="dxa"/>
+        </w:trPr>
+        <w:tc>
+          <w:tcPr>
+            <w:tcW w:w="0" w:type="auto"/>
+            <w:tcBorders>
+              <w:bottom w:val="single" w:sz="4" w:space="0" w:color="363840"/>
+            </w:tcBorders>
+            <w:vAlign w:val="center"/>
+            <w:hideMark/>
+          </w:tcPr>
+          <w:p>
+            <w:pPr>
+              <w:ind w:left="360"/>
+            </w:pPr>
+            <w:r>
+              <w:rPr>
+                <w:b/>
+                <w:bCs/>
+              </w:rPr>
+              <w:t>die Jeans</w:t>
+            </w:r>
+          </w:p>
+        </w:tc>
+        <w:tc>
+          <w:tcPr>
+            <w:tcW w:w="0" w:type="auto"/>
+            <w:tcBorders>
+              <w:bottom w:val="single" w:sz="4" w:space="0" w:color="363840"/>
+            </w:tcBorders>
+            <w:vAlign w:val="center"/>
+            <w:hideMark/>
+          </w:tcPr>
+          <w:p>
+            <w:pPr>
+              <w:ind w:left="360"/>
+            </w:pPr>
+            <w:r>
+              <w:t>the jeans</w:t>
+            </w:r>
+          </w:p>
+        </w:tc>
+        <w:tc>
+          <w:tcPr>
+            <w:tcW w:w="0" w:type="auto"/>
+            <w:tcBorders>
+              <w:bottom w:val="single" w:sz="4" w:space="0" w:color="363840"/>
+            </w:tcBorders>
+            <w:vAlign w:val="center"/>
+            <w:hideMark/>
+          </w:tcPr>
+          <w:p>
+            <w:pPr>
+              <w:ind w:left="360"/>
+            </w:pPr>
+            <w:r>
+              <w:t>die Jeans</w:t>
+            </w:r>
+          </w:p>
+        </w:tc>
+        <w:tc>
+          <w:tcPr>
+            <w:tcW w:w="0" w:type="auto"/>
+            <w:tcBorders>
+              <w:bottom w:val="single" w:sz="4" w:space="0" w:color="363840"/>
+            </w:tcBorders>
+            <w:vAlign w:val="center"/>
+            <w:hideMark/>
+          </w:tcPr>
+          <w:p>
+            <w:pPr>
+              <w:ind w:left="360"/>
+            </w:pPr>
+            <w:r>
+              <w:t>the jeans</w:t>
+            </w:r>
+          </w:p>
+        </w:tc>
+      </w:tr>
+      <w:tr>
+        <w:trPr>
+          <w:tblCellSpacing w:w="15" w:type="dxa"/>
+        </w:trPr>
+        <w:tc>
+          <w:tcPr>
+            <w:tcW w:w="0" w:type="auto"/>
+            <w:tcBorders>
+              <w:bottom w:val="single" w:sz="4" w:space="0" w:color="363840"/>
+            </w:tcBorders>
+            <w:vAlign w:val="center"/>
+            <w:hideMark/>
+          </w:tcPr>
+          <w:p>
+            <w:pPr>
+              <w:ind w:left="360"/>
+            </w:pPr>
+            <w:r>
+              <w:rPr>
+                <w:b/>
+                <w:bCs/>
+              </w:rPr>
+              <w:t>das Kleid</w:t>
+            </w:r>
+          </w:p>
+        </w:tc>
+        <w:tc>
+          <w:tcPr>
+            <w:tcW w:w="0" w:type="auto"/>
+            <w:tcBorders>
+              <w:bottom w:val="single" w:sz="4" w:space="0" w:color="363840"/>
+            </w:tcBorders>
+            <w:vAlign w:val="center"/>
+            <w:hideMark/>
+          </w:tcPr>
+          <w:p>
+            <w:pPr>
+              <w:ind w:left="360"/>
+            </w:pPr>
+            <w:r>
+              <w:t>the dress</w:t>
+            </w:r>
+          </w:p>
+        </w:tc>
+        <w:tc>
+          <w:tcPr>
+            <w:tcW w:w="0" w:type="auto"/>
+            <w:tcBorders>
+              <w:bottom w:val="single" w:sz="4" w:space="0" w:color="363840"/>
+            </w:tcBorders>
+            <w:vAlign w:val="center"/>
+            <w:hideMark/>
+          </w:tcPr>
+          <w:p>
+            <w:pPr>
+              <w:ind w:left="360"/>
+            </w:pPr>
+            <w:r>
+              <w:t xml:space="preserve">die </w:t>
+            </w:r>
+            <w:proofErr w:type="spellStart"/>
+            <w:r>
+              <w:t>Kleider</w:t>
+            </w:r>
+            <w:proofErr w:type="spellEnd"/>
+          </w:p>
+        </w:tc>
+        <w:tc>
+          <w:tcPr>
+            <w:tcW w:w="0" w:type="auto"/>
+            <w:tcBorders>
+              <w:bottom w:val="single" w:sz="4" w:space="0" w:color="363840"/>
+            </w:tcBorders>
+            <w:vAlign w:val="center"/>
+            <w:hideMark/>
+          </w:tcPr>
+          <w:p>
+            <w:pPr>
+              <w:ind w:left="360"/>
+            </w:pPr>
+            <w:r>
+              <w:t>the dresses</w:t>
+            </w:r>
+          </w:p>
+        </w:tc>
+      </w:tr>
+      <w:tr>
+        <w:trPr>
+          <w:tblCellSpacing w:w="15" w:type="dxa"/>
+        </w:trPr>
+        <w:tc>
+          <w:tcPr>
+            <w:tcW w:w="0" w:type="auto"/>
+            <w:tcBorders>
+              <w:bottom w:val="single" w:sz="4" w:space="0" w:color="363840"/>
+            </w:tcBorders>
+            <w:vAlign w:val="center"/>
+            <w:hideMark/>
+          </w:tcPr>
+          <w:p>
+            <w:pPr>
+              <w:ind w:left="360"/>
+            </w:pPr>
+            <w:r>
+              <w:rPr>
+                <w:b/>
+                <w:bCs/>
+              </w:rPr>
+              <w:t>der Hut</w:t>
+            </w:r>
+          </w:p>
+        </w:tc>
+        <w:tc>
+          <w:tcPr>
+            <w:tcW w:w="0" w:type="auto"/>
+            <w:tcBorders>
+              <w:bottom w:val="single" w:sz="4" w:space="0" w:color="363840"/>
+            </w:tcBorders>
+            <w:vAlign w:val="center"/>
+            <w:hideMark/>
+          </w:tcPr>
+          <w:p>
+            <w:pPr>
+              <w:ind w:left="360"/>
+            </w:pPr>
+            <w:r>
+              <w:t>the hat</w:t>
+            </w:r>
+          </w:p>
+        </w:tc>
+        <w:tc>
+          <w:tcPr>
+            <w:tcW w:w="0" w:type="auto"/>
+            <w:tcBorders>
+              <w:bottom w:val="single" w:sz="4" w:space="0" w:color="363840"/>
+            </w:tcBorders>
+            <w:vAlign w:val="center"/>
+            <w:hideMark/>
+          </w:tcPr>
+          <w:p>
+            <w:pPr>
+              <w:ind w:left="360"/>
+            </w:pPr>
+            <w:r>
+              <w:t xml:space="preserve">die </w:t>
+            </w:r>
+            <w:proofErr w:type="spellStart"/>
+            <w:r>
+              <w:t>Hüte</w:t>
+            </w:r>
+            <w:proofErr w:type="spellEnd"/>
+          </w:p>
+        </w:tc>
+        <w:tc>
+          <w:tcPr>
+            <w:tcW w:w="0" w:type="auto"/>
+            <w:tcBorders>
+              <w:bottom w:val="single" w:sz="4" w:space="0" w:color="363840"/>
+            </w:tcBorders>
+            <w:vAlign w:val="center"/>
+            <w:hideMark/>
+          </w:tcPr>
+          <w:p>
+            <w:pPr>
+              <w:ind w:left="360"/>
+            </w:pPr>
+            <w:r>
+              <w:t>the hats</w:t>
+            </w:r>
+          </w:p>
+        </w:tc>
+      </w:tr>
+      <w:tr>
+        <w:trPr>
+          <w:tblCellSpacing w:w="15" w:type="dxa"/>
+        </w:trPr>
+        <w:tc>
+          <w:tcPr>
+            <w:tcW w:w="0" w:type="auto"/>
+            <w:tcBorders>
+              <w:bottom w:val="single" w:sz="4" w:space="0" w:color="363840"/>
+            </w:tcBorders>
+            <w:vAlign w:val="center"/>
+            <w:hideMark/>
+          </w:tcPr>
+          <w:p>
+            <w:pPr>
+              <w:ind w:left="360"/>
+            </w:pPr>
+            <w:r>
+              <w:rPr>
+                <w:b/>
+                <w:bCs/>
+              </w:rPr>
+              <w:t>das T-Shirt</w:t>
+            </w:r>
+          </w:p>
+        </w:tc>
+        <w:tc>
+          <w:tcPr>
+            <w:tcW w:w="0" w:type="auto"/>
+            <w:tcBorders>
+              <w:bottom w:val="single" w:sz="4" w:space="0" w:color="363840"/>
+            </w:tcBorders>
+            <w:vAlign w:val="center"/>
+            <w:hideMark/>
+          </w:tcPr>
+          <w:p>
+            <w:pPr>
+              <w:ind w:left="360"/>
+            </w:pPr>
+            <w:r>
+              <w:t>the t-shirt</w:t>
+            </w:r>
+          </w:p>
+        </w:tc>
+        <w:tc>
+          <w:tcPr>
+            <w:tcW w:w="0" w:type="auto"/>
+            <w:tcBorders>
+              <w:bottom w:val="single" w:sz="4" w:space="0" w:color="363840"/>
+            </w:tcBorders>
+            <w:vAlign w:val="center"/>
+            <w:hideMark/>
+          </w:tcPr>
+          <w:p>
+            <w:pPr>
+              <w:ind w:left="360"/>
+            </w:pPr>
+            <w:r>
+              <w:t>die T-Shirts</w:t>
+            </w:r>
+          </w:p>
+        </w:tc>
+        <w:tc>
+          <w:tcPr>
+            <w:tcW w:w="0" w:type="auto"/>
+            <w:tcBorders>
+              <w:bottom w:val="single" w:sz="4" w:space="0" w:color="363840"/>
+            </w:tcBorders>
+            <w:vAlign w:val="center"/>
+            <w:hideMark/>
+          </w:tcPr>
+          <w:p>
+            <w:pPr>
+              <w:ind w:left="360"/>
+            </w:pPr>
+            <w:r>
+              <w:t>the t-shirts</w:t>
+            </w:r>
+          </w:p>
+        </w:tc>
+      </w:tr>
+      <w:tr>
+        <w:trPr>
+          <w:tblCellSpacing w:w="15" w:type="dxa"/>
+        </w:trPr>
+        <w:tc>
+          <w:tcPr>
+            <w:tcW w:w="0" w:type="auto"/>
+            <w:tcBorders>
+              <w:bottom w:val="single" w:sz="4" w:space="0" w:color="363840"/>
+            </w:tcBorders>
+            <w:vAlign w:val="center"/>
+            <w:hideMark/>
+          </w:tcPr>
+          <w:p>
+            <w:pPr>
+              <w:ind w:left="360"/>
+            </w:pPr>
+            <w:r>
+              <w:rPr>
+                <w:b/>
+                <w:bCs/>
+              </w:rPr>
+              <w:t xml:space="preserve">das </w:t>
+            </w:r>
+            <w:proofErr w:type="spellStart"/>
+            <w:r>
+              <w:rPr>
+                <w:b/>
+                <w:bCs/>
+              </w:rPr>
+              <w:t>Hemd</w:t>
+            </w:r>
+            <w:proofErr w:type="spellEnd"/>
+          </w:p>
+        </w:tc>
+        <w:tc>
+          <w:tcPr>
+            <w:tcW w:w="0" w:type="auto"/>
+            <w:tcBorders>
+              <w:bottom w:val="single" w:sz="4" w:space="0" w:color="363840"/>
+            </w:tcBorders>
+            <w:vAlign w:val="center"/>
+            <w:hideMark/>
+          </w:tcPr>
+          <w:p>
+            <w:pPr>
+              <w:ind w:left="360"/>
+            </w:pPr>
+            <w:r>
+              <w:t>the shirt</w:t>
+            </w:r>
+          </w:p>
+        </w:tc>
+        <w:tc>
+          <w:tcPr>
+            <w:tcW w:w="0" w:type="auto"/>
+            <w:tcBorders>
+              <w:bottom w:val="single" w:sz="4" w:space="0" w:color="363840"/>
+            </w:tcBorders>
+            <w:vAlign w:val="center"/>
+            <w:hideMark/>
+          </w:tcPr>
+          <w:p>
+            <w:pPr>
+              <w:ind w:left="360"/>
+            </w:pPr>
+            <w:r>
+              <w:t xml:space="preserve">die </w:t>
+            </w:r>
+            <w:proofErr w:type="spellStart"/>
+            <w:r>
+              <w:t>Hemden</w:t>
+            </w:r>
+            <w:proofErr w:type="spellEnd"/>
+          </w:p>
+        </w:tc>
+        <w:tc>
+          <w:tcPr>
+            <w:tcW w:w="0" w:type="auto"/>
+            <w:tcBorders>
+              <w:bottom w:val="single" w:sz="4" w:space="0" w:color="363840"/>
+            </w:tcBorders>
+            <w:vAlign w:val="center"/>
+            <w:hideMark/>
+          </w:tcPr>
+          <w:p>
+            <w:pPr>
+              <w:ind w:left="360"/>
+            </w:pPr>
+            <w:r>
+              <w:t>the shirts</w:t>
+            </w:r>
+          </w:p>
+        </w:tc>
+      </w:tr>
+      <w:tr>
+        <w:trPr>
+          <w:tblCellSpacing w:w="15" w:type="dxa"/>
+        </w:trPr>
+        <w:tc>
+          <w:tcPr>
+            <w:tcW w:w="0" w:type="auto"/>
+            <w:tcBorders>
+              <w:bottom w:val="single" w:sz="4" w:space="0" w:color="363840"/>
+            </w:tcBorders>
+            <w:vAlign w:val="center"/>
+            <w:hideMark/>
+          </w:tcPr>
+          <w:p>
+            <w:pPr>
+              <w:ind w:left="360"/>
+            </w:pPr>
+            <w:r>
+              <w:rPr>
+                <w:b/>
+                <w:bCs/>
+              </w:rPr>
+              <w:t>der Pullover</w:t>
+            </w:r>
+          </w:p>
+        </w:tc>
+        <w:tc>
+          <w:tcPr>
+            <w:tcW w:w="0" w:type="auto"/>
+            <w:tcBorders>
+              <w:bottom w:val="single" w:sz="4" w:space="0" w:color="363840"/>
+            </w:tcBorders>
+            <w:vAlign w:val="center"/>
+            <w:hideMark/>
+          </w:tcPr>
+          <w:p>
+            <w:pPr>
+              <w:ind w:left="360"/>
+            </w:pPr>
+            <w:r>
+              <w:t>the sweater</w:t>
+            </w:r>
+          </w:p>
+        </w:tc>
+        <w:tc>
+          <w:tcPr>
+            <w:tcW w:w="0" w:type="auto"/>
+            <w:tcBorders>
+              <w:bottom w:val="single" w:sz="4" w:space="0" w:color="363840"/>
+            </w:tcBorders>
+            <w:vAlign w:val="center"/>
+            <w:hideMark/>
+          </w:tcPr>
+          <w:p>
+            <w:pPr>
+              <w:ind w:left="360"/>
+            </w:pPr>
+            <w:r>
+              <w:t>die Pullover</w:t>
+            </w:r>
+          </w:p>
+        </w:tc>
+        <w:tc>
+          <w:tcPr>
+            <w:tcW w:w="0" w:type="auto"/>
+            <w:tcBorders>
+              <w:bottom w:val="single" w:sz="4" w:space="0" w:color="363840"/>
+            </w:tcBorders>
+            <w:vAlign w:val="center"/>
+            <w:hideMark/>
+          </w:tcPr>
+          <w:p>
+            <w:pPr>
+              <w:ind w:left="360"/>
+            </w:pPr>
+            <w:r>
+              <w:t>the sweaters</w:t>
+            </w:r>
+          </w:p>
+        </w:tc>
+      </w:tr>
+      <w:tr>
+        <w:trPr>
+          <w:tblCellSpacing w:w="15" w:type="dxa"/>
+        </w:trPr>
+        <w:tc>
+          <w:tcPr>
+            <w:tcW w:w="0" w:type="auto"/>
+            <w:tcBorders>
+              <w:bottom w:val="single" w:sz="4" w:space="0" w:color="363840"/>
+            </w:tcBorders>
+            <w:vAlign w:val="center"/>
+            <w:hideMark/>
+          </w:tcPr>
+          <w:p>
+            <w:pPr>
+              <w:ind w:left="360"/>
+            </w:pPr>
+            <w:r>
+              <w:rPr>
+                <w:b/>
+                <w:bCs/>
+              </w:rPr>
+              <w:t>das Jackett</w:t>
+            </w:r>
+          </w:p>
+        </w:tc>
+        <w:tc>
+          <w:tcPr>
+            <w:tcW w:w="0" w:type="auto"/>
+            <w:tcBorders>
+              <w:bottom w:val="single" w:sz="4" w:space="0" w:color="363840"/>
+            </w:tcBorders>
+            <w:vAlign w:val="center"/>
+            <w:hideMark/>
+          </w:tcPr>
+          <w:p>
+            <w:pPr>
+              <w:ind w:left="360"/>
+            </w:pPr>
+            <w:r>
+              <w:t>the jacket</w:t>
+            </w:r>
+          </w:p>
+        </w:tc>
+        <w:tc>
+          <w:tcPr>
+            <w:tcW w:w="0" w:type="auto"/>
+            <w:tcBorders>
+              <w:bottom w:val="single" w:sz="4" w:space="0" w:color="363840"/>
+            </w:tcBorders>
+            <w:vAlign w:val="center"/>
+            <w:hideMark/>
+          </w:tcPr>
+          <w:p>
+            <w:pPr>
+              <w:ind w:left="360"/>
+            </w:pPr>
+            <w:r>
+              <w:t xml:space="preserve">die </w:t>
+            </w:r>
+            <w:proofErr w:type="spellStart"/>
+            <w:r>
+              <w:t>Jacketts</w:t>
+            </w:r>
+            <w:proofErr w:type="spellEnd"/>
+          </w:p>
+        </w:tc>
+        <w:tc>
+          <w:tcPr>
+            <w:tcW w:w="0" w:type="auto"/>
+            <w:tcBorders>
+              <w:bottom w:val="single" w:sz="4" w:space="0" w:color="363840"/>
+            </w:tcBorders>
+            <w:vAlign w:val="center"/>
+            <w:hideMark/>
+          </w:tcPr>
+          <w:p>
+            <w:pPr>
+              <w:ind w:left="360"/>
+            </w:pPr>
+            <w:r>
+              <w:t>the jackets</w:t>
+            </w:r>
+          </w:p>
+        </w:tc>
+      </w:tr>
+      <w:tr>
+        <w:trPr>
+          <w:tblCellSpacing w:w="15" w:type="dxa"/>
+        </w:trPr>
+        <w:tc>
+          <w:tcPr>
+            <w:tcW w:w="0" w:type="auto"/>
+            <w:tcBorders>
+              <w:bottom w:val="single" w:sz="4" w:space="0" w:color="363840"/>
+            </w:tcBorders>
+            <w:vAlign w:val="center"/>
+            <w:hideMark/>
+          </w:tcPr>
+          <w:p>
+            <w:pPr>
+              <w:ind w:left="360"/>
+            </w:pPr>
+            <w:r>
+              <w:rPr>
+                <w:b/>
+                <w:bCs/>
+              </w:rPr>
+              <w:lastRenderedPageBreak/>
+              <w:t>13</w:t>
+            </w:r>
+          </w:p>
+        </w:tc>
+        <w:tc>
+          <w:tcPr>
+            <w:tcW w:w="0" w:type="auto"/>
+            <w:tcBorders>
+              <w:bottom w:val="single" w:sz="4" w:space="0" w:color="363840"/>
+            </w:tcBorders>
+            <w:vAlign w:val="center"/>
+            <w:hideMark/>
+          </w:tcPr>
+          <w:p>
+            <w:pPr>
+              <w:ind w:left="360"/>
+            </w:pPr>
+            <w:r>
+              <w:t>thirteen</w:t>
+            </w:r>
+          </w:p>
+        </w:tc>
+        <w:tc>
+          <w:tcPr>
+            <w:tcW w:w="0" w:type="auto"/>
+            <w:tcBorders>
+              <w:bottom w:val="single" w:sz="4" w:space="0" w:color="363840"/>
+            </w:tcBorders>
+            <w:vAlign w:val="center"/>
+            <w:hideMark/>
+          </w:tcPr>
+          <w:p>
+            <w:pPr>
+              <w:ind w:left="360"/>
+            </w:pPr>
+            <w:r>
+              <w:t>—</w:t>
+            </w:r>
+          </w:p>
+        </w:tc>
+        <w:tc>
+          <w:tcPr>
+            <w:tcW w:w="0" w:type="auto"/>
+            <w:tcBorders>
+              <w:bottom w:val="single" w:sz="4" w:space="0" w:color="363840"/>
+            </w:tcBorders>
+            <w:vAlign w:val="center"/>
+            <w:hideMark/>
+          </w:tcPr>
+          <w:p>
+            <w:pPr>
+              <w:ind w:left="360"/>
+            </w:pPr>
+            <w:r>
+              <w:t>—</w:t>
+            </w:r>
+          </w:p>
+        </w:tc>
+      </w:tr>
+      <w:tr>
+        <w:trPr>
+          <w:tblCellSpacing w:w="15" w:type="dxa"/>
+        </w:trPr>
+        <w:tc>
+          <w:tcPr>
+            <w:tcW w:w="0" w:type="auto"/>
+            <w:tcBorders>
+              <w:bottom w:val="single" w:sz="4" w:space="0" w:color="363840"/>
+            </w:tcBorders>
+            <w:vAlign w:val="center"/>
+            <w:hideMark/>
+          </w:tcPr>
+          <w:p>
+            <w:pPr>
+              <w:ind w:left="360"/>
+            </w:pPr>
+            <w:r>
+              <w:rPr>
+                <w:b/>
+                <w:bCs/>
+              </w:rPr>
+              <w:t xml:space="preserve">die </w:t>
+            </w:r>
+            <w:proofErr w:type="spellStart"/>
+            <w:r>
+              <w:rPr>
+                <w:b/>
+                <w:bCs/>
+              </w:rPr>
+              <w:t>Socke</w:t>
+            </w:r>
+            <w:proofErr w:type="spellEnd"/>
+          </w:p>
+        </w:tc>
+        <w:tc>
+          <w:tcPr>
+            <w:tcW w:w="0" w:type="auto"/>
+            <w:tcBorders>
+              <w:bottom w:val="single" w:sz="4" w:space="0" w:color="363840"/>
+            </w:tcBorders>
+            <w:vAlign w:val="center"/>
+            <w:hideMark/>
+          </w:tcPr>
+          <w:p>
+            <w:pPr>
+              <w:ind w:left="360"/>
+            </w:pPr>
+            <w:r>
+              <w:t>the sock</w:t>
+            </w:r>
+          </w:p>
+        </w:tc>
+        <w:tc>
+          <w:tcPr>
+            <w:tcW w:w="0" w:type="auto"/>
+            <w:tcBorders>
+              <w:bottom w:val="single" w:sz="4" w:space="0" w:color="363840"/>
+            </w:tcBorders>
+            <w:vAlign w:val="center"/>
+            <w:hideMark/>
+          </w:tcPr>
+          <w:p>
+            <w:pPr>
+              <w:ind w:left="360"/>
+            </w:pPr>
+            <w:r>
+              <w:t xml:space="preserve">die </w:t>
+            </w:r>
+            <w:proofErr w:type="spellStart"/>
+            <w:r>
+              <w:t>Socken</w:t>
+            </w:r>
+            <w:proofErr w:type="spellEnd"/>
+          </w:p>
+        </w:tc>
+        <w:tc>
+          <w:tcPr>
+            <w:tcW w:w="0" w:type="auto"/>
+            <w:tcBorders>
+              <w:bottom w:val="single" w:sz="4" w:space="0" w:color="363840"/>
+            </w:tcBorders>
+            <w:vAlign w:val="center"/>
+            <w:hideMark/>
+          </w:tcPr>
+          <w:p>
+            <w:pPr>
+              <w:ind w:left="360"/>
+            </w:pPr>
+            <w:r>
+              <w:t>the socks</w:t>
+            </w:r>
+          </w:p>
+        </w:tc>
+      </w:tr>
+      <w:tr>
+        <w:trPr>
+          <w:tblCellSpacing w:w="15" w:type="dxa"/>
+        </w:trPr>
+        <w:tc>
+          <w:tcPr>
+            <w:tcW w:w="0" w:type="auto"/>
+            <w:tcBorders>
+              <w:bottom w:val="single" w:sz="4" w:space="0" w:color="363840"/>
+            </w:tcBorders>
+            <w:vAlign w:val="center"/>
+            <w:hideMark/>
+          </w:tcPr>
+          <w:p>
+            <w:pPr>
+              <w:ind w:left="360"/>
+            </w:pPr>
+            <w:r>
+              <w:rPr>
+                <w:b/>
+                <w:bCs/>
+              </w:rPr>
+              <w:t xml:space="preserve">die </w:t>
+            </w:r>
+            <w:proofErr w:type="spellStart"/>
+            <w:r>
+              <w:rPr>
+                <w:b/>
+                <w:bCs/>
+              </w:rPr>
+              <w:t>Unterwäsche</w:t>
+            </w:r>
+            <w:proofErr w:type="spellEnd"/>
+          </w:p>
+        </w:tc>
+        <w:tc>
+          <w:tcPr>
+            <w:tcW w:w="0" w:type="auto"/>
+            <w:tcBorders>
+              <w:bottom w:val="single" w:sz="4" w:space="0" w:color="363840"/>
+            </w:tcBorders>
+            <w:vAlign w:val="center"/>
+            <w:hideMark/>
+          </w:tcPr>
+          <w:p>
+            <w:pPr>
+              <w:ind w:left="360"/>
+            </w:pPr>
+            <w:r>
+              <w:t>the underwear</w:t>
+            </w:r>
+          </w:p>
+        </w:tc>
+        <w:tc>
+          <w:tcPr>
+            <w:tcW w:w="0" w:type="auto"/>
+            <w:tcBorders>
+              <w:bottom w:val="single" w:sz="4" w:space="0" w:color="363840"/>
+            </w:tcBorders>
+            <w:vAlign w:val="center"/>
+            <w:hideMark/>
+          </w:tcPr>
+          <w:p>
+            <w:pPr>
+              <w:ind w:left="360"/>
+            </w:pPr>
+            <w:r>
+              <w:t>—</w:t>
+            </w:r>
+          </w:p>
+        </w:tc>
+        <w:tc>
+          <w:tcPr>
+            <w:tcW w:w="0" w:type="auto"/>
+            <w:tcBorders>
+              <w:bottom w:val="single" w:sz="4" w:space="0" w:color="363840"/>
+            </w:tcBorders>
+            <w:vAlign w:val="center"/>
+            <w:hideMark/>
+          </w:tcPr>
+          <w:p>
+            <w:pPr>
+              <w:ind w:left="360"/>
+            </w:pPr>
+            <w:r>
+              <w:t>—</w:t>
+            </w:r>
+          </w:p>
+        </w:tc>
+      </w:tr>
+      <w:tr>
+        <w:trPr>
+          <w:tblCellSpacing w:w="15" w:type="dxa"/>
+        </w:trPr>
+        <w:tc>
+          <w:tcPr>
+            <w:tcW w:w="0" w:type="auto"/>
+            <w:tcBorders>
+              <w:bottom w:val="single" w:sz="4" w:space="0" w:color="363840"/>
+            </w:tcBorders>
+            <w:vAlign w:val="center"/>
+            <w:hideMark/>
+          </w:tcPr>
+          <w:p>
+            <w:pPr>
+              <w:ind w:left="360"/>
+            </w:pPr>
+            <w:r>
+              <w:rPr>
+                <w:b/>
+                <w:bCs/>
+              </w:rPr>
+              <w:t>der Rock</w:t>
+            </w:r>
+          </w:p>
+        </w:tc>
+        <w:tc>
+          <w:tcPr>
+            <w:tcW w:w="0" w:type="auto"/>
+            <w:tcBorders>
+              <w:bottom w:val="single" w:sz="4" w:space="0" w:color="363840"/>
+            </w:tcBorders>
+            <w:vAlign w:val="center"/>
+            <w:hideMark/>
+          </w:tcPr>
+          <w:p>
+            <w:pPr>
+              <w:ind w:left="360"/>
+            </w:pPr>
+            <w:r>
+              <w:t>the skirt</w:t>
+            </w:r>
+          </w:p>
+        </w:tc>
+        <w:tc>
+          <w:tcPr>
+            <w:tcW w:w="0" w:type="auto"/>
+            <w:tcBorders>
+              <w:bottom w:val="single" w:sz="4" w:space="0" w:color="363840"/>
+            </w:tcBorders>
+            <w:vAlign w:val="center"/>
+            <w:hideMark/>
+          </w:tcPr>
+          <w:p>
+            <w:pPr>
+              <w:ind w:left="360"/>
+            </w:pPr>
+            <w:r>
+              <w:t xml:space="preserve">die </w:t>
+            </w:r>
+            <w:proofErr w:type="spellStart"/>
+            <w:r>
+              <w:t>Röcke</w:t>
+            </w:r>
+            <w:proofErr w:type="spellEnd"/>
+          </w:p>
+        </w:tc>
+        <w:tc>
+          <w:tcPr>
+            <w:tcW w:w="0" w:type="auto"/>
+            <w:tcBorders>
+              <w:bottom w:val="single" w:sz="4" w:space="0" w:color="363840"/>
+            </w:tcBorders>
+            <w:vAlign w:val="center"/>
+            <w:hideMark/>
+          </w:tcPr>
+          <w:p>
+            <w:pPr>
+              <w:ind w:left="360"/>
+            </w:pPr>
+            <w:r>
+              <w:t>the skirts</w:t>
+            </w:r>
+          </w:p>
+        </w:tc>
+      </w:tr>
+      <w:tr>
+        <w:trPr>
+          <w:tblCellSpacing w:w="15" w:type="dxa"/>
+        </w:trPr>
+        <w:tc>
+          <w:tcPr>
+            <w:tcW w:w="0" w:type="auto"/>
+            <w:tcBorders>
+              <w:bottom w:val="single" w:sz="4" w:space="0" w:color="363840"/>
+            </w:tcBorders>
+            <w:vAlign w:val="center"/>
+            <w:hideMark/>
+          </w:tcPr>
+          <w:p>
+            <w:pPr>
+              <w:ind w:left="360"/>
+            </w:pPr>
+            <w:r>
+              <w:rPr>
+                <w:b/>
+                <w:bCs/>
+              </w:rPr>
+              <w:t>der Mantel</w:t>
+            </w:r>
+          </w:p>
+        </w:tc>
+        <w:tc>
+          <w:tcPr>
+            <w:tcW w:w="0" w:type="auto"/>
+            <w:tcBorders>
+              <w:bottom w:val="single" w:sz="4" w:space="0" w:color="363840"/>
+            </w:tcBorders>
+            <w:vAlign w:val="center"/>
+            <w:hideMark/>
+          </w:tcPr>
+          <w:p>
+            <w:pPr>
+              <w:ind w:left="360"/>
+            </w:pPr>
+            <w:r>
+              <w:t>the coat</w:t>
+            </w:r>
+          </w:p>
+        </w:tc>
+        <w:tc>
+          <w:tcPr>
+            <w:tcW w:w="0" w:type="auto"/>
+            <w:tcBorders>
+              <w:bottom w:val="single" w:sz="4" w:space="0" w:color="363840"/>
+            </w:tcBorders>
+            <w:vAlign w:val="center"/>
+            <w:hideMark/>
+          </w:tcPr>
+          <w:p>
+            <w:pPr>
+              <w:ind w:left="360"/>
+            </w:pPr>
+            <w:r>
+              <w:t xml:space="preserve">die </w:t>
+            </w:r>
+            <w:proofErr w:type="spellStart"/>
+            <w:r>
+              <w:t>Mäntel</w:t>
+            </w:r>
+            <w:proofErr w:type="spellEnd"/>
+          </w:p>
+        </w:tc>
+        <w:tc>
+          <w:tcPr>
+            <w:tcW w:w="0" w:type="auto"/>
+            <w:tcBorders>
+              <w:bottom w:val="single" w:sz="4" w:space="0" w:color="363840"/>
+            </w:tcBorders>
+            <w:vAlign w:val="center"/>
+            <w:hideMark/>
+          </w:tcPr>
+          <w:p>
+            <w:pPr>
+              <w:ind w:left="360"/>
+            </w:pPr>
+            <w:r>
+              <w:t>the coats</w:t>
+            </w:r>
+          </w:p>
+        </w:tc>
+      </w:tr>
+      <w:tr>
+        <w:trPr>
+          <w:tblCellSpacing w:w="15" w:type="dxa"/>
+        </w:trPr>
+        <w:tc>
+          <w:tcPr>
+            <w:tcW w:w="0" w:type="auto"/>
+            <w:tcBorders>
+              <w:bottom w:val="single" w:sz="4" w:space="0" w:color="363840"/>
+            </w:tcBorders>
+            <w:vAlign w:val="center"/>
+            <w:hideMark/>
+          </w:tcPr>
+          <w:p>
+            <w:pPr>
+              <w:ind w:left="360"/>
+            </w:pPr>
+            <w:r>
+              <w:rPr>
+                <w:b/>
+                <w:bCs/>
+              </w:rPr>
+              <w:t>der Schuh</w:t>
+            </w:r>
+          </w:p>
+        </w:tc>
+        <w:tc>
+          <w:tcPr>
+            <w:tcW w:w="0" w:type="auto"/>
+            <w:tcBorders>
+              <w:bottom w:val="single" w:sz="4" w:space="0" w:color="363840"/>
+            </w:tcBorders>
+            <w:vAlign w:val="center"/>
+            <w:hideMark/>
+          </w:tcPr>
+          <w:p>
+            <w:pPr>
+              <w:ind w:left="360"/>
+            </w:pPr>
+            <w:r>
+              <w:t>the shoe</w:t>
+            </w:r>
+          </w:p>
+        </w:tc>
+        <w:tc>
+          <w:tcPr>
+            <w:tcW w:w="0" w:type="auto"/>
+            <w:tcBorders>
+              <w:bottom w:val="single" w:sz="4" w:space="0" w:color="363840"/>
+            </w:tcBorders>
+            <w:vAlign w:val="center"/>
+            <w:hideMark/>
+          </w:tcPr>
+          <w:p>
+            <w:pPr>
+              <w:ind w:left="360"/>
+            </w:pPr>
+            <w:r>
+              <w:t xml:space="preserve">die </w:t>
+            </w:r>
+            <w:proofErr w:type="spellStart"/>
+            <w:r>
+              <w:t>Schuhe</w:t>
+            </w:r>
+            <w:proofErr w:type="spellEnd"/>
+          </w:p>
+        </w:tc>
+        <w:tc>
+          <w:tcPr>
+            <w:tcW w:w="0" w:type="auto"/>
+            <w:tcBorders>
+              <w:bottom w:val="single" w:sz="4" w:space="0" w:color="363840"/>
+            </w:tcBorders>
+            <w:vAlign w:val="center"/>
+            <w:hideMark/>
+          </w:tcPr>
+          <w:p>
+            <w:pPr>
+              <w:ind w:left="360"/>
+            </w:pPr>
+            <w:r>
+              <w:t>the shoes</w:t>
+            </w:r>
+          </w:p>
+        </w:tc>
+      </w:tr>
+      <w:tr>
+        <w:trPr>
+          <w:tblCellSpacing w:w="15" w:type="dxa"/>
+        </w:trPr>
+        <w:tc>
+          <w:tcPr>
+            <w:tcW w:w="0" w:type="auto"/>
+            <w:tcBorders>
+              <w:bottom w:val="nil"/>
+            </w:tcBorders>
+            <w:vAlign w:val="center"/>
+            <w:hideMark/>
+          </w:tcPr>
+          <w:p>
+            <w:pPr>
+              <w:ind w:left="360"/>
+            </w:pPr>
+            <w:r>
+              <w:rPr>
+                <w:b/>
+                <w:bCs/>
+              </w:rPr>
+              <w:t xml:space="preserve">die </w:t>
+            </w:r>
+            <w:proofErr w:type="spellStart"/>
+            <w:r>
+              <w:rPr>
+                <w:b/>
+                <w:bCs/>
+              </w:rPr>
+              <w:t>Bluse</w:t>
+            </w:r>
+            <w:proofErr w:type="spellEnd"/>
+          </w:p>
+        </w:tc>
+        <w:tc>
+          <w:tcPr>
+            <w:tcW w:w="0" w:type="auto"/>
+            <w:tcBorders>
+              <w:bottom w:val="nil"/>
+            </w:tcBorders>
+            <w:vAlign w:val="center"/>
+            <w:hideMark/>
+          </w:tcPr>
+          <w:p>
+            <w:pPr>
+              <w:ind w:left="360"/>
+            </w:pPr>
+            <w:r>
+              <w:t>the blouse</w:t>
+            </w:r>
+          </w:p>
+        </w:tc>
+        <w:tc>
+          <w:tcPr>
+            <w:tcW w:w="0" w:type="auto"/>
+            <w:tcBorders>
+              <w:bottom w:val="nil"/>
+            </w:tcBorders>
+            <w:vAlign w:val="center"/>
+            <w:hideMark/>
+          </w:tcPr>
+          <w:p>
+            <w:pPr>
+              <w:ind w:left="360"/>
+            </w:pPr>
+            <w:r>
+              <w:t xml:space="preserve">die </w:t>
+            </w:r>
+            <w:proofErr w:type="spellStart"/>
+            <w:r>
+              <w:t>Blusen</w:t>
+            </w:r>
+            <w:proofErr w:type="spellEnd"/>
+          </w:p>
+        </w:tc>
+        <w:tc>
+          <w:tcPr>
+            <w:tcW w:w="0" w:type="auto"/>
+            <w:tcBorders>
+              <w:bottom w:val="nil"/>
+            </w:tcBorders>
+            <w:vAlign w:val="center"/>
+            <w:hideMark/>
+          </w:tcPr>
+          <w:p>
+            <w:pPr>
+              <w:ind w:left="360"/>
+            </w:pPr>
+            <w:r>
+              <w:t>the blouses</w:t>
+            </w:r>
+          </w:p>
+        </w:tc>
+      </w:tr>
+    </w:tbl>
+    <w:p/>
+    <w:p>
+      <w:pPr>
+        <w:pStyle w:val="ListParagraph"/>
+        <w:numPr>
+          <w:ilvl w:val="0"/>
+          <w:numId w:val="20"/>
+        </w:numPr>
+      </w:pPr>
+      <w:proofErr w:type="spellStart"/>
+      <w:r>
+        <w:t>Größe</w:t>
+      </w:r>
+      <w:proofErr w:type="spellEnd"/>
+      <w:r>
+        <w:t xml:space="preserve"> </w:t>
+      </w:r>
+      <w:r>
+        <w:sym w:font="Wingdings" w:char="F0E0"/>
+      </w:r>
+      <w:r>
+        <w:t xml:space="preserve"> size</w:t>
+      </w:r>
+    </w:p>
+    <w:p>
+      <w:pPr>
+        <w:pStyle w:val="ListParagraph"/>
+        <w:numPr>
+          <w:ilvl w:val="0"/>
+          <w:numId w:val="20"/>
+        </w:numPr>
+      </w:pPr>
+      <w:r>
+        <w:t xml:space="preserve">Die </w:t>
+      </w:r>
+      <w:proofErr w:type="spellStart"/>
+      <w:r>
+        <w:t>wahl</w:t>
+      </w:r>
+      <w:proofErr w:type="spellEnd"/>
+      <w:r>
+        <w:t xml:space="preserve"> </w:t>
+      </w:r>
+      <w:r>
+        <w:sym w:font="Wingdings" w:char="F0E0"/>
+      </w:r>
+      <w:r>
+        <w:t xml:space="preserve"> the choice</w:t>
+      </w:r>
+    </w:p>
+    <w:p>
+      <w:pPr>
+        <w:pStyle w:val="ListParagraph"/>
+        <w:numPr>
+          <w:ilvl w:val="0"/>
+          <w:numId w:val="20"/>
+        </w:numPr>
+      </w:pPr>
+      <w:r>
+        <w:t xml:space="preserve">Auf </w:t>
+      </w:r>
+      <w:proofErr w:type="spellStart"/>
+      <w:r>
+        <w:t>paltz</w:t>
+      </w:r>
+      <w:proofErr w:type="spellEnd"/>
+      <w:r>
+        <w:t xml:space="preserve"> eins </w:t>
+      </w:r>
+      <w:proofErr w:type="spellStart"/>
+      <w:r>
+        <w:t>liegt</w:t>
+      </w:r>
+      <w:proofErr w:type="spellEnd"/>
+      <w:r>
+        <w:t xml:space="preserve"> </w:t>
+      </w:r>
+      <w:r>
+        <w:sym w:font="Wingdings" w:char="F0E0"/>
+      </w:r>
+      <w:r>
+        <w:t xml:space="preserve"> at the top o</w:t>
+      </w:r>
+      <w:r>
+        <w:t xml:space="preserve">r first </w:t>
+      </w:r>
+    </w:p>
+    <w:p>
+      <w:pPr>
+        <w:pStyle w:val="ListParagraph"/>
+        <w:numPr>
+          <w:ilvl w:val="0"/>
+          <w:numId w:val="20"/>
+        </w:numPr>
+      </w:pPr>
+      <w:r>
+        <w:t xml:space="preserve">Eine </w:t>
+      </w:r>
+      <w:proofErr w:type="spellStart"/>
+      <w:r>
+        <w:t>studie</w:t>
+      </w:r>
+      <w:proofErr w:type="spellEnd"/>
+      <w:r>
+        <w:t xml:space="preserve"> </w:t>
+      </w:r>
+      <w:r>
+        <w:sym w:font="Wingdings" w:char="F0E0"/>
+      </w:r>
+      <w:r>
+        <w:t xml:space="preserve"> a study</w:t>
+      </w:r>
+    </w:p>
+    <w:p>
+      <w:pPr>
+        <w:pStyle w:val="ListParagraph"/>
+        <w:numPr>
+          <w:ilvl w:val="0"/>
+          <w:numId w:val="20"/>
+        </w:numPr>
+      </w:pPr>
+    </w:p>
+    <w:p>
+      <w:pPr>
+        <w:pStyle w:val="ListParagraph"/>
+      </w:pPr>
+    </w:p>
+    <w:p/>
     <w:sectPr>
       <w:pgSz w:w="12240" w:h="15840"/>
       <w:pgMar w:top="1417" w:right="1417" w:bottom="1134" w:left="1417" w:header="720" w:footer="720" w:gutter="0"/>
@@ -5985,7 +10249,7 @@
 </file>
 
 <file path=word/numbering.xml><?xml version="1.0" encoding="utf-8"?>
-<w:numbering xmlns:wpc="http://schemas.microsoft.com/office/word/2010/wordprocessingCanvas" xmlns:cx="http://schemas.microsoft.com/office/drawing/2014/chartex" xmlns:cx1="http://schemas.microsoft.com/office/drawing/2015/9/8/chartex" xmlns:cx2="http://schemas.microsoft.com/office/drawing/2015/10/21/chartex" xmlns:cx3="http://schemas.microsoft.com/office/drawing/2016/5/9/chartex" xmlns:cx4="http://schemas.microsoft.com/office/drawing/2016/5/10/chartex" xmlns:cx5="http://schemas.microsoft.com/office/drawing/2016/5/11/chartex" xmlns:cx6="http://schemas.microsoft.com/office/drawing/2016/5/12/chartex" xmlns:cx7="http://schemas.microsoft.com/office/drawing/2016/5/13/chartex" xmlns:cx8="http://schemas.microsoft.com/office/drawing/2016/5/14/chartex" xmlns:mc="http://schemas.openxmlformats.org/markup-compatibility/2006" xmlns:aink="http://schemas.microsoft.com/office/drawing/2016/ink" xmlns:am3d="http://schemas.microsoft.com/office/drawing/2017/model3d" xmlns:o="urn:schemas-microsoft-com:office:office" xmlns:oel="http://schemas.microsoft.com/office/2019/extlst" xmlns:r="http://schemas.openxmlformats.org/officeDocument/2006/relationships" xmlns:m="http://schemas.openxmlformats.org/officeDocument/2006/math" xmlns:v="urn:schemas-microsoft-com:vml" xmlns:wp14="http://schemas.microsoft.com/office/word/2010/wordprocessingDrawing" xmlns:wp="http://schemas.openxmlformats.org/drawingml/2006/wordprocessingDrawing" xmlns:w10="urn:schemas-microsoft-com:office:word" xmlns:w="http://schemas.openxmlformats.org/wordprocessingml/2006/main" xmlns:w14="http://schemas.microsoft.com/office/word/2010/wordml" xmlns:w15="http://schemas.microsoft.com/office/word/2012/wordml" xmlns:w16cei="http://schemas.microsoft.com/office/word/2026/wordml/cei" xmlns:w16cex="http://schemas.microsoft.com/office/word/2018/wordml/cex" xmlns:w16cid="http://schemas.microsoft.com/office/word/2016/wordml/cid" xmlns:w16="http://schemas.microsoft.com/office/word/2018/wordml" xmlns:w16du="http://schemas.microsoft.com/office/word/2023/wordml/word16du" xmlns:w16sdtdh="http://schemas.microsoft.com/office/word/2020/wordml/sdtdatahash" xmlns:w16sdtfl="http://schemas.microsoft.com/office/word/2024/wordml/sdtformatlock" xmlns:w16se="http://schemas.microsoft.com/office/word/2015/wordml/symex" xmlns:wpg="http://schemas.microsoft.com/office/word/2010/wordprocessingGroup" xmlns:wpi="http://schemas.microsoft.com/office/word/2010/wordprocessingInk" xmlns:wne="http://schemas.microsoft.com/office/word/2006/wordml" xmlns:wps="http://schemas.microsoft.com/office/word/2010/wordprocessingShape" mc:Ignorable="w14 w15 w16se w16cid w16 w16cex w16sdtdh w16sdtfl w16du wp14">
+<w:numbering xmlns:wpc="http://schemas.microsoft.com/office/word/2010/wordprocessingCanvas" xmlns:cx="http://schemas.microsoft.com/office/drawing/2014/chartex" xmlns:cx1="http://schemas.microsoft.com/office/drawing/2015/9/8/chartex" xmlns:cx2="http://schemas.microsoft.com/office/drawing/2015/10/21/chartex" xmlns:cx3="http://schemas.microsoft.com/office/drawing/2016/5/9/chartex" xmlns:cx4="http://schemas.microsoft.com/office/drawing/2016/5/10/chartex" xmlns:cx5="http://schemas.microsoft.com/office/drawing/2016/5/11/chartex" xmlns:cx6="http://schemas.microsoft.com/office/drawing/2016/5/12/chartex" xmlns:cx7="http://schemas.microsoft.com/office/drawing/2016/5/13/chartex" xmlns:cx8="http://schemas.microsoft.com/office/drawing/2016/5/14/chartex" xmlns:mc="http://schemas.openxmlformats.org/markup-compatibility/2006" xmlns:aink="http://schemas.microsoft.com/office/drawing/2016/ink" xmlns:am3d="http://schemas.microsoft.com/office/drawing/2017/model3d" xmlns:o="urn:schemas-microsoft-com:office:office" xmlns:oel="http://schemas.microsoft.com/office/2019/extlst" xmlns:r="http://schemas.openxmlformats.org/officeDocument/2006/relationships" xmlns:m="http://schemas.openxmlformats.org/officeDocument/2006/math" xmlns:v="urn:schemas-microsoft-com:vml" xmlns:wp14="http://schemas.microsoft.com/office/word/2010/wordprocessingDrawing" xmlns:wp="http://schemas.openxmlformats.org/drawingml/2006/wordprocessingDrawing" xmlns:w10="urn:schemas-microsoft-com:office:word" xmlns:w="http://schemas.openxmlformats.org/wordprocessingml/2006/main" xmlns:w14="http://schemas.microsoft.com/office/word/2010/wordml" xmlns:w15="http://schemas.microsoft.com/office/word/2012/wordml" xmlns:w16cex="http://schemas.microsoft.com/office/word/2018/wordml/cex" xmlns:w16cid="http://schemas.microsoft.com/office/word/2016/wordml/cid" xmlns:w16="http://schemas.microsoft.com/office/word/2018/wordml" xmlns:w16du="http://schemas.microsoft.com/office/word/2023/wordml/word16du" xmlns:w16sdtdh="http://schemas.microsoft.com/office/word/2020/wordml/sdtdatahash" xmlns:w16sdtfl="http://schemas.microsoft.com/office/word/2024/wordml/sdtformatlock" xmlns:w16se="http://schemas.microsoft.com/office/word/2015/wordml/symex" xmlns:wpg="http://schemas.microsoft.com/office/word/2010/wordprocessingGroup" xmlns:wpi="http://schemas.microsoft.com/office/word/2010/wordprocessingInk" xmlns:wne="http://schemas.microsoft.com/office/word/2006/wordml" xmlns:wps="http://schemas.microsoft.com/office/word/2010/wordprocessingShape" mc:Ignorable="w14 w15 w16se w16cid w16 w16cex w16sdtdh w16sdtfl w16du wp14">
   <w:abstractNum w:abstractNumId="0" w15:restartNumberingAfterBreak="0">
     <w:nsid w:val="015C4CE7"/>
     <w:multiLevelType w:val="multilevel"/>
@@ -8037,6 +12301,119 @@
     </w:lvl>
   </w:abstractNum>
   <w:abstractNum w:abstractNumId="14" w15:restartNumberingAfterBreak="0">
+    <w:nsid w:val="5C5B67F4"/>
+    <w:multiLevelType w:val="hybridMultilevel"/>
+    <w:tmpl w:val="B34E5840"/>
+    <w:lvl w:ilvl="0" w:tplc="0C090001">
+      <w:start w:val="1"/>
+      <w:numFmt w:val="bullet"/>
+      <w:lvlText w:val=""/>
+      <w:lvlJc w:val="left"/>
+      <w:pPr>
+        <w:ind w:left="720" w:hanging="360"/>
+      </w:pPr>
+      <w:rPr>
+        <w:rFonts w:ascii="Symbol" w:hAnsi="Symbol" w:hint="default"/>
+      </w:rPr>
+    </w:lvl>
+    <w:lvl w:ilvl="1" w:tplc="0C090003" w:tentative="1">
+      <w:start w:val="1"/>
+      <w:numFmt w:val="bullet"/>
+      <w:lvlText w:val="o"/>
+      <w:lvlJc w:val="left"/>
+      <w:pPr>
+        <w:ind w:left="1440" w:hanging="360"/>
+      </w:pPr>
+      <w:rPr>
+        <w:rFonts w:ascii="Courier New" w:hAnsi="Courier New" w:cs="Courier New" w:hint="default"/>
+      </w:rPr>
+    </w:lvl>
+    <w:lvl w:ilvl="2" w:tplc="0C090005" w:tentative="1">
+      <w:start w:val="1"/>
+      <w:numFmt w:val="bullet"/>
+      <w:lvlText w:val=""/>
+      <w:lvlJc w:val="left"/>
+      <w:pPr>
+        <w:ind w:left="2160" w:hanging="360"/>
+      </w:pPr>
+      <w:rPr>
+        <w:rFonts w:ascii="Wingdings" w:hAnsi="Wingdings" w:hint="default"/>
+      </w:rPr>
+    </w:lvl>
+    <w:lvl w:ilvl="3" w:tplc="0C090001" w:tentative="1">
+      <w:start w:val="1"/>
+      <w:numFmt w:val="bullet"/>
+      <w:lvlText w:val=""/>
+      <w:lvlJc w:val="left"/>
+      <w:pPr>
+        <w:ind w:left="2880" w:hanging="360"/>
+      </w:pPr>
+      <w:rPr>
+        <w:rFonts w:ascii="Symbol" w:hAnsi="Symbol" w:hint="default"/>
+      </w:rPr>
+    </w:lvl>
+    <w:lvl w:ilvl="4" w:tplc="0C090003" w:tentative="1">
+      <w:start w:val="1"/>
+      <w:numFmt w:val="bullet"/>
+      <w:lvlText w:val="o"/>
+      <w:lvlJc w:val="left"/>
+      <w:pPr>
+        <w:ind w:left="3600" w:hanging="360"/>
+      </w:pPr>
+      <w:rPr>
+        <w:rFonts w:ascii="Courier New" w:hAnsi="Courier New" w:cs="Courier New" w:hint="default"/>
+      </w:rPr>
+    </w:lvl>
+    <w:lvl w:ilvl="5" w:tplc="0C090005" w:tentative="1">
+      <w:start w:val="1"/>
+      <w:numFmt w:val="bullet"/>
+      <w:lvlText w:val=""/>
+      <w:lvlJc w:val="left"/>
+      <w:pPr>
+        <w:ind w:left="4320" w:hanging="360"/>
+      </w:pPr>
+      <w:rPr>
+        <w:rFonts w:ascii="Wingdings" w:hAnsi="Wingdings" w:hint="default"/>
+      </w:rPr>
+    </w:lvl>
+    <w:lvl w:ilvl="6" w:tplc="0C090001" w:tentative="1">
+      <w:start w:val="1"/>
+      <w:numFmt w:val="bullet"/>
+      <w:lvlText w:val=""/>
+      <w:lvlJc w:val="left"/>
+      <w:pPr>
+        <w:ind w:left="5040" w:hanging="360"/>
+      </w:pPr>
+      <w:rPr>
+        <w:rFonts w:ascii="Symbol" w:hAnsi="Symbol" w:hint="default"/>
+      </w:rPr>
+    </w:lvl>
+    <w:lvl w:ilvl="7" w:tplc="0C090003" w:tentative="1">
+      <w:start w:val="1"/>
+      <w:numFmt w:val="bullet"/>
+      <w:lvlText w:val="o"/>
+      <w:lvlJc w:val="left"/>
+      <w:pPr>
+        <w:ind w:left="5760" w:hanging="360"/>
+      </w:pPr>
+      <w:rPr>
+        <w:rFonts w:ascii="Courier New" w:hAnsi="Courier New" w:cs="Courier New" w:hint="default"/>
+      </w:rPr>
+    </w:lvl>
+    <w:lvl w:ilvl="8" w:tplc="0C090005" w:tentative="1">
+      <w:start w:val="1"/>
+      <w:numFmt w:val="bullet"/>
+      <w:lvlText w:val=""/>
+      <w:lvlJc w:val="left"/>
+      <w:pPr>
+        <w:ind w:left="6480" w:hanging="360"/>
+      </w:pPr>
+      <w:rPr>
+        <w:rFonts w:ascii="Wingdings" w:hAnsi="Wingdings" w:hint="default"/>
+      </w:rPr>
+    </w:lvl>
+  </w:abstractNum>
+  <w:abstractNum w:abstractNumId="15" w15:restartNumberingAfterBreak="0">
     <w:nsid w:val="62EB0DB3"/>
     <w:multiLevelType w:val="multilevel"/>
     <w:tmpl w:val="6F2A3D2A"/>
@@ -8185,7 +12562,7 @@
       </w:rPr>
     </w:lvl>
   </w:abstractNum>
-  <w:abstractNum w:abstractNumId="15" w15:restartNumberingAfterBreak="0">
+  <w:abstractNum w:abstractNumId="16" w15:restartNumberingAfterBreak="0">
     <w:nsid w:val="673B0ECC"/>
     <w:multiLevelType w:val="multilevel"/>
     <w:tmpl w:val="CE9851AE"/>
@@ -8334,7 +12711,7 @@
       </w:rPr>
     </w:lvl>
   </w:abstractNum>
-  <w:abstractNum w:abstractNumId="16" w15:restartNumberingAfterBreak="0">
+  <w:abstractNum w:abstractNumId="17" w15:restartNumberingAfterBreak="0">
     <w:nsid w:val="73BF36F7"/>
     <w:multiLevelType w:val="multilevel"/>
     <w:tmpl w:val="B32E81F2"/>
@@ -8483,7 +12860,7 @@
       </w:rPr>
     </w:lvl>
   </w:abstractNum>
-  <w:abstractNum w:abstractNumId="17" w15:restartNumberingAfterBreak="0">
+  <w:abstractNum w:abstractNumId="18" w15:restartNumberingAfterBreak="0">
     <w:nsid w:val="77EF6877"/>
     <w:multiLevelType w:val="multilevel"/>
     <w:tmpl w:val="D2963B7E"/>
@@ -8632,7 +13009,7 @@
       </w:rPr>
     </w:lvl>
   </w:abstractNum>
-  <w:abstractNum w:abstractNumId="18" w15:restartNumberingAfterBreak="0">
+  <w:abstractNum w:abstractNumId="19" w15:restartNumberingAfterBreak="0">
     <w:nsid w:val="7E8217C1"/>
     <w:multiLevelType w:val="multilevel"/>
     <w:tmpl w:val="074ADFD0"/>
@@ -8785,7 +13162,7 @@
     <w:abstractNumId w:val="12"/>
   </w:num>
   <w:num w:numId="2" w16cid:durableId="1765154184">
-    <w:abstractNumId w:val="18"/>
+    <w:abstractNumId w:val="19"/>
   </w:num>
   <w:num w:numId="3" w16cid:durableId="1498154775">
     <w:abstractNumId w:val="1"/>
@@ -8794,7 +13171,7 @@
     <w:abstractNumId w:val="5"/>
   </w:num>
   <w:num w:numId="5" w16cid:durableId="1746606909">
-    <w:abstractNumId w:val="15"/>
+    <w:abstractNumId w:val="16"/>
   </w:num>
   <w:num w:numId="6" w16cid:durableId="1913157573">
     <w:abstractNumId w:val="8"/>
@@ -8812,10 +13189,10 @@
     <w:abstractNumId w:val="3"/>
   </w:num>
   <w:num w:numId="11" w16cid:durableId="1510868936">
-    <w:abstractNumId w:val="17"/>
+    <w:abstractNumId w:val="18"/>
   </w:num>
   <w:num w:numId="12" w16cid:durableId="1363703127">
-    <w:abstractNumId w:val="16"/>
+    <w:abstractNumId w:val="17"/>
   </w:num>
   <w:num w:numId="13" w16cid:durableId="855264185">
     <w:abstractNumId w:val="7"/>
@@ -8830,13 +13207,16 @@
     <w:abstractNumId w:val="4"/>
   </w:num>
   <w:num w:numId="17" w16cid:durableId="1943873252">
-    <w:abstractNumId w:val="14"/>
+    <w:abstractNumId w:val="15"/>
   </w:num>
   <w:num w:numId="18" w16cid:durableId="507137794">
     <w:abstractNumId w:val="6"/>
   </w:num>
   <w:num w:numId="19" w16cid:durableId="216941214">
     <w:abstractNumId w:val="9"/>
+  </w:num>
+  <w:num w:numId="20" w16cid:durableId="464009615">
+    <w:abstractNumId w:val="14"/>
   </w:num>
 </w:numbering>
 </file>

--- a/Words.docx
+++ b/Words.docx
@@ -13,20 +13,30 @@
           <w:lang w:val="en-US"/>
         </w:rPr>
       </w:pPr>
+      <w:proofErr w:type="gramStart"/>
       <w:r>
         <w:rPr>
           <w:lang w:val="en-US"/>
         </w:rPr>
-        <w:t xml:space="preserve">Der </w:t>
-      </w:r>
-      <w:proofErr w:type="spellStart"/>
+        <w:t>Der</w:t>
+      </w:r>
+      <w:proofErr w:type="gramEnd"/>
       <w:r>
         <w:rPr>
           <w:lang w:val="en-US"/>
         </w:rPr>
+        <w:t xml:space="preserve"> </w:t>
+      </w:r>
+      <w:proofErr w:type="spellStart"/>
+      <w:proofErr w:type="gramStart"/>
+      <w:r>
+        <w:rPr>
+          <w:lang w:val="en-US"/>
+        </w:rPr>
         <w:t>Inhalt,die</w:t>
       </w:r>
       <w:proofErr w:type="spellEnd"/>
+      <w:proofErr w:type="gramEnd"/>
       <w:r>
         <w:rPr>
           <w:lang w:val="en-US"/>
@@ -797,6 +807,7 @@
         <w:t xml:space="preserve"> = the </w:t>
       </w:r>
       <w:proofErr w:type="spellStart"/>
+      <w:proofErr w:type="gramStart"/>
       <w:r>
         <w:rPr>
           <w:lang w:val="de-DE" w:eastAsia="en-AU"/>
@@ -808,7 +819,14 @@
         <w:rPr>
           <w:lang w:val="de-DE" w:eastAsia="en-AU"/>
         </w:rPr>
-        <w:t xml:space="preserve">.. </w:t>
+        <w:t>..</w:t>
+      </w:r>
+      <w:proofErr w:type="gramEnd"/>
+      <w:r>
+        <w:rPr>
+          <w:lang w:val="de-DE" w:eastAsia="en-AU"/>
+        </w:rPr>
+        <w:t xml:space="preserve"> </w:t>
       </w:r>
       <w:r>
         <w:rPr>
@@ -1850,6 +1868,7 @@
         <w:t xml:space="preserve">die </w:t>
       </w:r>
       <w:proofErr w:type="spellStart"/>
+      <w:proofErr w:type="gramStart"/>
       <w:r>
         <w:rPr>
           <w:b/>
@@ -1870,7 +1889,15 @@
           <w:b/>
           <w:bCs/>
         </w:rPr>
-        <w:t xml:space="preserve"> / details / data — Plural noun (singular: die </w:t>
+        <w:t xml:space="preserve"> /</w:t>
+      </w:r>
+      <w:proofErr w:type="gramEnd"/>
+      <w:r>
+        <w:rPr>
+          <w:b/>
+          <w:bCs/>
+        </w:rPr>
+        <w:t xml:space="preserve"> details / data — Plural noun (singular: die </w:t>
       </w:r>
       <w:proofErr w:type="spellStart"/>
       <w:r>
@@ -1886,7 +1913,23 @@
           <w:b/>
           <w:bCs/>
         </w:rPr>
-        <w:t>, but it is most commonly used in the plural).</w:t>
+        <w:t xml:space="preserve">, but it is </w:t>
+      </w:r>
+      <w:proofErr w:type="gramStart"/>
+      <w:r>
+        <w:rPr>
+          <w:b/>
+          <w:bCs/>
+        </w:rPr>
+        <w:t>most commonly used</w:t>
+      </w:r>
+      <w:proofErr w:type="gramEnd"/>
+      <w:r>
+        <w:rPr>
+          <w:b/>
+          <w:bCs/>
+        </w:rPr>
+        <w:t xml:space="preserve"> in the plural).</w:t>
       </w:r>
     </w:p>
     <w:p>
@@ -6531,6 +6574,7 @@
           <w:lang w:val="de-DE"/>
         </w:rPr>
       </w:pPr>
+      <w:proofErr w:type="gramStart"/>
       <w:r>
         <w:rPr>
           <w:lang w:val="de-DE"/>
@@ -6548,6 +6592,7 @@
         <w:t>ahrkartenautomaten</w:t>
       </w:r>
       <w:proofErr w:type="spellEnd"/>
+      <w:proofErr w:type="gramEnd"/>
     </w:p>
     <w:p>
       <w:pPr>
@@ -10222,6 +10267,107 @@
       </w:r>
       <w:r>
         <w:t xml:space="preserve"> a study</w:t>
+      </w:r>
+    </w:p>
+    <w:p>
+      <w:pPr>
+        <w:pStyle w:val="ListParagraph"/>
+        <w:numPr>
+          <w:ilvl w:val="0"/>
+          <w:numId w:val="20"/>
+        </w:numPr>
+      </w:pPr>
+      <w:r>
+        <w:t xml:space="preserve">Der </w:t>
+      </w:r>
+      <w:proofErr w:type="spellStart"/>
+      <w:r>
+        <w:t>Kopierer</w:t>
+      </w:r>
+      <w:proofErr w:type="spellEnd"/>
+      <w:r>
+        <w:t xml:space="preserve"> </w:t>
+      </w:r>
+      <w:r>
+        <w:sym w:font="Wingdings" w:char="F0E0"/>
+      </w:r>
+      <w:r>
+        <w:t xml:space="preserve"> the copier </w:t>
+      </w:r>
+    </w:p>
+    <w:p>
+      <w:pPr>
+        <w:pStyle w:val="ListParagraph"/>
+        <w:numPr>
+          <w:ilvl w:val="0"/>
+          <w:numId w:val="20"/>
+        </w:numPr>
+      </w:pPr>
+      <w:proofErr w:type="spellStart"/>
+      <w:r>
+        <w:rPr>
+          <w:b/>
+          <w:bCs/>
+        </w:rPr>
+        <w:t>ungefähr</w:t>
+      </w:r>
+      <w:proofErr w:type="spellEnd"/>
+      <w:r>
+        <w:t xml:space="preserve"> (approximately / roughly / about)</w:t>
+      </w:r>
+    </w:p>
+    <w:p>
+      <w:pPr>
+        <w:pStyle w:val="ListParagraph"/>
+        <w:numPr>
+          <w:ilvl w:val="0"/>
+          <w:numId w:val="20"/>
+        </w:numPr>
+      </w:pPr>
+      <w:r>
+        <w:rPr>
+          <w:b/>
+          <w:bCs/>
+        </w:rPr>
+        <w:t xml:space="preserve">fair is fair in </w:t>
+      </w:r>
+      <w:proofErr w:type="spellStart"/>
+      <w:r>
+        <w:rPr>
+          <w:b/>
+          <w:bCs/>
+        </w:rPr>
+        <w:t>gemran</w:t>
+      </w:r>
+      <w:proofErr w:type="spellEnd"/>
+    </w:p>
+    <w:p>
+      <w:pPr>
+        <w:pStyle w:val="ListParagraph"/>
+        <w:numPr>
+          <w:ilvl w:val="0"/>
+          <w:numId w:val="20"/>
+        </w:numPr>
+        <w:spacing w:after="0" w:line="240" w:lineRule="auto"/>
+      </w:pPr>
+      <w:r>
+        <w:t xml:space="preserve">die </w:t>
+      </w:r>
+      <w:proofErr w:type="spellStart"/>
+      <w:r>
+        <w:t>Wendung</w:t>
+      </w:r>
+      <w:proofErr w:type="spellEnd"/>
+      <w:r>
+        <w:t xml:space="preserve"> (the idiom / the turn / the phrase) / Plural: die </w:t>
+      </w:r>
+      <w:proofErr w:type="spellStart"/>
+      <w:r>
+        <w:t>Wendungen</w:t>
+      </w:r>
+      <w:proofErr w:type="spellEnd"/>
+      <w:r>
+        <w:t xml:space="preserve"> (the idioms / the phrases)</w:t>
       </w:r>
     </w:p>
     <w:p>

--- a/Words.docx
+++ b/Words.docx
@@ -8425,35 +8425,35 @@
         <w:rPr>
           <w:lang w:val="de-DE"/>
         </w:rPr>
-        <w:t xml:space="preserve">das </w:t>
-      </w:r>
-      <w:proofErr w:type="spellStart"/>
-      <w:r>
-        <w:rPr>
-          <w:lang w:val="de-DE"/>
-        </w:rPr>
-        <w:t>Gespräch</w:t>
-      </w:r>
-      <w:proofErr w:type="spellEnd"/>
-      <w:r>
-        <w:rPr>
-          <w:lang w:val="de-DE"/>
-        </w:rPr>
-        <w:t xml:space="preserve"> (the conversation / the talk) / Plural: die </w:t>
-      </w:r>
-      <w:proofErr w:type="spellStart"/>
-      <w:r>
-        <w:rPr>
-          <w:lang w:val="de-DE"/>
-        </w:rPr>
-        <w:t>Gespräche</w:t>
-      </w:r>
-      <w:proofErr w:type="spellEnd"/>
-      <w:r>
-        <w:rPr>
-          <w:lang w:val="de-DE"/>
-        </w:rPr>
-        <w:t xml:space="preserve"> (the conversations)</w:t>
+        <w:t xml:space="preserve">das Gespräch (the </w:t>
+      </w:r>
+      <w:proofErr w:type="spellStart"/>
+      <w:r>
+        <w:rPr>
+          <w:lang w:val="de-DE"/>
+        </w:rPr>
+        <w:t>conversation</w:t>
+      </w:r>
+      <w:proofErr w:type="spellEnd"/>
+      <w:r>
+        <w:rPr>
+          <w:lang w:val="de-DE"/>
+        </w:rPr>
+        <w:t xml:space="preserve"> / the talk) / Plural: die Gespräche (the </w:t>
+      </w:r>
+      <w:proofErr w:type="spellStart"/>
+      <w:r>
+        <w:rPr>
+          <w:lang w:val="de-DE"/>
+        </w:rPr>
+        <w:t>conversations</w:t>
+      </w:r>
+      <w:proofErr w:type="spellEnd"/>
+      <w:r>
+        <w:rPr>
+          <w:lang w:val="de-DE"/>
+        </w:rPr>
+        <w:t>)</w:t>
       </w:r>
     </w:p>
     <w:p>
@@ -10223,7 +10223,15 @@
       </w:r>
       <w:proofErr w:type="spellEnd"/>
       <w:r>
-        <w:t xml:space="preserve"> eins </w:t>
+        <w:t xml:space="preserve"> </w:t>
+      </w:r>
+      <w:proofErr w:type="spellStart"/>
+      <w:r>
+        <w:t>eins</w:t>
+      </w:r>
+      <w:proofErr w:type="spellEnd"/>
+      <w:r>
+        <w:t xml:space="preserve"> </w:t>
       </w:r>
       <w:proofErr w:type="spellStart"/>
       <w:r>
@@ -10368,6 +10376,989 @@
       <w:proofErr w:type="spellEnd"/>
       <w:r>
         <w:t xml:space="preserve"> (the idioms / the phrases)</w:t>
+      </w:r>
+    </w:p>
+    <w:p>
+      <w:pPr>
+        <w:pStyle w:val="ListParagraph"/>
+        <w:numPr>
+          <w:ilvl w:val="0"/>
+          <w:numId w:val="20"/>
+        </w:numPr>
+      </w:pPr>
+      <w:proofErr w:type="spellStart"/>
+      <w:r>
+        <w:t>regelmäßig</w:t>
+      </w:r>
+      <w:proofErr w:type="spellEnd"/>
+      <w:r>
+        <w:t xml:space="preserve"> </w:t>
+      </w:r>
+      <w:r>
+        <w:sym w:font="Wingdings" w:char="F0E0"/>
+      </w:r>
+      <w:r>
+        <w:t xml:space="preserve"> regularly</w:t>
+      </w:r>
+    </w:p>
+    <w:p>
+      <w:pPr>
+        <w:pStyle w:val="ListParagraph"/>
+        <w:numPr>
+          <w:ilvl w:val="0"/>
+          <w:numId w:val="20"/>
+        </w:numPr>
+      </w:pPr>
+      <w:r>
+        <w:rPr>
+          <w:b/>
+          <w:bCs/>
+        </w:rPr>
+        <w:t xml:space="preserve">die </w:t>
+      </w:r>
+      <w:proofErr w:type="spellStart"/>
+      <w:r>
+        <w:rPr>
+          <w:b/>
+          <w:bCs/>
+        </w:rPr>
+        <w:t>stelle</w:t>
+      </w:r>
+      <w:proofErr w:type="spellEnd"/>
+      <w:r>
+        <w:rPr>
+          <w:b/>
+          <w:bCs/>
+        </w:rPr>
+        <w:t xml:space="preserve"> </w:t>
+      </w:r>
+      <w:r>
+        <w:rPr>
+          <w:b/>
+          <w:bCs/>
+        </w:rPr>
+        <w:sym w:font="Wingdings" w:char="F0E0"/>
+      </w:r>
+      <w:r>
+        <w:rPr>
+          <w:b/>
+          <w:bCs/>
+        </w:rPr>
+        <w:t xml:space="preserve"> position</w:t>
+      </w:r>
+    </w:p>
+    <w:p>
+      <w:pPr>
+        <w:pStyle w:val="ListParagraph"/>
+        <w:numPr>
+          <w:ilvl w:val="0"/>
+          <w:numId w:val="20"/>
+        </w:numPr>
+        <w:rPr>
+          <w:lang w:val="de-DE"/>
+        </w:rPr>
+      </w:pPr>
+      <w:r>
+        <w:rPr>
+          <w:b/>
+          <w:bCs/>
+          <w:lang w:val="de-DE"/>
+        </w:rPr>
+        <w:t>das Auge.-... die Augen</w:t>
+      </w:r>
+      <w:r>
+        <w:rPr>
+          <w:b/>
+          <w:bCs/>
+          <w:lang w:val="de-DE"/>
+        </w:rPr>
+        <w:t>,,,</w:t>
+      </w:r>
+      <w:r>
+        <w:rPr>
+          <w:b/>
+          <w:bCs/>
+          <w:lang w:val="de-DE"/>
+        </w:rPr>
+        <w:t xml:space="preserve"> die Nase</w:t>
+      </w:r>
+      <w:r>
+        <w:rPr>
+          <w:b/>
+          <w:bCs/>
+          <w:lang w:val="de-DE"/>
+        </w:rPr>
+        <w:t>,,,,</w:t>
+      </w:r>
+      <w:r>
+        <w:rPr>
+          <w:b/>
+          <w:bCs/>
+          <w:lang w:val="de-DE"/>
+        </w:rPr>
+        <w:t xml:space="preserve"> der Zahn.-... die Zähne</w:t>
+      </w:r>
+      <w:r>
+        <w:rPr>
+          <w:b/>
+          <w:bCs/>
+          <w:lang w:val="de-DE"/>
+        </w:rPr>
+        <w:t>,,,,,</w:t>
+      </w:r>
+      <w:r>
+        <w:rPr>
+          <w:b/>
+          <w:bCs/>
+          <w:lang w:val="de-DE"/>
+        </w:rPr>
+        <w:t xml:space="preserve"> der Mund</w:t>
+      </w:r>
+      <w:r>
+        <w:rPr>
+          <w:b/>
+          <w:bCs/>
+          <w:lang w:val="de-DE"/>
+        </w:rPr>
+        <w:t>,,,,</w:t>
+      </w:r>
+      <w:r>
+        <w:rPr>
+          <w:b/>
+          <w:bCs/>
+          <w:lang w:val="de-DE"/>
+        </w:rPr>
+        <w:t xml:space="preserve"> der Hals die Hand.-... die Hände</w:t>
+      </w:r>
+      <w:r>
+        <w:rPr>
+          <w:b/>
+          <w:bCs/>
+          <w:lang w:val="de-DE"/>
+        </w:rPr>
+        <w:t>,,,,</w:t>
+      </w:r>
+      <w:r>
+        <w:rPr>
+          <w:b/>
+          <w:bCs/>
+          <w:lang w:val="de-DE"/>
+        </w:rPr>
+        <w:t xml:space="preserve"> der Bauch</w:t>
+      </w:r>
+      <w:r>
+        <w:rPr>
+          <w:b/>
+          <w:bCs/>
+          <w:lang w:val="de-DE"/>
+        </w:rPr>
+        <w:t>,,,</w:t>
+      </w:r>
+      <w:r>
+        <w:rPr>
+          <w:b/>
+          <w:bCs/>
+          <w:lang w:val="de-DE"/>
+        </w:rPr>
+        <w:t xml:space="preserve"> der Fuß.-... die Füße</w:t>
+      </w:r>
+      <w:r>
+        <w:rPr>
+          <w:b/>
+          <w:bCs/>
+          <w:lang w:val="de-DE"/>
+        </w:rPr>
+        <w:t>,,,</w:t>
+      </w:r>
+      <w:r>
+        <w:rPr>
+          <w:b/>
+          <w:bCs/>
+          <w:lang w:val="de-DE"/>
+        </w:rPr>
+        <w:t xml:space="preserve"> die Zehe.-... die Zehen</w:t>
+      </w:r>
+      <w:r>
+        <w:rPr>
+          <w:b/>
+          <w:bCs/>
+          <w:lang w:val="de-DE"/>
+        </w:rPr>
+        <w:t>,,</w:t>
+      </w:r>
+      <w:r>
+        <w:rPr>
+          <w:b/>
+          <w:bCs/>
+          <w:lang w:val="de-DE"/>
+        </w:rPr>
+        <w:t xml:space="preserve"> der Kopf</w:t>
+      </w:r>
+      <w:r>
+        <w:rPr>
+          <w:b/>
+          <w:bCs/>
+          <w:lang w:val="de-DE"/>
+        </w:rPr>
+        <w:t>,,,</w:t>
+      </w:r>
+      <w:r>
+        <w:rPr>
+          <w:b/>
+          <w:bCs/>
+          <w:lang w:val="de-DE"/>
+        </w:rPr>
+        <w:t xml:space="preserve"> die Haare (PI.)</w:t>
+      </w:r>
+      <w:r>
+        <w:rPr>
+          <w:b/>
+          <w:bCs/>
+          <w:lang w:val="de-DE"/>
+        </w:rPr>
+        <w:t>,,,</w:t>
+      </w:r>
+      <w:r>
+        <w:rPr>
+          <w:b/>
+          <w:bCs/>
+          <w:lang w:val="de-DE"/>
+        </w:rPr>
+        <w:t xml:space="preserve"> das Ohr.-... die Ohren</w:t>
+      </w:r>
+      <w:r>
+        <w:rPr>
+          <w:b/>
+          <w:bCs/>
+          <w:lang w:val="de-DE"/>
+        </w:rPr>
+        <w:t>,,</w:t>
+      </w:r>
+      <w:r>
+        <w:rPr>
+          <w:b/>
+          <w:bCs/>
+          <w:lang w:val="de-DE"/>
+        </w:rPr>
+        <w:t xml:space="preserve"> der linke/rechte Arm .-... die Arme </w:t>
+      </w:r>
+      <w:r>
+        <w:rPr>
+          <w:b/>
+          <w:bCs/>
+          <w:lang w:val="de-DE"/>
+        </w:rPr>
+        <w:t>,,</w:t>
+      </w:r>
+      <w:r>
+        <w:rPr>
+          <w:b/>
+          <w:bCs/>
+          <w:lang w:val="de-DE"/>
+        </w:rPr>
+        <w:t>der Finger.-... die Finger</w:t>
+      </w:r>
+      <w:r>
+        <w:rPr>
+          <w:b/>
+          <w:bCs/>
+          <w:lang w:val="de-DE"/>
+        </w:rPr>
+        <w:t>,,,</w:t>
+      </w:r>
+      <w:r>
+        <w:rPr>
+          <w:b/>
+          <w:bCs/>
+          <w:lang w:val="de-DE"/>
+        </w:rPr>
+        <w:t xml:space="preserve"> der Rücken</w:t>
+      </w:r>
+      <w:r>
+        <w:rPr>
+          <w:b/>
+          <w:bCs/>
+          <w:lang w:val="de-DE"/>
+        </w:rPr>
+        <w:t>,,,</w:t>
+      </w:r>
+      <w:r>
+        <w:rPr>
+          <w:b/>
+          <w:bCs/>
+          <w:lang w:val="de-DE"/>
+        </w:rPr>
+        <w:t xml:space="preserve"> das Bein.-... die Beine</w:t>
+      </w:r>
+      <w:r>
+        <w:rPr>
+          <w:b/>
+          <w:bCs/>
+          <w:lang w:val="de-DE"/>
+        </w:rPr>
+        <w:t>,,,</w:t>
+      </w:r>
+      <w:r>
+        <w:rPr>
+          <w:b/>
+          <w:bCs/>
+          <w:lang w:val="de-DE"/>
+        </w:rPr>
+        <w:t xml:space="preserve"> das Knie.-... die Knie </w:t>
+      </w:r>
+      <w:r>
+        <w:rPr>
+          <w:b/>
+          <w:bCs/>
+          <w:lang w:val="de-DE"/>
+        </w:rPr>
+        <w:t xml:space="preserve"> </w:t>
+      </w:r>
+    </w:p>
+    <w:p>
+      <w:pPr>
+        <w:pStyle w:val="ListParagraph"/>
+        <w:numPr>
+          <w:ilvl w:val="0"/>
+          <w:numId w:val="20"/>
+        </w:numPr>
+      </w:pPr>
+      <w:r>
+        <w:rPr>
+          <w:b/>
+          <w:bCs/>
+        </w:rPr>
+        <w:t xml:space="preserve">der </w:t>
+      </w:r>
+      <w:proofErr w:type="spellStart"/>
+      <w:r>
+        <w:rPr>
+          <w:b/>
+          <w:bCs/>
+        </w:rPr>
+        <w:t>Husten</w:t>
+      </w:r>
+      <w:proofErr w:type="spellEnd"/>
+      <w:r>
+        <w:t xml:space="preserve"> (the cough) / Plural: </w:t>
+      </w:r>
+      <w:r>
+        <w:rPr>
+          <w:b/>
+          <w:bCs/>
+        </w:rPr>
+        <w:t xml:space="preserve">die </w:t>
+      </w:r>
+      <w:proofErr w:type="spellStart"/>
+      <w:r>
+        <w:rPr>
+          <w:b/>
+          <w:bCs/>
+        </w:rPr>
+        <w:t>Husten</w:t>
+      </w:r>
+      <w:proofErr w:type="spellEnd"/>
+      <w:r>
+        <w:t xml:space="preserve"> (the coughs)</w:t>
+      </w:r>
+    </w:p>
+    <w:p>
+      <w:pPr>
+        <w:pStyle w:val="ListParagraph"/>
+        <w:numPr>
+          <w:ilvl w:val="0"/>
+          <w:numId w:val="20"/>
+        </w:numPr>
+      </w:pPr>
+      <w:r>
+        <w:rPr>
+          <w:b/>
+          <w:bCs/>
+        </w:rPr>
+        <w:t xml:space="preserve">der </w:t>
+      </w:r>
+      <w:proofErr w:type="spellStart"/>
+      <w:r>
+        <w:rPr>
+          <w:b/>
+          <w:bCs/>
+        </w:rPr>
+        <w:t>Schnupfen</w:t>
+      </w:r>
+      <w:proofErr w:type="spellEnd"/>
+      <w:r>
+        <w:t xml:space="preserve"> (the sniffles / runny nose) / Plural: </w:t>
+      </w:r>
+      <w:r>
+        <w:rPr>
+          <w:b/>
+          <w:bCs/>
+        </w:rPr>
+        <w:t xml:space="preserve">die </w:t>
+      </w:r>
+      <w:proofErr w:type="spellStart"/>
+      <w:r>
+        <w:rPr>
+          <w:b/>
+          <w:bCs/>
+        </w:rPr>
+        <w:t>Schnupfen</w:t>
+      </w:r>
+      <w:proofErr w:type="spellEnd"/>
+      <w:r>
+        <w:t xml:space="preserve"> (the runny noses)</w:t>
+      </w:r>
+    </w:p>
+    <w:p>
+      <w:pPr>
+        <w:pStyle w:val="ListParagraph"/>
+        <w:numPr>
+          <w:ilvl w:val="0"/>
+          <w:numId w:val="20"/>
+        </w:numPr>
+      </w:pPr>
+      <w:r>
+        <w:rPr>
+          <w:b/>
+          <w:bCs/>
+        </w:rPr>
+        <w:t>das Fieber</w:t>
+      </w:r>
+      <w:r>
+        <w:t xml:space="preserve"> (the fever) / Plural: </w:t>
+      </w:r>
+      <w:r>
+        <w:rPr>
+          <w:b/>
+          <w:bCs/>
+        </w:rPr>
+        <w:t>die Fieber</w:t>
+      </w:r>
+      <w:r>
+        <w:t xml:space="preserve"> (the fevers)</w:t>
+      </w:r>
+    </w:p>
+    <w:p>
+      <w:pPr>
+        <w:pStyle w:val="ListParagraph"/>
+        <w:numPr>
+          <w:ilvl w:val="0"/>
+          <w:numId w:val="20"/>
+        </w:numPr>
+        <w:rPr>
+          <w:lang w:val="de-DE"/>
+        </w:rPr>
+      </w:pPr>
+      <w:r>
+        <w:rPr>
+          <w:b/>
+          <w:bCs/>
+          <w:lang w:val="de-DE"/>
+        </w:rPr>
+        <w:t>eine Erkältung</w:t>
+      </w:r>
+      <w:r>
+        <w:rPr>
+          <w:lang w:val="de-DE"/>
+        </w:rPr>
+        <w:t xml:space="preserve"> (a </w:t>
+      </w:r>
+      <w:proofErr w:type="spellStart"/>
+      <w:r>
+        <w:rPr>
+          <w:lang w:val="de-DE"/>
+        </w:rPr>
+        <w:t>cold</w:t>
+      </w:r>
+      <w:proofErr w:type="spellEnd"/>
+      <w:r>
+        <w:rPr>
+          <w:lang w:val="de-DE"/>
+        </w:rPr>
+        <w:t xml:space="preserve">) / Plural: </w:t>
+      </w:r>
+      <w:r>
+        <w:rPr>
+          <w:b/>
+          <w:bCs/>
+          <w:lang w:val="de-DE"/>
+        </w:rPr>
+        <w:t>die Erkältungen</w:t>
+      </w:r>
+      <w:r>
+        <w:rPr>
+          <w:lang w:val="de-DE"/>
+        </w:rPr>
+        <w:t xml:space="preserve"> (the </w:t>
+      </w:r>
+      <w:proofErr w:type="spellStart"/>
+      <w:r>
+        <w:rPr>
+          <w:lang w:val="de-DE"/>
+        </w:rPr>
+        <w:t>colds</w:t>
+      </w:r>
+      <w:proofErr w:type="spellEnd"/>
+      <w:r>
+        <w:rPr>
+          <w:lang w:val="de-DE"/>
+        </w:rPr>
+        <w:t>)</w:t>
+      </w:r>
+    </w:p>
+    <w:p>
+      <w:pPr>
+        <w:pStyle w:val="ListParagraph"/>
+        <w:numPr>
+          <w:ilvl w:val="0"/>
+          <w:numId w:val="20"/>
+        </w:numPr>
+        <w:rPr>
+          <w:lang w:val="de-DE"/>
+        </w:rPr>
+      </w:pPr>
+      <w:proofErr w:type="spellStart"/>
+      <w:r>
+        <w:rPr>
+          <w:b/>
+          <w:bCs/>
+        </w:rPr>
+        <w:t>eine</w:t>
+      </w:r>
+      <w:proofErr w:type="spellEnd"/>
+      <w:r>
+        <w:rPr>
+          <w:b/>
+          <w:bCs/>
+        </w:rPr>
+        <w:t xml:space="preserve"> Grippe</w:t>
+      </w:r>
+      <w:r>
+        <w:t xml:space="preserve"> (a flu) / Plural: </w:t>
+      </w:r>
+      <w:r>
+        <w:rPr>
+          <w:b/>
+          <w:bCs/>
+        </w:rPr>
+        <w:t>die Grippen</w:t>
+      </w:r>
+      <w:r>
+        <w:t xml:space="preserve"> (the flus)</w:t>
+      </w:r>
+    </w:p>
+    <w:p>
+      <w:pPr>
+        <w:pStyle w:val="ListParagraph"/>
+        <w:numPr>
+          <w:ilvl w:val="0"/>
+          <w:numId w:val="20"/>
+        </w:numPr>
+        <w:rPr>
+          <w:lang w:val="de-DE"/>
+        </w:rPr>
+      </w:pPr>
+      <w:proofErr w:type="spellStart"/>
+      <w:r>
+        <w:t>versichert</w:t>
+      </w:r>
+      <w:proofErr w:type="spellEnd"/>
+      <w:r>
+        <w:t xml:space="preserve"> </w:t>
+      </w:r>
+      <w:r>
+        <w:sym w:font="Wingdings" w:char="F0E0"/>
+      </w:r>
+      <w:r>
+        <w:t xml:space="preserve"> insured </w:t>
+      </w:r>
+    </w:p>
+    <w:p>
+      <w:pPr>
+        <w:pStyle w:val="ListParagraph"/>
+        <w:numPr>
+          <w:ilvl w:val="0"/>
+          <w:numId w:val="20"/>
+        </w:numPr>
+        <w:spacing w:after="0" w:line="240" w:lineRule="auto"/>
+      </w:pPr>
+      <w:r>
+        <w:t xml:space="preserve">der </w:t>
+      </w:r>
+      <w:proofErr w:type="spellStart"/>
+      <w:r>
+        <w:t>Ratschlag</w:t>
+      </w:r>
+      <w:proofErr w:type="spellEnd"/>
+      <w:r>
+        <w:t xml:space="preserve"> (the piece of advice) / Plural: die </w:t>
+      </w:r>
+      <w:proofErr w:type="spellStart"/>
+      <w:r>
+        <w:t>Ratschläge</w:t>
+      </w:r>
+      <w:proofErr w:type="spellEnd"/>
+      <w:r>
+        <w:t xml:space="preserve"> (the advice / the tips)</w:t>
+      </w:r>
+    </w:p>
+    <w:p>
+      <w:pPr>
+        <w:pStyle w:val="ListParagraph"/>
+        <w:numPr>
+          <w:ilvl w:val="0"/>
+          <w:numId w:val="20"/>
+        </w:numPr>
+      </w:pPr>
+      <w:proofErr w:type="spellStart"/>
+      <w:r>
+        <w:rPr>
+          <w:b/>
+          <w:bCs/>
+        </w:rPr>
+        <w:t>allgemein</w:t>
+      </w:r>
+      <w:proofErr w:type="spellEnd"/>
+      <w:r>
+        <w:t xml:space="preserve"> (general / universal)</w:t>
+      </w:r>
+    </w:p>
+    <w:p>
+      <w:pPr>
+        <w:pStyle w:val="ListParagraph"/>
+        <w:numPr>
+          <w:ilvl w:val="0"/>
+          <w:numId w:val="20"/>
+        </w:numPr>
+      </w:pPr>
+      <w:r>
+        <w:rPr>
+          <w:b/>
+          <w:bCs/>
+        </w:rPr>
+        <w:t xml:space="preserve">die </w:t>
+      </w:r>
+      <w:proofErr w:type="spellStart"/>
+      <w:r>
+        <w:rPr>
+          <w:b/>
+          <w:bCs/>
+        </w:rPr>
+        <w:t>Wegbeschreibung</w:t>
+      </w:r>
+      <w:proofErr w:type="spellEnd"/>
+      <w:r>
+        <w:t xml:space="preserve"> (the directions</w:t>
+      </w:r>
+      <w:r>
+        <w:t>)</w:t>
+      </w:r>
+    </w:p>
+    <w:p>
+      <w:pPr>
+        <w:pStyle w:val="ListParagraph"/>
+        <w:numPr>
+          <w:ilvl w:val="0"/>
+          <w:numId w:val="20"/>
+        </w:numPr>
+      </w:pPr>
+      <w:proofErr w:type="spellStart"/>
+      <w:r>
+        <w:t>Quadratmeter</w:t>
+      </w:r>
+      <w:proofErr w:type="spellEnd"/>
+    </w:p>
+    <w:p>
+      <w:pPr>
+        <w:pStyle w:val="ListParagraph"/>
+        <w:numPr>
+          <w:ilvl w:val="0"/>
+          <w:numId w:val="20"/>
+        </w:numPr>
+      </w:pPr>
+      <w:r>
+        <w:t xml:space="preserve">der </w:t>
+      </w:r>
+      <w:proofErr w:type="spellStart"/>
+      <w:r>
+        <w:t>Haushalt</w:t>
+      </w:r>
+      <w:proofErr w:type="spellEnd"/>
+    </w:p>
+    <w:p>
+      <w:pPr>
+        <w:pStyle w:val="ListParagraph"/>
+        <w:numPr>
+          <w:ilvl w:val="0"/>
+          <w:numId w:val="20"/>
+        </w:numPr>
+        <w:spacing w:after="0" w:line="240" w:lineRule="auto"/>
+      </w:pPr>
+      <w:r>
+        <w:t xml:space="preserve">der </w:t>
+      </w:r>
+      <w:proofErr w:type="spellStart"/>
+      <w:r>
+        <w:t>Eigentümer</w:t>
+      </w:r>
+      <w:proofErr w:type="spellEnd"/>
+      <w:r>
+        <w:t xml:space="preserve"> (the owner / the proprietor) / Plural: die </w:t>
+      </w:r>
+      <w:proofErr w:type="spellStart"/>
+      <w:r>
+        <w:t>Eigentümer</w:t>
+      </w:r>
+      <w:proofErr w:type="spellEnd"/>
+      <w:r>
+        <w:t xml:space="preserve"> (the owners)</w:t>
+      </w:r>
+    </w:p>
+    <w:p>
+      <w:pPr>
+        <w:pStyle w:val="ListParagraph"/>
+        <w:numPr>
+          <w:ilvl w:val="0"/>
+          <w:numId w:val="20"/>
+        </w:numPr>
+      </w:pPr>
+      <w:r>
+        <w:rPr>
+          <w:b/>
+          <w:bCs/>
+        </w:rPr>
+        <w:t xml:space="preserve">der </w:t>
+      </w:r>
+      <w:proofErr w:type="spellStart"/>
+      <w:r>
+        <w:rPr>
+          <w:b/>
+          <w:bCs/>
+        </w:rPr>
+        <w:t>Anteil</w:t>
+      </w:r>
+      <w:proofErr w:type="spellEnd"/>
+      <w:r>
+        <w:t xml:space="preserve"> (the share</w:t>
+      </w:r>
+      <w:r>
+        <w:t>)</w:t>
+      </w:r>
+    </w:p>
+    <w:p>
+      <w:pPr>
+        <w:pStyle w:val="ListParagraph"/>
+        <w:numPr>
+          <w:ilvl w:val="0"/>
+          <w:numId w:val="20"/>
+        </w:numPr>
+        <w:spacing w:after="0" w:line="240" w:lineRule="auto"/>
+      </w:pPr>
+      <w:r>
+        <w:t xml:space="preserve">die Garderobe (the wardrobe / the cloakroom) / Plural: die </w:t>
+      </w:r>
+      <w:proofErr w:type="spellStart"/>
+      <w:r>
+        <w:t>Garderoben</w:t>
+      </w:r>
+      <w:proofErr w:type="spellEnd"/>
+      <w:r>
+        <w:t xml:space="preserve"> (the wardrobes / the cloakrooms)</w:t>
+      </w:r>
+    </w:p>
+    <w:p>
+      <w:pPr>
+        <w:pStyle w:val="ListParagraph"/>
+        <w:numPr>
+          <w:ilvl w:val="0"/>
+          <w:numId w:val="20"/>
+        </w:numPr>
+        <w:rPr>
+          <w:lang w:val="de-DE"/>
+        </w:rPr>
+      </w:pPr>
+      <w:r>
+        <w:rPr>
+          <w:lang w:val="de-DE"/>
+        </w:rPr>
+        <w:lastRenderedPageBreak/>
+        <w:t>Herzlichen Glückwunsch • zur neuen Wohnung • zum Geburtstag • zum neuen Job!</w:t>
+      </w:r>
+    </w:p>
+    <w:p>
+      <w:pPr>
+        <w:pStyle w:val="ListParagraph"/>
+        <w:numPr>
+          <w:ilvl w:val="0"/>
+          <w:numId w:val="20"/>
+        </w:numPr>
+        <w:rPr>
+          <w:lang w:val="de-DE"/>
+        </w:rPr>
+      </w:pPr>
+      <w:r>
+        <w:rPr>
+          <w:lang w:val="de-DE"/>
+        </w:rPr>
+        <w:t xml:space="preserve">Die </w:t>
+      </w:r>
+      <w:proofErr w:type="spellStart"/>
+      <w:r>
+        <w:t>Fakultät</w:t>
+      </w:r>
+      <w:proofErr w:type="spellEnd"/>
+    </w:p>
+    <w:p>
+      <w:pPr>
+        <w:pStyle w:val="ListParagraph"/>
+        <w:numPr>
+          <w:ilvl w:val="0"/>
+          <w:numId w:val="20"/>
+        </w:numPr>
+        <w:rPr>
+          <w:lang w:val="de-DE"/>
+        </w:rPr>
+      </w:pPr>
+      <w:proofErr w:type="spellStart"/>
+      <w:r>
+        <w:t>Nachteil</w:t>
+      </w:r>
+      <w:proofErr w:type="spellEnd"/>
+      <w:r>
+        <w:t xml:space="preserve"> X </w:t>
+      </w:r>
+      <w:proofErr w:type="spellStart"/>
+      <w:r>
+        <w:t>Vorteil</w:t>
+      </w:r>
+      <w:proofErr w:type="spellEnd"/>
+    </w:p>
+    <w:p>
+      <w:pPr>
+        <w:pStyle w:val="ListParagraph"/>
+        <w:numPr>
+          <w:ilvl w:val="0"/>
+          <w:numId w:val="20"/>
+        </w:numPr>
+      </w:pPr>
+      <w:r>
+        <w:t>auf dem Land</w:t>
+      </w:r>
+      <w:r>
+        <w:t xml:space="preserve"> </w:t>
+      </w:r>
+      <w:r>
+        <w:sym w:font="Wingdings" w:char="F0E0"/>
+      </w:r>
+      <w:r>
+        <w:t xml:space="preserve"> in the countryside</w:t>
+      </w:r>
+    </w:p>
+    <w:p>
+      <w:pPr>
+        <w:pStyle w:val="ListParagraph"/>
+        <w:numPr>
+          <w:ilvl w:val="0"/>
+          <w:numId w:val="20"/>
+        </w:numPr>
+      </w:pPr>
+      <w:proofErr w:type="spellStart"/>
+      <w:r>
+        <w:t>Etage</w:t>
+      </w:r>
+      <w:proofErr w:type="spellEnd"/>
+      <w:r>
+        <w:t xml:space="preserve"> </w:t>
+      </w:r>
+      <w:r>
+        <w:sym w:font="Wingdings" w:char="F0E0"/>
+      </w:r>
+      <w:r>
+        <w:t xml:space="preserve"> floor</w:t>
+      </w:r>
+    </w:p>
+    <w:p>
+      <w:pPr>
+        <w:pStyle w:val="ListParagraph"/>
+        <w:numPr>
+          <w:ilvl w:val="0"/>
+          <w:numId w:val="20"/>
+        </w:numPr>
+      </w:pPr>
+      <w:r>
+        <w:rPr>
+          <w:b/>
+          <w:bCs/>
+        </w:rPr>
+        <w:t xml:space="preserve">der </w:t>
+      </w:r>
+      <w:proofErr w:type="spellStart"/>
+      <w:r>
+        <w:rPr>
+          <w:b/>
+          <w:bCs/>
+        </w:rPr>
+        <w:t>Lärm</w:t>
+      </w:r>
+      <w:proofErr w:type="spellEnd"/>
+      <w:r>
+        <w:t xml:space="preserve"> (the noise) / Plural: </w:t>
+      </w:r>
+      <w:r>
+        <w:rPr>
+          <w:b/>
+          <w:bCs/>
+        </w:rPr>
+        <w:t xml:space="preserve">die </w:t>
+      </w:r>
+      <w:proofErr w:type="spellStart"/>
+      <w:r>
+        <w:rPr>
+          <w:b/>
+          <w:bCs/>
+        </w:rPr>
+        <w:t>Lärme</w:t>
+      </w:r>
+      <w:proofErr w:type="spellEnd"/>
+      <w:r>
+        <w:t xml:space="preserve"> (rarely used, usually just singular)</w:t>
+      </w:r>
+    </w:p>
+    <w:p>
+      <w:pPr>
+        <w:pStyle w:val="ListParagraph"/>
+        <w:numPr>
+          <w:ilvl w:val="0"/>
+          <w:numId w:val="20"/>
+        </w:numPr>
+        <w:spacing w:after="0" w:line="240" w:lineRule="auto"/>
+      </w:pPr>
+      <w:r>
+        <w:t xml:space="preserve">die </w:t>
+      </w:r>
+      <w:proofErr w:type="spellStart"/>
+      <w:r>
+        <w:t>Gegend</w:t>
+      </w:r>
+      <w:proofErr w:type="spellEnd"/>
+      <w:r>
+        <w:t xml:space="preserve"> (the area / the </w:t>
+      </w:r>
+      <w:proofErr w:type="spellStart"/>
+      <w:r>
+        <w:t>neighborhood</w:t>
+      </w:r>
+      <w:proofErr w:type="spellEnd"/>
+      <w:r>
+        <w:t xml:space="preserve"> / the region) / Plural: die </w:t>
+      </w:r>
+      <w:proofErr w:type="spellStart"/>
+      <w:r>
+        <w:t>Gegenden</w:t>
+      </w:r>
+      <w:proofErr w:type="spellEnd"/>
+      <w:r>
+        <w:t xml:space="preserve"> (the areas)</w:t>
       </w:r>
     </w:p>
     <w:p>

--- a/Words.docx
+++ b/Words.docx
@@ -13,61 +13,487 @@
           <w:lang w:val="en-US"/>
         </w:rPr>
       </w:pPr>
-      <w:proofErr w:type="gramStart"/>
       <w:r>
         <w:rPr>
           <w:lang w:val="en-US"/>
         </w:rPr>
-        <w:t>Der</w:t>
-      </w:r>
-      <w:proofErr w:type="gramEnd"/>
+        <w:t xml:space="preserve">Der </w:t>
+      </w:r>
+      <w:proofErr w:type="spellStart"/>
       <w:r>
         <w:rPr>
           <w:lang w:val="en-US"/>
         </w:rPr>
+        <w:t>Inhalt,die</w:t>
+      </w:r>
+      <w:proofErr w:type="spellEnd"/>
+      <w:r>
+        <w:rPr>
+          <w:lang w:val="en-US"/>
+        </w:rPr>
         <w:t xml:space="preserve"> </w:t>
       </w:r>
       <w:proofErr w:type="spellStart"/>
-      <w:proofErr w:type="gramStart"/>
       <w:r>
         <w:rPr>
           <w:lang w:val="en-US"/>
         </w:rPr>
-        <w:t>Inhalt,die</w:t>
-      </w:r>
-      <w:proofErr w:type="spellEnd"/>
-      <w:proofErr w:type="gramEnd"/>
+        <w:t>Inhalte</w:t>
+      </w:r>
+      <w:proofErr w:type="spellEnd"/>
       <w:r>
         <w:rPr>
           <w:lang w:val="en-US"/>
         </w:rPr>
         <w:t xml:space="preserve"> </w:t>
       </w:r>
-      <w:proofErr w:type="spellStart"/>
       <w:r>
         <w:rPr>
           <w:lang w:val="en-US"/>
         </w:rPr>
-        <w:t>Inhalte</w:t>
-      </w:r>
-      <w:proofErr w:type="spellEnd"/>
+        <w:sym w:font="Wingdings" w:char="F0E0"/>
+      </w:r>
       <w:r>
         <w:rPr>
           <w:lang w:val="en-US"/>
         </w:rPr>
+        <w:t xml:space="preserve"> content </w:t>
+      </w:r>
+    </w:p>
+    <w:p>
+      <w:pPr>
+        <w:pStyle w:val="ListParagraph"/>
+        <w:numPr>
+          <w:ilvl w:val="0"/>
+          <w:numId w:val="1"/>
+        </w:numPr>
+        <w:rPr>
+          <w:lang w:val="en-US"/>
+        </w:rPr>
+      </w:pPr>
+      <w:r>
+        <w:rPr>
+          <w:lang w:val="en-US"/>
+        </w:rPr>
+        <w:t xml:space="preserve">der </w:t>
+      </w:r>
+      <w:proofErr w:type="spellStart"/>
+      <w:r>
+        <w:rPr>
+          <w:lang w:val="en-US"/>
+        </w:rPr>
+        <w:t>Abschlusstest</w:t>
+      </w:r>
+      <w:proofErr w:type="spellEnd"/>
+      <w:r>
+        <w:rPr>
+          <w:lang w:val="en-US"/>
+        </w:rPr>
+        <w:t> → final test / end-of-course test</w:t>
+      </w:r>
+      <w:r>
+        <w:rPr>
+          <w:lang w:val="en-US"/>
+        </w:rPr>
+        <w:t xml:space="preserve">. </w:t>
+      </w:r>
+      <w:r>
+        <w:rPr>
+          <w:lang w:val="en-US"/>
+        </w:rPr>
+        <w:t xml:space="preserve">Plural: die </w:t>
+      </w:r>
+      <w:proofErr w:type="spellStart"/>
+      <w:r>
+        <w:rPr>
+          <w:lang w:val="en-US"/>
+        </w:rPr>
+        <w:t>Abschlusstests</w:t>
+      </w:r>
+      <w:proofErr w:type="spellEnd"/>
+    </w:p>
+    <w:p>
+      <w:pPr>
+        <w:pStyle w:val="ListParagraph"/>
+        <w:numPr>
+          <w:ilvl w:val="0"/>
+          <w:numId w:val="1"/>
+        </w:numPr>
+        <w:rPr>
+          <w:lang w:val="de-DE" w:eastAsia="en-AU"/>
+        </w:rPr>
+      </w:pPr>
+      <w:r>
+        <w:rPr>
+          <w:lang w:val="de-DE" w:eastAsia="en-AU"/>
+        </w:rPr>
+        <w:t>die Übersicht → </w:t>
+      </w:r>
+      <w:proofErr w:type="spellStart"/>
+      <w:r>
+        <w:rPr>
+          <w:lang w:val="de-DE" w:eastAsia="en-AU"/>
+        </w:rPr>
+        <w:t>overview</w:t>
+      </w:r>
+      <w:proofErr w:type="spellEnd"/>
+      <w:r>
+        <w:rPr>
+          <w:lang w:val="de-DE" w:eastAsia="en-AU"/>
+        </w:rPr>
+        <w:t xml:space="preserve"> / </w:t>
+      </w:r>
+      <w:proofErr w:type="spellStart"/>
+      <w:r>
+        <w:rPr>
+          <w:lang w:val="de-DE" w:eastAsia="en-AU"/>
+        </w:rPr>
+        <w:t>summary</w:t>
+      </w:r>
+      <w:proofErr w:type="spellEnd"/>
+      <w:r>
+        <w:rPr>
+          <w:lang w:val="de-DE" w:eastAsia="en-AU"/>
+        </w:rPr>
+        <w:t>. Plural: die Übersichten</w:t>
+      </w:r>
+    </w:p>
+    <w:p>
+      <w:pPr>
+        <w:pStyle w:val="ListParagraph"/>
+        <w:numPr>
+          <w:ilvl w:val="0"/>
+          <w:numId w:val="1"/>
+        </w:numPr>
+        <w:rPr>
+          <w:lang w:val="de-DE" w:eastAsia="en-AU"/>
+        </w:rPr>
+      </w:pPr>
+      <w:r>
+        <w:rPr>
+          <w:lang w:val="de-DE" w:eastAsia="en-AU"/>
+        </w:rPr>
+        <w:t>der Vertiefungsteil → in-</w:t>
+      </w:r>
+      <w:proofErr w:type="spellStart"/>
+      <w:r>
+        <w:rPr>
+          <w:lang w:val="de-DE" w:eastAsia="en-AU"/>
+        </w:rPr>
+        <w:t>depth</w:t>
+      </w:r>
+      <w:proofErr w:type="spellEnd"/>
+      <w:r>
+        <w:rPr>
+          <w:lang w:val="de-DE" w:eastAsia="en-AU"/>
+        </w:rPr>
         <w:t xml:space="preserve"> </w:t>
       </w:r>
-      <w:r>
-        <w:rPr>
-          <w:lang w:val="en-US"/>
+      <w:proofErr w:type="spellStart"/>
+      <w:r>
+        <w:rPr>
+          <w:lang w:val="de-DE" w:eastAsia="en-AU"/>
+        </w:rPr>
+        <w:t>section</w:t>
+      </w:r>
+      <w:proofErr w:type="spellEnd"/>
+      <w:r>
+        <w:rPr>
+          <w:lang w:val="de-DE" w:eastAsia="en-AU"/>
+        </w:rPr>
+        <w:t xml:space="preserve"> / </w:t>
+      </w:r>
+      <w:proofErr w:type="spellStart"/>
+      <w:r>
+        <w:rPr>
+          <w:lang w:val="de-DE" w:eastAsia="en-AU"/>
+        </w:rPr>
+        <w:t>advanced</w:t>
+      </w:r>
+      <w:proofErr w:type="spellEnd"/>
+      <w:r>
+        <w:rPr>
+          <w:lang w:val="de-DE" w:eastAsia="en-AU"/>
+        </w:rPr>
+        <w:t xml:space="preserve"> </w:t>
+      </w:r>
+      <w:proofErr w:type="spellStart"/>
+      <w:r>
+        <w:rPr>
+          <w:lang w:val="de-DE" w:eastAsia="en-AU"/>
+        </w:rPr>
+        <w:t>section</w:t>
+      </w:r>
+      <w:proofErr w:type="spellEnd"/>
+      <w:r>
+        <w:rPr>
+          <w:lang w:val="de-DE" w:eastAsia="en-AU"/>
+        </w:rPr>
+        <w:t>.</w:t>
+      </w:r>
+      <w:r>
+        <w:rPr>
+          <w:lang w:val="de-DE" w:eastAsia="en-AU"/>
+        </w:rPr>
+        <w:t xml:space="preserve"> </w:t>
+      </w:r>
+      <w:r>
+        <w:rPr>
+          <w:lang w:val="de-DE" w:eastAsia="en-AU"/>
+        </w:rPr>
+        <w:t>Plural: die Vertiefungsteile</w:t>
+      </w:r>
+    </w:p>
+    <w:p>
+      <w:pPr>
+        <w:pStyle w:val="ListParagraph"/>
+        <w:numPr>
+          <w:ilvl w:val="0"/>
+          <w:numId w:val="1"/>
+        </w:numPr>
+        <w:rPr>
+          <w:lang w:val="de-DE" w:eastAsia="en-AU"/>
+        </w:rPr>
+      </w:pPr>
+      <w:r>
+        <w:rPr>
+          <w:lang w:val="de-DE" w:eastAsia="en-AU"/>
+        </w:rPr>
+        <w:t>der Anhang → </w:t>
+      </w:r>
+      <w:proofErr w:type="spellStart"/>
+      <w:r>
+        <w:rPr>
+          <w:lang w:val="de-DE" w:eastAsia="en-AU"/>
+        </w:rPr>
+        <w:t>appendix</w:t>
+      </w:r>
+      <w:proofErr w:type="spellEnd"/>
+      <w:r>
+        <w:rPr>
+          <w:lang w:val="de-DE" w:eastAsia="en-AU"/>
+        </w:rPr>
+        <w:t xml:space="preserve"> / </w:t>
+      </w:r>
+      <w:proofErr w:type="spellStart"/>
+      <w:r>
+        <w:rPr>
+          <w:lang w:val="de-DE" w:eastAsia="en-AU"/>
+        </w:rPr>
+        <w:t>attachment</w:t>
+      </w:r>
+      <w:proofErr w:type="spellEnd"/>
+      <w:r>
+        <w:rPr>
+          <w:lang w:val="de-DE" w:eastAsia="en-AU"/>
+        </w:rPr>
+        <w:t>. Plural: die Anhänge</w:t>
+      </w:r>
+    </w:p>
+    <w:p>
+      <w:pPr>
+        <w:pStyle w:val="ListParagraph"/>
+        <w:numPr>
+          <w:ilvl w:val="0"/>
+          <w:numId w:val="1"/>
+        </w:numPr>
+        <w:rPr>
+          <w:lang w:val="de-DE"/>
+        </w:rPr>
+      </w:pPr>
+      <w:r>
+        <w:t xml:space="preserve">Ein </w:t>
+      </w:r>
+      <w:proofErr w:type="spellStart"/>
+      <w:r>
+        <w:t>Hotelzimmer</w:t>
+      </w:r>
+      <w:proofErr w:type="spellEnd"/>
+      <w:r>
+        <w:t xml:space="preserve"> </w:t>
+      </w:r>
+      <w:proofErr w:type="spellStart"/>
+      <w:r>
+        <w:t>buchen</w:t>
+      </w:r>
+      <w:proofErr w:type="spellEnd"/>
+    </w:p>
+    <w:p>
+      <w:pPr>
+        <w:pStyle w:val="ListParagraph"/>
+        <w:numPr>
+          <w:ilvl w:val="0"/>
+          <w:numId w:val="1"/>
+        </w:numPr>
+        <w:rPr>
+          <w:lang w:val="de-DE" w:eastAsia="en-AU"/>
+        </w:rPr>
+      </w:pPr>
+      <w:r>
+        <w:rPr>
+          <w:lang w:val="de-DE" w:eastAsia="en-AU"/>
+        </w:rPr>
+        <w:t>die Speise → </w:t>
+      </w:r>
+      <w:proofErr w:type="spellStart"/>
+      <w:r>
+        <w:rPr>
+          <w:lang w:val="de-DE" w:eastAsia="en-AU"/>
+        </w:rPr>
+        <w:t>dish</w:t>
+      </w:r>
+      <w:proofErr w:type="spellEnd"/>
+      <w:r>
+        <w:rPr>
+          <w:lang w:val="de-DE" w:eastAsia="en-AU"/>
+        </w:rPr>
+        <w:t xml:space="preserve"> / </w:t>
+      </w:r>
+      <w:proofErr w:type="spellStart"/>
+      <w:r>
+        <w:rPr>
+          <w:lang w:val="de-DE" w:eastAsia="en-AU"/>
+        </w:rPr>
+        <w:t>food</w:t>
+      </w:r>
+      <w:proofErr w:type="spellEnd"/>
+      <w:r>
+        <w:rPr>
+          <w:lang w:val="de-DE" w:eastAsia="en-AU"/>
+        </w:rPr>
+        <w:t xml:space="preserve"> / </w:t>
+      </w:r>
+      <w:proofErr w:type="spellStart"/>
+      <w:r>
+        <w:rPr>
+          <w:lang w:val="de-DE" w:eastAsia="en-AU"/>
+        </w:rPr>
+        <w:t>meal</w:t>
+      </w:r>
+      <w:proofErr w:type="spellEnd"/>
+      <w:r>
+        <w:rPr>
+          <w:lang w:val="de-DE" w:eastAsia="en-AU"/>
+        </w:rPr>
+        <w:t>. Plural: die Speisen</w:t>
+      </w:r>
+    </w:p>
+    <w:p>
+      <w:pPr>
+        <w:pStyle w:val="ListParagraph"/>
+        <w:numPr>
+          <w:ilvl w:val="0"/>
+          <w:numId w:val="1"/>
+        </w:numPr>
+        <w:rPr>
+          <w:lang w:val="de-DE"/>
+        </w:rPr>
+      </w:pPr>
+      <w:r>
+        <w:t xml:space="preserve">der </w:t>
+      </w:r>
+      <w:proofErr w:type="spellStart"/>
+      <w:r>
+        <w:t>Tagesablauf</w:t>
+      </w:r>
+      <w:proofErr w:type="spellEnd"/>
+      <w:r>
+        <w:t xml:space="preserve"> = the daily routine </w:t>
+      </w:r>
+    </w:p>
+    <w:p>
+      <w:pPr>
+        <w:pStyle w:val="ListParagraph"/>
+        <w:numPr>
+          <w:ilvl w:val="0"/>
+          <w:numId w:val="1"/>
+        </w:numPr>
+        <w:rPr>
+          <w:lang w:eastAsia="en-AU"/>
+        </w:rPr>
+      </w:pPr>
+      <w:r>
+        <w:rPr>
+          <w:lang w:eastAsia="en-AU"/>
+        </w:rPr>
+        <w:t>die Bitte = the request. Bitten = requests (plural)</w:t>
+      </w:r>
+    </w:p>
+    <w:p>
+      <w:pPr>
+        <w:pStyle w:val="ListParagraph"/>
+        <w:numPr>
+          <w:ilvl w:val="0"/>
+          <w:numId w:val="1"/>
+        </w:numPr>
+      </w:pPr>
+      <w:proofErr w:type="spellStart"/>
+      <w:r>
+        <w:rPr>
+          <w:b/>
+          <w:bCs/>
+        </w:rPr>
+        <w:t>beliebte</w:t>
+      </w:r>
+      <w:proofErr w:type="spellEnd"/>
+      <w:r>
+        <w:t xml:space="preserve"> = </w:t>
+      </w:r>
+      <w:r>
+        <w:rPr>
+          <w:b/>
+          <w:bCs/>
+        </w:rPr>
+        <w:t>popular</w:t>
+      </w:r>
+    </w:p>
+    <w:p>
+      <w:pPr>
+        <w:pStyle w:val="ListParagraph"/>
+        <w:numPr>
+          <w:ilvl w:val="0"/>
+          <w:numId w:val="1"/>
+        </w:numPr>
+      </w:pPr>
+      <w:r>
+        <w:rPr>
+          <w:b/>
+          <w:bCs/>
+        </w:rPr>
+        <w:t xml:space="preserve">die </w:t>
+      </w:r>
+      <w:proofErr w:type="spellStart"/>
+      <w:r>
+        <w:rPr>
+          <w:b/>
+          <w:bCs/>
+        </w:rPr>
+        <w:t>Vergangenheit</w:t>
+      </w:r>
+      <w:proofErr w:type="spellEnd"/>
+      <w:r>
+        <w:rPr>
+          <w:b/>
+          <w:bCs/>
+        </w:rPr>
+        <w:t xml:space="preserve"> </w:t>
+      </w:r>
+      <w:r>
+        <w:rPr>
+          <w:b/>
+          <w:bCs/>
         </w:rPr>
         <w:sym w:font="Wingdings" w:char="F0E0"/>
       </w:r>
       <w:r>
         <w:rPr>
-          <w:lang w:val="en-US"/>
-        </w:rPr>
-        <w:t xml:space="preserve"> content </w:t>
+          <w:b/>
+          <w:bCs/>
+        </w:rPr>
+        <w:t xml:space="preserve"> </w:t>
+      </w:r>
+      <w:r>
+        <w:t xml:space="preserve">the past </w:t>
       </w:r>
     </w:p>
     <w:p>
@@ -78,49 +504,77 @@
           <w:numId w:val="1"/>
         </w:numPr>
         <w:rPr>
-          <w:lang w:val="en-US"/>
-        </w:rPr>
-      </w:pPr>
-      <w:r>
-        <w:rPr>
-          <w:lang w:val="en-US"/>
-        </w:rPr>
-        <w:t xml:space="preserve">der </w:t>
-      </w:r>
-      <w:proofErr w:type="spellStart"/>
-      <w:r>
-        <w:rPr>
-          <w:lang w:val="en-US"/>
-        </w:rPr>
-        <w:t>Abschlusstest</w:t>
-      </w:r>
-      <w:proofErr w:type="spellEnd"/>
-      <w:r>
-        <w:rPr>
-          <w:lang w:val="en-US"/>
-        </w:rPr>
-        <w:t> → final test / end-of-course test</w:t>
-      </w:r>
-      <w:r>
-        <w:rPr>
-          <w:lang w:val="en-US"/>
+          <w:lang w:val="de-DE" w:eastAsia="en-AU"/>
+        </w:rPr>
+      </w:pPr>
+      <w:r>
+        <w:rPr>
+          <w:lang w:val="de-DE" w:eastAsia="en-AU"/>
+        </w:rPr>
+        <w:t xml:space="preserve">das Vorwort = the </w:t>
+      </w:r>
+      <w:proofErr w:type="spellStart"/>
+      <w:r>
+        <w:rPr>
+          <w:lang w:val="de-DE" w:eastAsia="en-AU"/>
+        </w:rPr>
+        <w:t>foreword</w:t>
+      </w:r>
+      <w:proofErr w:type="spellEnd"/>
+      <w:r>
+        <w:rPr>
+          <w:lang w:val="de-DE" w:eastAsia="en-AU"/>
+        </w:rPr>
+        <w:t xml:space="preserve"> / </w:t>
+      </w:r>
+      <w:proofErr w:type="spellStart"/>
+      <w:r>
+        <w:rPr>
+          <w:lang w:val="de-DE" w:eastAsia="en-AU"/>
+        </w:rPr>
+        <w:t>preface</w:t>
+      </w:r>
+      <w:proofErr w:type="spellEnd"/>
+      <w:r>
+        <w:rPr>
+          <w:lang w:val="de-DE" w:eastAsia="en-AU"/>
+        </w:rPr>
+        <w:t xml:space="preserve">, das Vorwort → </w:t>
+      </w:r>
+      <w:proofErr w:type="spellStart"/>
+      <w:r>
+        <w:rPr>
+          <w:lang w:val="de-DE" w:eastAsia="en-AU"/>
+        </w:rPr>
+        <w:t>neuter</w:t>
+      </w:r>
+      <w:proofErr w:type="spellEnd"/>
+      <w:r>
+        <w:rPr>
+          <w:lang w:val="de-DE" w:eastAsia="en-AU"/>
+        </w:rPr>
+        <w:t xml:space="preserve"> </w:t>
+      </w:r>
+      <w:proofErr w:type="spellStart"/>
+      <w:r>
+        <w:rPr>
+          <w:lang w:val="de-DE" w:eastAsia="en-AU"/>
+        </w:rPr>
+        <w:t>noun</w:t>
+      </w:r>
+      <w:proofErr w:type="spellEnd"/>
+      <w:r>
+        <w:rPr>
+          <w:lang w:val="de-DE" w:eastAsia="en-AU"/>
         </w:rPr>
         <w:t xml:space="preserve">. </w:t>
       </w:r>
       <w:r>
         <w:rPr>
-          <w:lang w:val="en-US"/>
-        </w:rPr>
-        <w:t xml:space="preserve">Plural: die </w:t>
-      </w:r>
-      <w:proofErr w:type="spellStart"/>
-      <w:r>
-        <w:rPr>
-          <w:lang w:val="en-US"/>
-        </w:rPr>
-        <w:t>Abschlusstests</w:t>
-      </w:r>
-      <w:proofErr w:type="spellEnd"/>
+          <w:lang w:val="de-DE" w:eastAsia="en-AU"/>
+        </w:rPr>
+        <w:t>Plural: die Vorwörter</w:t>
+      </w:r>
     </w:p>
     <w:p>
       <w:pPr>
@@ -137,14 +591,14 @@
         <w:rPr>
           <w:lang w:val="de-DE" w:eastAsia="en-AU"/>
         </w:rPr>
-        <w:t>die Übersicht → </w:t>
+        <w:t xml:space="preserve">der Anhang = the </w:t>
       </w:r>
       <w:proofErr w:type="spellStart"/>
       <w:r>
         <w:rPr>
           <w:lang w:val="de-DE" w:eastAsia="en-AU"/>
         </w:rPr>
-        <w:t>overview</w:t>
+        <w:t>appendix</w:t>
       </w:r>
       <w:proofErr w:type="spellEnd"/>
       <w:r>
@@ -158,14 +612,56 @@
         <w:rPr>
           <w:lang w:val="de-DE" w:eastAsia="en-AU"/>
         </w:rPr>
-        <w:t>summary</w:t>
+        <w:t>attachment</w:t>
       </w:r>
       <w:proofErr w:type="spellEnd"/>
       <w:r>
         <w:rPr>
           <w:lang w:val="de-DE" w:eastAsia="en-AU"/>
         </w:rPr>
-        <w:t>. Plural: die Übersichten</w:t>
+        <w:t xml:space="preserve"> / </w:t>
+      </w:r>
+      <w:proofErr w:type="spellStart"/>
+      <w:r>
+        <w:rPr>
+          <w:lang w:val="de-DE" w:eastAsia="en-AU"/>
+        </w:rPr>
+        <w:t>enclosure</w:t>
+      </w:r>
+      <w:proofErr w:type="spellEnd"/>
+      <w:r>
+        <w:rPr>
+          <w:lang w:val="de-DE" w:eastAsia="en-AU"/>
+        </w:rPr>
+        <w:t xml:space="preserve">. der Anhang → </w:t>
+      </w:r>
+      <w:proofErr w:type="spellStart"/>
+      <w:r>
+        <w:rPr>
+          <w:lang w:val="de-DE" w:eastAsia="en-AU"/>
+        </w:rPr>
+        <w:t>masculine</w:t>
+      </w:r>
+      <w:proofErr w:type="spellEnd"/>
+      <w:r>
+        <w:rPr>
+          <w:lang w:val="de-DE" w:eastAsia="en-AU"/>
+        </w:rPr>
+        <w:t xml:space="preserve"> </w:t>
+      </w:r>
+      <w:proofErr w:type="spellStart"/>
+      <w:r>
+        <w:rPr>
+          <w:lang w:val="de-DE" w:eastAsia="en-AU"/>
+        </w:rPr>
+        <w:t>noun</w:t>
+      </w:r>
+      <w:proofErr w:type="spellEnd"/>
+      <w:r>
+        <w:rPr>
+          <w:lang w:val="de-DE" w:eastAsia="en-AU"/>
+        </w:rPr>
+        <w:t xml:space="preserve"> Plural: die Anhänge</w:t>
       </w:r>
     </w:p>
     <w:p>
@@ -176,657 +672,143 @@
           <w:numId w:val="1"/>
         </w:numPr>
         <w:rPr>
+          <w:lang w:val="de-DE"/>
+        </w:rPr>
+      </w:pPr>
+      <w:proofErr w:type="spellStart"/>
+      <w:r>
+        <w:rPr>
+          <w:b/>
+          <w:bCs/>
+        </w:rPr>
+        <w:t>außerdem</w:t>
+      </w:r>
+      <w:proofErr w:type="spellEnd"/>
+      <w:r>
+        <w:t xml:space="preserve"> = </w:t>
+      </w:r>
+      <w:r>
+        <w:rPr>
+          <w:b/>
+          <w:bCs/>
+        </w:rPr>
+        <w:t>besides / moreover / in addition / also</w:t>
+      </w:r>
+    </w:p>
+    <w:p>
+      <w:pPr>
+        <w:pStyle w:val="ListParagraph"/>
+        <w:numPr>
+          <w:ilvl w:val="0"/>
+          <w:numId w:val="1"/>
+        </w:numPr>
+        <w:rPr>
+          <w:b/>
+          <w:bCs/>
+          <w:lang w:val="de-DE"/>
+        </w:rPr>
+      </w:pPr>
+      <w:r>
+        <w:rPr>
+          <w:b/>
+          <w:bCs/>
+          <w:lang w:val="de-DE"/>
+        </w:rPr>
+        <w:t xml:space="preserve">die </w:t>
+      </w:r>
+      <w:proofErr w:type="spellStart"/>
+      <w:r>
+        <w:rPr>
+          <w:b/>
+          <w:bCs/>
+          <w:lang w:val="de-DE"/>
+        </w:rPr>
+        <w:t>schweiz</w:t>
+      </w:r>
+      <w:proofErr w:type="spellEnd"/>
+      <w:r>
+        <w:rPr>
+          <w:b/>
+          <w:bCs/>
+          <w:lang w:val="de-DE"/>
+        </w:rPr>
+        <w:t xml:space="preserve"> = </w:t>
+      </w:r>
+      <w:proofErr w:type="spellStart"/>
+      <w:r>
+        <w:rPr>
+          <w:b/>
+          <w:bCs/>
+          <w:lang w:val="de-DE"/>
+        </w:rPr>
+        <w:t>Switzerland</w:t>
+      </w:r>
+      <w:proofErr w:type="spellEnd"/>
+      <w:r>
+        <w:rPr>
+          <w:b/>
+          <w:bCs/>
+          <w:lang w:val="de-DE"/>
+        </w:rPr>
+        <w:t>… aus d</w:t>
+      </w:r>
+      <w:r>
+        <w:rPr>
+          <w:b/>
+          <w:bCs/>
+          <w:lang w:val="de-DE"/>
+        </w:rPr>
+        <w:t xml:space="preserve">er </w:t>
+      </w:r>
+      <w:proofErr w:type="spellStart"/>
+      <w:r>
+        <w:rPr>
+          <w:b/>
+          <w:bCs/>
+          <w:lang w:val="de-DE"/>
+        </w:rPr>
+        <w:t>schweiz</w:t>
+      </w:r>
+      <w:proofErr w:type="spellEnd"/>
+    </w:p>
+    <w:p>
+      <w:pPr>
+        <w:pStyle w:val="ListParagraph"/>
+        <w:numPr>
+          <w:ilvl w:val="0"/>
+          <w:numId w:val="1"/>
+        </w:numPr>
+        <w:rPr>
           <w:lang w:val="de-DE" w:eastAsia="en-AU"/>
         </w:rPr>
       </w:pPr>
       <w:r>
         <w:rPr>
+          <w:b/>
+          <w:bCs/>
           <w:lang w:val="de-DE" w:eastAsia="en-AU"/>
         </w:rPr>
-        <w:t>der Vertiefungsteil → in-</w:t>
-      </w:r>
-      <w:proofErr w:type="spellStart"/>
+        <w:t>der Buchstabe</w:t>
+      </w:r>
       <w:r>
         <w:rPr>
           <w:lang w:val="de-DE" w:eastAsia="en-AU"/>
         </w:rPr>
-        <w:t>depth</w:t>
-      </w:r>
-      <w:proofErr w:type="spellEnd"/>
+        <w:t xml:space="preserve"> = the </w:t>
+      </w:r>
+      <w:proofErr w:type="spellStart"/>
       <w:r>
         <w:rPr>
           <w:lang w:val="de-DE" w:eastAsia="en-AU"/>
         </w:rPr>
-        <w:t xml:space="preserve"> </w:t>
-      </w:r>
-      <w:proofErr w:type="spellStart"/>
+        <w:t>letter</w:t>
+      </w:r>
+      <w:proofErr w:type="spellEnd"/>
       <w:r>
         <w:rPr>
           <w:lang w:val="de-DE" w:eastAsia="en-AU"/>
         </w:rPr>
-        <w:t>section</w:t>
-      </w:r>
-      <w:proofErr w:type="spellEnd"/>
-      <w:r>
-        <w:rPr>
-          <w:lang w:val="de-DE" w:eastAsia="en-AU"/>
-        </w:rPr>
-        <w:t xml:space="preserve"> / </w:t>
-      </w:r>
-      <w:proofErr w:type="spellStart"/>
-      <w:r>
-        <w:rPr>
-          <w:lang w:val="de-DE" w:eastAsia="en-AU"/>
-        </w:rPr>
-        <w:t>advanced</w:t>
-      </w:r>
-      <w:proofErr w:type="spellEnd"/>
-      <w:r>
-        <w:rPr>
-          <w:lang w:val="de-DE" w:eastAsia="en-AU"/>
-        </w:rPr>
-        <w:t xml:space="preserve"> </w:t>
-      </w:r>
-      <w:proofErr w:type="spellStart"/>
-      <w:r>
-        <w:rPr>
-          <w:lang w:val="de-DE" w:eastAsia="en-AU"/>
-        </w:rPr>
-        <w:t>section</w:t>
-      </w:r>
-      <w:proofErr w:type="spellEnd"/>
-      <w:r>
-        <w:rPr>
-          <w:lang w:val="de-DE" w:eastAsia="en-AU"/>
-        </w:rPr>
-        <w:t>.</w:t>
-      </w:r>
-      <w:r>
-        <w:rPr>
-          <w:lang w:val="de-DE" w:eastAsia="en-AU"/>
-        </w:rPr>
-        <w:t xml:space="preserve"> </w:t>
-      </w:r>
-      <w:r>
-        <w:rPr>
-          <w:lang w:val="de-DE" w:eastAsia="en-AU"/>
-        </w:rPr>
-        <w:t>Plural: die Vertiefungsteile</w:t>
-      </w:r>
-    </w:p>
-    <w:p>
-      <w:pPr>
-        <w:pStyle w:val="ListParagraph"/>
-        <w:numPr>
-          <w:ilvl w:val="0"/>
-          <w:numId w:val="1"/>
-        </w:numPr>
-        <w:rPr>
-          <w:lang w:val="de-DE" w:eastAsia="en-AU"/>
-        </w:rPr>
-      </w:pPr>
-      <w:r>
-        <w:rPr>
-          <w:lang w:val="de-DE" w:eastAsia="en-AU"/>
-        </w:rPr>
-        <w:t>der Anhang → </w:t>
-      </w:r>
-      <w:proofErr w:type="spellStart"/>
-      <w:r>
-        <w:rPr>
-          <w:lang w:val="de-DE" w:eastAsia="en-AU"/>
-        </w:rPr>
-        <w:t>appendix</w:t>
-      </w:r>
-      <w:proofErr w:type="spellEnd"/>
-      <w:r>
-        <w:rPr>
-          <w:lang w:val="de-DE" w:eastAsia="en-AU"/>
-        </w:rPr>
-        <w:t xml:space="preserve"> / </w:t>
-      </w:r>
-      <w:proofErr w:type="spellStart"/>
-      <w:r>
-        <w:rPr>
-          <w:lang w:val="de-DE" w:eastAsia="en-AU"/>
-        </w:rPr>
-        <w:t>attachment</w:t>
-      </w:r>
-      <w:proofErr w:type="spellEnd"/>
-      <w:r>
-        <w:rPr>
-          <w:lang w:val="de-DE" w:eastAsia="en-AU"/>
-        </w:rPr>
-        <w:t>. Plural: die Anhänge</w:t>
-      </w:r>
-    </w:p>
-    <w:p>
-      <w:pPr>
-        <w:pStyle w:val="ListParagraph"/>
-        <w:numPr>
-          <w:ilvl w:val="0"/>
-          <w:numId w:val="1"/>
-        </w:numPr>
-        <w:rPr>
-          <w:lang w:val="de-DE"/>
-        </w:rPr>
-      </w:pPr>
-      <w:r>
-        <w:t xml:space="preserve">Ein </w:t>
-      </w:r>
-      <w:proofErr w:type="spellStart"/>
-      <w:r>
-        <w:t>Hotelzimmer</w:t>
-      </w:r>
-      <w:proofErr w:type="spellEnd"/>
-      <w:r>
-        <w:t xml:space="preserve"> </w:t>
-      </w:r>
-      <w:proofErr w:type="spellStart"/>
-      <w:r>
-        <w:t>buchen</w:t>
-      </w:r>
-      <w:proofErr w:type="spellEnd"/>
-    </w:p>
-    <w:p>
-      <w:pPr>
-        <w:pStyle w:val="ListParagraph"/>
-        <w:numPr>
-          <w:ilvl w:val="0"/>
-          <w:numId w:val="1"/>
-        </w:numPr>
-        <w:rPr>
-          <w:lang w:val="de-DE" w:eastAsia="en-AU"/>
-        </w:rPr>
-      </w:pPr>
-      <w:r>
-        <w:rPr>
-          <w:lang w:val="de-DE" w:eastAsia="en-AU"/>
-        </w:rPr>
-        <w:t>die Speise → </w:t>
-      </w:r>
-      <w:proofErr w:type="spellStart"/>
-      <w:r>
-        <w:rPr>
-          <w:lang w:val="de-DE" w:eastAsia="en-AU"/>
-        </w:rPr>
-        <w:t>dish</w:t>
-      </w:r>
-      <w:proofErr w:type="spellEnd"/>
-      <w:r>
-        <w:rPr>
-          <w:lang w:val="de-DE" w:eastAsia="en-AU"/>
-        </w:rPr>
-        <w:t xml:space="preserve"> / </w:t>
-      </w:r>
-      <w:proofErr w:type="spellStart"/>
-      <w:r>
-        <w:rPr>
-          <w:lang w:val="de-DE" w:eastAsia="en-AU"/>
-        </w:rPr>
-        <w:t>food</w:t>
-      </w:r>
-      <w:proofErr w:type="spellEnd"/>
-      <w:r>
-        <w:rPr>
-          <w:lang w:val="de-DE" w:eastAsia="en-AU"/>
-        </w:rPr>
-        <w:t xml:space="preserve"> / </w:t>
-      </w:r>
-      <w:proofErr w:type="spellStart"/>
-      <w:r>
-        <w:rPr>
-          <w:lang w:val="de-DE" w:eastAsia="en-AU"/>
-        </w:rPr>
-        <w:t>meal</w:t>
-      </w:r>
-      <w:proofErr w:type="spellEnd"/>
-      <w:r>
-        <w:rPr>
-          <w:lang w:val="de-DE" w:eastAsia="en-AU"/>
-        </w:rPr>
-        <w:t>. Plural: die Speisen</w:t>
-      </w:r>
-    </w:p>
-    <w:p>
-      <w:pPr>
-        <w:pStyle w:val="ListParagraph"/>
-        <w:numPr>
-          <w:ilvl w:val="0"/>
-          <w:numId w:val="1"/>
-        </w:numPr>
-        <w:rPr>
-          <w:lang w:val="de-DE"/>
-        </w:rPr>
-      </w:pPr>
-      <w:r>
-        <w:t xml:space="preserve">der </w:t>
-      </w:r>
-      <w:proofErr w:type="spellStart"/>
-      <w:r>
-        <w:t>Tagesablauf</w:t>
-      </w:r>
-      <w:proofErr w:type="spellEnd"/>
-      <w:r>
-        <w:t xml:space="preserve"> = the daily routine </w:t>
-      </w:r>
-    </w:p>
-    <w:p>
-      <w:pPr>
-        <w:pStyle w:val="ListParagraph"/>
-        <w:numPr>
-          <w:ilvl w:val="0"/>
-          <w:numId w:val="1"/>
-        </w:numPr>
-        <w:rPr>
-          <w:lang w:eastAsia="en-AU"/>
-        </w:rPr>
-      </w:pPr>
-      <w:r>
-        <w:rPr>
-          <w:lang w:eastAsia="en-AU"/>
-        </w:rPr>
-        <w:t>die Bitte = the request. Bitten = requests (plural)</w:t>
-      </w:r>
-    </w:p>
-    <w:p>
-      <w:pPr>
-        <w:pStyle w:val="ListParagraph"/>
-        <w:numPr>
-          <w:ilvl w:val="0"/>
-          <w:numId w:val="1"/>
-        </w:numPr>
-      </w:pPr>
-      <w:proofErr w:type="spellStart"/>
-      <w:r>
-        <w:rPr>
-          <w:b/>
-          <w:bCs/>
-        </w:rPr>
-        <w:t>beliebte</w:t>
-      </w:r>
-      <w:proofErr w:type="spellEnd"/>
-      <w:r>
-        <w:t xml:space="preserve"> = </w:t>
-      </w:r>
-      <w:r>
-        <w:rPr>
-          <w:b/>
-          <w:bCs/>
-        </w:rPr>
-        <w:t>popular</w:t>
-      </w:r>
-    </w:p>
-    <w:p>
-      <w:pPr>
-        <w:pStyle w:val="ListParagraph"/>
-        <w:numPr>
-          <w:ilvl w:val="0"/>
-          <w:numId w:val="1"/>
-        </w:numPr>
-      </w:pPr>
-      <w:r>
-        <w:rPr>
-          <w:b/>
-          <w:bCs/>
-        </w:rPr>
-        <w:t xml:space="preserve">die </w:t>
-      </w:r>
-      <w:proofErr w:type="spellStart"/>
-      <w:r>
-        <w:rPr>
-          <w:b/>
-          <w:bCs/>
-        </w:rPr>
-        <w:t>Vergangenheit</w:t>
-      </w:r>
-      <w:proofErr w:type="spellEnd"/>
-      <w:r>
-        <w:rPr>
-          <w:b/>
-          <w:bCs/>
-        </w:rPr>
-        <w:t xml:space="preserve"> </w:t>
-      </w:r>
-      <w:r>
-        <w:rPr>
-          <w:b/>
-          <w:bCs/>
-        </w:rPr>
-        <w:sym w:font="Wingdings" w:char="F0E0"/>
-      </w:r>
-      <w:r>
-        <w:rPr>
-          <w:b/>
-          <w:bCs/>
-        </w:rPr>
-        <w:t xml:space="preserve"> </w:t>
-      </w:r>
-      <w:r>
-        <w:t xml:space="preserve">the past </w:t>
-      </w:r>
-    </w:p>
-    <w:p>
-      <w:pPr>
-        <w:pStyle w:val="ListParagraph"/>
-        <w:numPr>
-          <w:ilvl w:val="0"/>
-          <w:numId w:val="1"/>
-        </w:numPr>
-        <w:rPr>
-          <w:lang w:val="de-DE" w:eastAsia="en-AU"/>
-        </w:rPr>
-      </w:pPr>
-      <w:r>
-        <w:rPr>
-          <w:lang w:val="de-DE" w:eastAsia="en-AU"/>
-        </w:rPr>
-        <w:t xml:space="preserve">das Vorwort = the </w:t>
-      </w:r>
-      <w:proofErr w:type="spellStart"/>
-      <w:r>
-        <w:rPr>
-          <w:lang w:val="de-DE" w:eastAsia="en-AU"/>
-        </w:rPr>
-        <w:t>foreword</w:t>
-      </w:r>
-      <w:proofErr w:type="spellEnd"/>
-      <w:r>
-        <w:rPr>
-          <w:lang w:val="de-DE" w:eastAsia="en-AU"/>
-        </w:rPr>
-        <w:t xml:space="preserve"> / </w:t>
-      </w:r>
-      <w:proofErr w:type="spellStart"/>
-      <w:r>
-        <w:rPr>
-          <w:lang w:val="de-DE" w:eastAsia="en-AU"/>
-        </w:rPr>
-        <w:t>preface</w:t>
-      </w:r>
-      <w:proofErr w:type="spellEnd"/>
-      <w:r>
-        <w:rPr>
-          <w:lang w:val="de-DE" w:eastAsia="en-AU"/>
-        </w:rPr>
-        <w:t xml:space="preserve">, das Vorwort → </w:t>
-      </w:r>
-      <w:proofErr w:type="spellStart"/>
-      <w:r>
-        <w:rPr>
-          <w:lang w:val="de-DE" w:eastAsia="en-AU"/>
-        </w:rPr>
-        <w:t>neuter</w:t>
-      </w:r>
-      <w:proofErr w:type="spellEnd"/>
-      <w:r>
-        <w:rPr>
-          <w:lang w:val="de-DE" w:eastAsia="en-AU"/>
-        </w:rPr>
-        <w:t xml:space="preserve"> </w:t>
-      </w:r>
-      <w:proofErr w:type="spellStart"/>
-      <w:r>
-        <w:rPr>
-          <w:lang w:val="de-DE" w:eastAsia="en-AU"/>
-        </w:rPr>
-        <w:t>noun</w:t>
-      </w:r>
-      <w:proofErr w:type="spellEnd"/>
-      <w:r>
-        <w:rPr>
-          <w:lang w:val="de-DE" w:eastAsia="en-AU"/>
-        </w:rPr>
-        <w:t xml:space="preserve">. </w:t>
-      </w:r>
-      <w:r>
-        <w:rPr>
-          <w:lang w:val="de-DE" w:eastAsia="en-AU"/>
-        </w:rPr>
-        <w:t>Plural: die Vorwörter</w:t>
-      </w:r>
-    </w:p>
-    <w:p>
-      <w:pPr>
-        <w:pStyle w:val="ListParagraph"/>
-        <w:numPr>
-          <w:ilvl w:val="0"/>
-          <w:numId w:val="1"/>
-        </w:numPr>
-        <w:rPr>
-          <w:lang w:val="de-DE" w:eastAsia="en-AU"/>
-        </w:rPr>
-      </w:pPr>
-      <w:r>
-        <w:rPr>
-          <w:lang w:val="de-DE" w:eastAsia="en-AU"/>
-        </w:rPr>
-        <w:t xml:space="preserve">der Anhang = the </w:t>
-      </w:r>
-      <w:proofErr w:type="spellStart"/>
-      <w:r>
-        <w:rPr>
-          <w:lang w:val="de-DE" w:eastAsia="en-AU"/>
-        </w:rPr>
-        <w:t>appendix</w:t>
-      </w:r>
-      <w:proofErr w:type="spellEnd"/>
-      <w:r>
-        <w:rPr>
-          <w:lang w:val="de-DE" w:eastAsia="en-AU"/>
-        </w:rPr>
-        <w:t xml:space="preserve"> / </w:t>
-      </w:r>
-      <w:proofErr w:type="spellStart"/>
-      <w:r>
-        <w:rPr>
-          <w:lang w:val="de-DE" w:eastAsia="en-AU"/>
-        </w:rPr>
-        <w:t>attachment</w:t>
-      </w:r>
-      <w:proofErr w:type="spellEnd"/>
-      <w:r>
-        <w:rPr>
-          <w:lang w:val="de-DE" w:eastAsia="en-AU"/>
-        </w:rPr>
-        <w:t xml:space="preserve"> / </w:t>
-      </w:r>
-      <w:proofErr w:type="spellStart"/>
-      <w:r>
-        <w:rPr>
-          <w:lang w:val="de-DE" w:eastAsia="en-AU"/>
-        </w:rPr>
-        <w:t>enclosure</w:t>
-      </w:r>
-      <w:proofErr w:type="spellEnd"/>
-      <w:r>
-        <w:rPr>
-          <w:lang w:val="de-DE" w:eastAsia="en-AU"/>
-        </w:rPr>
-        <w:t xml:space="preserve">. der Anhang → </w:t>
-      </w:r>
-      <w:proofErr w:type="spellStart"/>
-      <w:r>
-        <w:rPr>
-          <w:lang w:val="de-DE" w:eastAsia="en-AU"/>
-        </w:rPr>
-        <w:t>masculine</w:t>
-      </w:r>
-      <w:proofErr w:type="spellEnd"/>
-      <w:r>
-        <w:rPr>
-          <w:lang w:val="de-DE" w:eastAsia="en-AU"/>
-        </w:rPr>
-        <w:t xml:space="preserve"> </w:t>
-      </w:r>
-      <w:proofErr w:type="spellStart"/>
-      <w:r>
-        <w:rPr>
-          <w:lang w:val="de-DE" w:eastAsia="en-AU"/>
-        </w:rPr>
-        <w:t>noun</w:t>
-      </w:r>
-      <w:proofErr w:type="spellEnd"/>
-      <w:r>
-        <w:rPr>
-          <w:lang w:val="de-DE" w:eastAsia="en-AU"/>
-        </w:rPr>
-        <w:t xml:space="preserve"> Plural: die Anhänge</w:t>
-      </w:r>
-    </w:p>
-    <w:p>
-      <w:pPr>
-        <w:pStyle w:val="ListParagraph"/>
-        <w:numPr>
-          <w:ilvl w:val="0"/>
-          <w:numId w:val="1"/>
-        </w:numPr>
-        <w:rPr>
-          <w:lang w:val="de-DE"/>
-        </w:rPr>
-      </w:pPr>
-      <w:proofErr w:type="spellStart"/>
-      <w:r>
-        <w:rPr>
-          <w:b/>
-          <w:bCs/>
-        </w:rPr>
-        <w:t>außerdem</w:t>
-      </w:r>
-      <w:proofErr w:type="spellEnd"/>
-      <w:r>
-        <w:t xml:space="preserve"> = </w:t>
-      </w:r>
-      <w:r>
-        <w:rPr>
-          <w:b/>
-          <w:bCs/>
-        </w:rPr>
-        <w:t>besides / moreover / in addition / also</w:t>
-      </w:r>
-    </w:p>
-    <w:p>
-      <w:pPr>
-        <w:pStyle w:val="ListParagraph"/>
-        <w:numPr>
-          <w:ilvl w:val="0"/>
-          <w:numId w:val="1"/>
-        </w:numPr>
-        <w:rPr>
-          <w:b/>
-          <w:bCs/>
-          <w:lang w:val="de-DE"/>
-        </w:rPr>
-      </w:pPr>
-      <w:r>
-        <w:rPr>
-          <w:b/>
-          <w:bCs/>
-          <w:lang w:val="de-DE"/>
-        </w:rPr>
-        <w:t xml:space="preserve">die </w:t>
-      </w:r>
-      <w:proofErr w:type="spellStart"/>
-      <w:r>
-        <w:rPr>
-          <w:b/>
-          <w:bCs/>
-          <w:lang w:val="de-DE"/>
-        </w:rPr>
-        <w:t>schweiz</w:t>
-      </w:r>
-      <w:proofErr w:type="spellEnd"/>
-      <w:r>
-        <w:rPr>
-          <w:b/>
-          <w:bCs/>
-          <w:lang w:val="de-DE"/>
-        </w:rPr>
-        <w:t xml:space="preserve"> = </w:t>
-      </w:r>
-      <w:proofErr w:type="spellStart"/>
-      <w:r>
-        <w:rPr>
-          <w:b/>
-          <w:bCs/>
-          <w:lang w:val="de-DE"/>
-        </w:rPr>
-        <w:t>Switzerland</w:t>
-      </w:r>
-      <w:proofErr w:type="spellEnd"/>
-      <w:r>
-        <w:rPr>
-          <w:b/>
-          <w:bCs/>
-          <w:lang w:val="de-DE"/>
-        </w:rPr>
-        <w:t>… aus d</w:t>
-      </w:r>
-      <w:r>
-        <w:rPr>
-          <w:b/>
-          <w:bCs/>
-          <w:lang w:val="de-DE"/>
-        </w:rPr>
-        <w:t xml:space="preserve">er </w:t>
-      </w:r>
-      <w:proofErr w:type="spellStart"/>
-      <w:r>
-        <w:rPr>
-          <w:b/>
-          <w:bCs/>
-          <w:lang w:val="de-DE"/>
-        </w:rPr>
-        <w:t>schweiz</w:t>
-      </w:r>
-      <w:proofErr w:type="spellEnd"/>
-    </w:p>
-    <w:p>
-      <w:pPr>
-        <w:pStyle w:val="ListParagraph"/>
-        <w:numPr>
-          <w:ilvl w:val="0"/>
-          <w:numId w:val="1"/>
-        </w:numPr>
-        <w:rPr>
-          <w:lang w:val="de-DE" w:eastAsia="en-AU"/>
-        </w:rPr>
-      </w:pPr>
-      <w:r>
-        <w:rPr>
-          <w:b/>
-          <w:bCs/>
-          <w:lang w:val="de-DE" w:eastAsia="en-AU"/>
-        </w:rPr>
-        <w:t>der Buchstabe</w:t>
-      </w:r>
-      <w:r>
-        <w:rPr>
-          <w:lang w:val="de-DE" w:eastAsia="en-AU"/>
-        </w:rPr>
-        <w:t xml:space="preserve"> = the </w:t>
-      </w:r>
-      <w:proofErr w:type="spellStart"/>
-      <w:proofErr w:type="gramStart"/>
-      <w:r>
-        <w:rPr>
-          <w:lang w:val="de-DE" w:eastAsia="en-AU"/>
-        </w:rPr>
-        <w:t>letter</w:t>
-      </w:r>
-      <w:proofErr w:type="spellEnd"/>
-      <w:r>
-        <w:rPr>
-          <w:lang w:val="de-DE" w:eastAsia="en-AU"/>
-        </w:rPr>
-        <w:t>..</w:t>
-      </w:r>
-      <w:proofErr w:type="gramEnd"/>
-      <w:r>
-        <w:rPr>
-          <w:lang w:val="de-DE" w:eastAsia="en-AU"/>
-        </w:rPr>
-        <w:t xml:space="preserve"> </w:t>
+        <w:t xml:space="preserve">.. </w:t>
       </w:r>
       <w:r>
         <w:rPr>
@@ -1868,7 +1850,6 @@
         <w:t xml:space="preserve">die </w:t>
       </w:r>
       <w:proofErr w:type="spellStart"/>
-      <w:proofErr w:type="gramStart"/>
       <w:r>
         <w:rPr>
           <w:b/>
@@ -1889,15 +1870,7 @@
           <w:b/>
           <w:bCs/>
         </w:rPr>
-        <w:t xml:space="preserve"> /</w:t>
-      </w:r>
-      <w:proofErr w:type="gramEnd"/>
-      <w:r>
-        <w:rPr>
-          <w:b/>
-          <w:bCs/>
-        </w:rPr>
-        <w:t xml:space="preserve"> details / data — Plural noun (singular: die </w:t>
+        <w:t xml:space="preserve"> / details / data — Plural noun (singular: die </w:t>
       </w:r>
       <w:proofErr w:type="spellStart"/>
       <w:r>
@@ -1913,23 +1886,7 @@
           <w:b/>
           <w:bCs/>
         </w:rPr>
-        <w:t xml:space="preserve">, but it is </w:t>
-      </w:r>
-      <w:proofErr w:type="gramStart"/>
-      <w:r>
-        <w:rPr>
-          <w:b/>
-          <w:bCs/>
-        </w:rPr>
-        <w:t>most commonly used</w:t>
-      </w:r>
-      <w:proofErr w:type="gramEnd"/>
-      <w:r>
-        <w:rPr>
-          <w:b/>
-          <w:bCs/>
-        </w:rPr>
-        <w:t xml:space="preserve"> in the plural).</w:t>
+        <w:t>, but it is most commonly used in the plural).</w:t>
       </w:r>
     </w:p>
     <w:p>
@@ -6574,7 +6531,6 @@
           <w:lang w:val="de-DE"/>
         </w:rPr>
       </w:pPr>
-      <w:proofErr w:type="gramStart"/>
       <w:r>
         <w:rPr>
           <w:lang w:val="de-DE"/>
@@ -6592,7 +6548,6 @@
         <w:t>ahrkartenautomaten</w:t>
       </w:r>
       <w:proofErr w:type="spellEnd"/>
-      <w:proofErr w:type="gramEnd"/>
     </w:p>
     <w:p>
       <w:pPr>
@@ -11368,14 +11323,128 @@
           <w:ilvl w:val="0"/>
           <w:numId w:val="20"/>
         </w:numPr>
-      </w:pPr>
-    </w:p>
-    <w:p>
-      <w:pPr>
-        <w:pStyle w:val="ListParagraph"/>
-      </w:pPr>
-    </w:p>
-    <w:p/>
+        <w:rPr>
+          <w:lang w:val="de-DE"/>
+        </w:rPr>
+      </w:pPr>
+      <w:r>
+        <w:rPr>
+          <w:lang w:val="de-DE"/>
+        </w:rPr>
+        <w:t xml:space="preserve">die Sehenswürdigkeit (the </w:t>
+      </w:r>
+      <w:proofErr w:type="spellStart"/>
+      <w:r>
+        <w:rPr>
+          <w:lang w:val="de-DE"/>
+        </w:rPr>
+        <w:t>tourist</w:t>
+      </w:r>
+      <w:proofErr w:type="spellEnd"/>
+      <w:r>
+        <w:rPr>
+          <w:lang w:val="de-DE"/>
+        </w:rPr>
+        <w:t xml:space="preserve"> </w:t>
+      </w:r>
+      <w:proofErr w:type="spellStart"/>
+      <w:r>
+        <w:rPr>
+          <w:lang w:val="de-DE"/>
+        </w:rPr>
+        <w:t>attraction</w:t>
+      </w:r>
+      <w:proofErr w:type="spellEnd"/>
+      <w:r>
+        <w:rPr>
+          <w:lang w:val="de-DE"/>
+        </w:rPr>
+        <w:t xml:space="preserve"> / </w:t>
+      </w:r>
+      <w:proofErr w:type="spellStart"/>
+      <w:r>
+        <w:rPr>
+          <w:lang w:val="de-DE"/>
+        </w:rPr>
+        <w:t>sight</w:t>
+      </w:r>
+      <w:proofErr w:type="spellEnd"/>
+      <w:r>
+        <w:rPr>
+          <w:lang w:val="de-DE"/>
+        </w:rPr>
+        <w:t xml:space="preserve">) / Plural: die Sehenswürdigkeiten (the </w:t>
+      </w:r>
+      <w:proofErr w:type="spellStart"/>
+      <w:r>
+        <w:rPr>
+          <w:lang w:val="de-DE"/>
+        </w:rPr>
+        <w:t>tourist</w:t>
+      </w:r>
+      <w:proofErr w:type="spellEnd"/>
+      <w:r>
+        <w:rPr>
+          <w:lang w:val="de-DE"/>
+        </w:rPr>
+        <w:t xml:space="preserve"> </w:t>
+      </w:r>
+      <w:proofErr w:type="spellStart"/>
+      <w:r>
+        <w:rPr>
+          <w:lang w:val="de-DE"/>
+        </w:rPr>
+        <w:t>attractions</w:t>
+      </w:r>
+      <w:proofErr w:type="spellEnd"/>
+      <w:r>
+        <w:rPr>
+          <w:lang w:val="de-DE"/>
+        </w:rPr>
+        <w:t xml:space="preserve"> / </w:t>
+      </w:r>
+      <w:proofErr w:type="spellStart"/>
+      <w:r>
+        <w:rPr>
+          <w:lang w:val="de-DE"/>
+        </w:rPr>
+        <w:t>sights</w:t>
+      </w:r>
+      <w:proofErr w:type="spellEnd"/>
+      <w:r>
+        <w:rPr>
+          <w:lang w:val="de-DE"/>
+        </w:rPr>
+        <w:t>)</w:t>
+      </w:r>
+    </w:p>
+    <w:p>
+      <w:pPr>
+        <w:pStyle w:val="ListParagraph"/>
+        <w:numPr>
+          <w:ilvl w:val="0"/>
+          <w:numId w:val="20"/>
+        </w:numPr>
+        <w:rPr>
+          <w:lang w:val="de-DE"/>
+        </w:rPr>
+      </w:pPr>
+    </w:p>
+    <w:p>
+      <w:pPr>
+        <w:pStyle w:val="ListParagraph"/>
+        <w:rPr>
+          <w:lang w:val="de-DE"/>
+        </w:rPr>
+      </w:pPr>
+    </w:p>
+    <w:p>
+      <w:pPr>
+        <w:rPr>
+          <w:lang w:val="de-DE"/>
+        </w:rPr>
+      </w:pPr>
+    </w:p>
     <w:sectPr>
       <w:pgSz w:w="12240" w:h="15840"/>
       <w:pgMar w:top="1417" w:right="1417" w:bottom="1134" w:left="1417" w:header="720" w:footer="720" w:gutter="0"/>

--- a/Words.docx
+++ b/Words.docx
@@ -13,20 +13,30 @@
           <w:lang w:val="en-US"/>
         </w:rPr>
       </w:pPr>
+      <w:proofErr w:type="gramStart"/>
       <w:r>
         <w:rPr>
           <w:lang w:val="en-US"/>
         </w:rPr>
-        <w:t xml:space="preserve">Der </w:t>
-      </w:r>
-      <w:proofErr w:type="spellStart"/>
+        <w:t>Der</w:t>
+      </w:r>
+      <w:proofErr w:type="gramEnd"/>
       <w:r>
         <w:rPr>
           <w:lang w:val="en-US"/>
         </w:rPr>
+        <w:t xml:space="preserve"> </w:t>
+      </w:r>
+      <w:proofErr w:type="spellStart"/>
+      <w:proofErr w:type="gramStart"/>
+      <w:r>
+        <w:rPr>
+          <w:lang w:val="en-US"/>
+        </w:rPr>
         <w:t>Inhalt,die</w:t>
       </w:r>
       <w:proofErr w:type="spellEnd"/>
+      <w:proofErr w:type="gramEnd"/>
       <w:r>
         <w:rPr>
           <w:lang w:val="en-US"/>
@@ -797,6 +807,7 @@
         <w:t xml:space="preserve"> = the </w:t>
       </w:r>
       <w:proofErr w:type="spellStart"/>
+      <w:proofErr w:type="gramStart"/>
       <w:r>
         <w:rPr>
           <w:lang w:val="de-DE" w:eastAsia="en-AU"/>
@@ -808,7 +819,14 @@
         <w:rPr>
           <w:lang w:val="de-DE" w:eastAsia="en-AU"/>
         </w:rPr>
-        <w:t xml:space="preserve">.. </w:t>
+        <w:t>..</w:t>
+      </w:r>
+      <w:proofErr w:type="gramEnd"/>
+      <w:r>
+        <w:rPr>
+          <w:lang w:val="de-DE" w:eastAsia="en-AU"/>
+        </w:rPr>
+        <w:t xml:space="preserve"> </w:t>
       </w:r>
       <w:r>
         <w:rPr>
@@ -1850,6 +1868,7 @@
         <w:t xml:space="preserve">die </w:t>
       </w:r>
       <w:proofErr w:type="spellStart"/>
+      <w:proofErr w:type="gramStart"/>
       <w:r>
         <w:rPr>
           <w:b/>
@@ -1870,7 +1889,15 @@
           <w:b/>
           <w:bCs/>
         </w:rPr>
-        <w:t xml:space="preserve"> / details / data — Plural noun (singular: die </w:t>
+        <w:t xml:space="preserve"> /</w:t>
+      </w:r>
+      <w:proofErr w:type="gramEnd"/>
+      <w:r>
+        <w:rPr>
+          <w:b/>
+          <w:bCs/>
+        </w:rPr>
+        <w:t xml:space="preserve"> details / data — Plural noun (singular: die </w:t>
       </w:r>
       <w:proofErr w:type="spellStart"/>
       <w:r>
@@ -1886,7 +1913,23 @@
           <w:b/>
           <w:bCs/>
         </w:rPr>
-        <w:t>, but it is most commonly used in the plural).</w:t>
+        <w:t xml:space="preserve">, but it is </w:t>
+      </w:r>
+      <w:proofErr w:type="gramStart"/>
+      <w:r>
+        <w:rPr>
+          <w:b/>
+          <w:bCs/>
+        </w:rPr>
+        <w:t>most commonly used</w:t>
+      </w:r>
+      <w:proofErr w:type="gramEnd"/>
+      <w:r>
+        <w:rPr>
+          <w:b/>
+          <w:bCs/>
+        </w:rPr>
+        <w:t xml:space="preserve"> in the plural).</w:t>
       </w:r>
     </w:p>
     <w:p>
@@ -6531,6 +6574,7 @@
           <w:lang w:val="de-DE"/>
         </w:rPr>
       </w:pPr>
+      <w:proofErr w:type="gramStart"/>
       <w:r>
         <w:rPr>
           <w:lang w:val="de-DE"/>
@@ -6548,6 +6592,7 @@
         <w:t>ahrkartenautomaten</w:t>
       </w:r>
       <w:proofErr w:type="spellEnd"/>
+      <w:proofErr w:type="gramEnd"/>
     </w:p>
     <w:p>
       <w:pPr>
@@ -8394,7 +8439,21 @@
         <w:rPr>
           <w:lang w:val="de-DE"/>
         </w:rPr>
-        <w:t xml:space="preserve"> / the talk) / Plural: die Gespräche (the </w:t>
+        <w:t xml:space="preserve"> / the </w:t>
+      </w:r>
+      <w:proofErr w:type="spellStart"/>
+      <w:r>
+        <w:rPr>
+          <w:lang w:val="de-DE"/>
+        </w:rPr>
+        <w:t>talk</w:t>
+      </w:r>
+      <w:proofErr w:type="spellEnd"/>
+      <w:r>
+        <w:rPr>
+          <w:lang w:val="de-DE"/>
+        </w:rPr>
+        <w:t xml:space="preserve">) / Plural: die Gespräche (the </w:t>
       </w:r>
       <w:proofErr w:type="spellStart"/>
       <w:r>
@@ -11197,8 +11256,28 @@
         </w:numPr>
       </w:pPr>
       <w:r>
-        <w:t>auf dem Land</w:t>
-      </w:r>
+        <w:t xml:space="preserve">auf dem Land </w:t>
+      </w:r>
+      <w:r>
+        <w:sym w:font="Wingdings" w:char="F0E0"/>
+      </w:r>
+      <w:r>
+        <w:t xml:space="preserve"> in the countryside</w:t>
+      </w:r>
+    </w:p>
+    <w:p>
+      <w:pPr>
+        <w:pStyle w:val="ListParagraph"/>
+        <w:numPr>
+          <w:ilvl w:val="0"/>
+          <w:numId w:val="20"/>
+        </w:numPr>
+      </w:pPr>
+      <w:proofErr w:type="spellStart"/>
+      <w:r>
+        <w:t>Etage</w:t>
+      </w:r>
+      <w:proofErr w:type="spellEnd"/>
       <w:r>
         <w:t xml:space="preserve"> </w:t>
       </w:r>
@@ -11206,7 +11285,7 @@
         <w:sym w:font="Wingdings" w:char="F0E0"/>
       </w:r>
       <w:r>
-        <w:t xml:space="preserve"> in the countryside</w:t>
+        <w:t xml:space="preserve"> floor</w:t>
       </w:r>
     </w:p>
     <w:p>
@@ -11217,19 +11296,182 @@
           <w:numId w:val="20"/>
         </w:numPr>
       </w:pPr>
-      <w:proofErr w:type="spellStart"/>
-      <w:r>
-        <w:t>Etage</w:t>
-      </w:r>
-      <w:proofErr w:type="spellEnd"/>
-      <w:r>
+      <w:r>
+        <w:rPr>
+          <w:b/>
+          <w:bCs/>
+        </w:rPr>
+        <w:t xml:space="preserve">der </w:t>
+      </w:r>
+      <w:proofErr w:type="spellStart"/>
+      <w:r>
+        <w:rPr>
+          <w:b/>
+          <w:bCs/>
+        </w:rPr>
+        <w:t>Lärm</w:t>
+      </w:r>
+      <w:proofErr w:type="spellEnd"/>
+      <w:r>
+        <w:t xml:space="preserve"> (the noise) / Plural: </w:t>
+      </w:r>
+      <w:r>
+        <w:rPr>
+          <w:b/>
+          <w:bCs/>
+        </w:rPr>
+        <w:t xml:space="preserve">die </w:t>
+      </w:r>
+      <w:proofErr w:type="spellStart"/>
+      <w:r>
+        <w:rPr>
+          <w:b/>
+          <w:bCs/>
+        </w:rPr>
+        <w:t>Lärme</w:t>
+      </w:r>
+      <w:proofErr w:type="spellEnd"/>
+      <w:r>
+        <w:t xml:space="preserve"> (rarely used, usually just singular)</w:t>
+      </w:r>
+    </w:p>
+    <w:p>
+      <w:pPr>
+        <w:pStyle w:val="ListParagraph"/>
+        <w:numPr>
+          <w:ilvl w:val="0"/>
+          <w:numId w:val="20"/>
+        </w:numPr>
+        <w:spacing w:after="0" w:line="240" w:lineRule="auto"/>
+      </w:pPr>
+      <w:r>
+        <w:t xml:space="preserve">die </w:t>
+      </w:r>
+      <w:proofErr w:type="spellStart"/>
+      <w:r>
+        <w:t>Gegend</w:t>
+      </w:r>
+      <w:proofErr w:type="spellEnd"/>
+      <w:r>
+        <w:t xml:space="preserve"> (the area / the </w:t>
+      </w:r>
+      <w:proofErr w:type="spellStart"/>
+      <w:r>
+        <w:t>neighborhood</w:t>
+      </w:r>
+      <w:proofErr w:type="spellEnd"/>
+      <w:r>
+        <w:t xml:space="preserve"> / the region) / Plural: die </w:t>
+      </w:r>
+      <w:proofErr w:type="spellStart"/>
+      <w:r>
+        <w:t>Gegenden</w:t>
+      </w:r>
+      <w:proofErr w:type="spellEnd"/>
+      <w:r>
+        <w:t xml:space="preserve"> (the areas)</w:t>
+      </w:r>
+    </w:p>
+    <w:p>
+      <w:pPr>
+        <w:pStyle w:val="ListParagraph"/>
+        <w:numPr>
+          <w:ilvl w:val="0"/>
+          <w:numId w:val="20"/>
+        </w:numPr>
+        <w:rPr>
+          <w:lang w:val="de-DE"/>
+        </w:rPr>
+      </w:pPr>
+      <w:r>
+        <w:rPr>
+          <w:lang w:val="de-DE"/>
+        </w:rPr>
+        <w:t xml:space="preserve">die Sehenswürdigkeit (the </w:t>
+      </w:r>
+      <w:proofErr w:type="spellStart"/>
+      <w:r>
+        <w:rPr>
+          <w:lang w:val="de-DE"/>
+        </w:rPr>
+        <w:t>tourist</w:t>
+      </w:r>
+      <w:proofErr w:type="spellEnd"/>
+      <w:r>
+        <w:rPr>
+          <w:lang w:val="de-DE"/>
+        </w:rPr>
         <w:t xml:space="preserve"> </w:t>
       </w:r>
-      <w:r>
-        <w:sym w:font="Wingdings" w:char="F0E0"/>
-      </w:r>
-      <w:r>
-        <w:t xml:space="preserve"> floor</w:t>
+      <w:proofErr w:type="spellStart"/>
+      <w:r>
+        <w:rPr>
+          <w:lang w:val="de-DE"/>
+        </w:rPr>
+        <w:t>attraction</w:t>
+      </w:r>
+      <w:proofErr w:type="spellEnd"/>
+      <w:r>
+        <w:rPr>
+          <w:lang w:val="de-DE"/>
+        </w:rPr>
+        <w:t xml:space="preserve"> / </w:t>
+      </w:r>
+      <w:proofErr w:type="spellStart"/>
+      <w:r>
+        <w:rPr>
+          <w:lang w:val="de-DE"/>
+        </w:rPr>
+        <w:t>sight</w:t>
+      </w:r>
+      <w:proofErr w:type="spellEnd"/>
+      <w:r>
+        <w:rPr>
+          <w:lang w:val="de-DE"/>
+        </w:rPr>
+        <w:t xml:space="preserve">) / Plural: die Sehenswürdigkeiten (the </w:t>
+      </w:r>
+      <w:proofErr w:type="spellStart"/>
+      <w:r>
+        <w:rPr>
+          <w:lang w:val="de-DE"/>
+        </w:rPr>
+        <w:t>tourist</w:t>
+      </w:r>
+      <w:proofErr w:type="spellEnd"/>
+      <w:r>
+        <w:rPr>
+          <w:lang w:val="de-DE"/>
+        </w:rPr>
+        <w:t xml:space="preserve"> </w:t>
+      </w:r>
+      <w:proofErr w:type="spellStart"/>
+      <w:r>
+        <w:rPr>
+          <w:lang w:val="de-DE"/>
+        </w:rPr>
+        <w:t>attractions</w:t>
+      </w:r>
+      <w:proofErr w:type="spellEnd"/>
+      <w:r>
+        <w:rPr>
+          <w:lang w:val="de-DE"/>
+        </w:rPr>
+        <w:t xml:space="preserve"> / </w:t>
+      </w:r>
+      <w:proofErr w:type="spellStart"/>
+      <w:r>
+        <w:rPr>
+          <w:lang w:val="de-DE"/>
+        </w:rPr>
+        <w:t>sights</w:t>
+      </w:r>
+      <w:proofErr w:type="spellEnd"/>
+      <w:r>
+        <w:rPr>
+          <w:lang w:val="de-DE"/>
+        </w:rPr>
+        <w:t>)</w:t>
       </w:r>
     </w:p>
     <w:p>
@@ -11239,45 +11481,362 @@
           <w:ilvl w:val="0"/>
           <w:numId w:val="20"/>
         </w:numPr>
-      </w:pPr>
-      <w:r>
-        <w:rPr>
-          <w:b/>
-          <w:bCs/>
-        </w:rPr>
-        <w:t xml:space="preserve">der </w:t>
-      </w:r>
-      <w:proofErr w:type="spellStart"/>
-      <w:r>
-        <w:rPr>
-          <w:b/>
-          <w:bCs/>
-        </w:rPr>
-        <w:t>Lärm</w:t>
-      </w:r>
-      <w:proofErr w:type="spellEnd"/>
-      <w:r>
-        <w:t xml:space="preserve"> (the noise) / Plural: </w:t>
-      </w:r>
-      <w:r>
-        <w:rPr>
-          <w:b/>
-          <w:bCs/>
+        <w:rPr>
+          <w:lang w:val="de-DE"/>
+        </w:rPr>
+      </w:pPr>
+      <w:r>
+        <w:rPr>
+          <w:b/>
+          <w:bCs/>
+          <w:lang w:val="de-DE"/>
+        </w:rPr>
+        <w:t xml:space="preserve">die Ernährung — die </w:t>
+      </w:r>
+      <w:proofErr w:type="spellStart"/>
+      <w:r>
+        <w:rPr>
+          <w:b/>
+          <w:bCs/>
+          <w:lang w:val="de-DE"/>
+        </w:rPr>
+        <w:t>Ernährungen</w:t>
+      </w:r>
+      <w:proofErr w:type="spellEnd"/>
+      <w:r>
+        <w:rPr>
+          <w:b/>
+          <w:bCs/>
+          <w:lang w:val="de-DE"/>
+        </w:rPr>
+        <w:t xml:space="preserve"> — </w:t>
+      </w:r>
+      <w:proofErr w:type="spellStart"/>
+      <w:r>
+        <w:rPr>
+          <w:b/>
+          <w:bCs/>
+          <w:lang w:val="de-DE"/>
+        </w:rPr>
+        <w:t>nutrition</w:t>
+      </w:r>
+      <w:proofErr w:type="spellEnd"/>
+      <w:r>
+        <w:rPr>
+          <w:b/>
+          <w:bCs/>
+          <w:lang w:val="de-DE"/>
+        </w:rPr>
+        <w:t xml:space="preserve"> / </w:t>
+      </w:r>
+      <w:proofErr w:type="spellStart"/>
+      <w:r>
+        <w:rPr>
+          <w:b/>
+          <w:bCs/>
+          <w:lang w:val="de-DE"/>
+        </w:rPr>
+        <w:t>diet</w:t>
+      </w:r>
+      <w:proofErr w:type="spellEnd"/>
+    </w:p>
+    <w:p>
+      <w:pPr>
+        <w:pStyle w:val="NormalWeb"/>
+        <w:numPr>
+          <w:ilvl w:val="0"/>
+          <w:numId w:val="20"/>
+        </w:numPr>
+        <w:rPr>
+          <w:rFonts w:asciiTheme="minorHAnsi" w:eastAsiaTheme="minorHAnsi" w:hAnsiTheme="minorHAnsi" w:cstheme="minorBidi"/>
+          <w:sz w:val="22"/>
+          <w:szCs w:val="22"/>
+          <w:lang w:val="de-DE" w:eastAsia="en-US"/>
+          <w14:ligatures w14:val="standardContextual"/>
+        </w:rPr>
+      </w:pPr>
+      <w:r>
+        <w:rPr>
+          <w:rFonts w:asciiTheme="minorHAnsi" w:eastAsiaTheme="minorHAnsi" w:hAnsiTheme="minorHAnsi" w:cstheme="minorBidi"/>
+          <w:sz w:val="22"/>
+          <w:szCs w:val="22"/>
+          <w:lang w:val="de-DE" w:eastAsia="en-US"/>
+          <w14:ligatures w14:val="standardContextual"/>
         </w:rPr>
         <w:t xml:space="preserve">die </w:t>
       </w:r>
       <w:proofErr w:type="spellStart"/>
       <w:r>
         <w:rPr>
-          <w:b/>
-          <w:bCs/>
-        </w:rPr>
-        <w:t>Lärme</w:t>
-      </w:r>
-      <w:proofErr w:type="spellEnd"/>
-      <w:r>
-        <w:t xml:space="preserve"> (rarely used, usually just singular)</w:t>
-      </w:r>
+          <w:rFonts w:asciiTheme="minorHAnsi" w:eastAsiaTheme="minorHAnsi" w:hAnsiTheme="minorHAnsi" w:cstheme="minorBidi"/>
+          <w:sz w:val="22"/>
+          <w:szCs w:val="22"/>
+          <w:lang w:val="de-DE" w:eastAsia="en-US"/>
+          <w14:ligatures w14:val="standardContextual"/>
+        </w:rPr>
+        <w:t>Spezialität</w:t>
+      </w:r>
+      <w:proofErr w:type="spellEnd"/>
+      <w:r>
+        <w:rPr>
+          <w:rFonts w:asciiTheme="minorHAnsi" w:eastAsiaTheme="minorHAnsi" w:hAnsiTheme="minorHAnsi" w:cstheme="minorBidi"/>
+          <w:sz w:val="22"/>
+          <w:szCs w:val="22"/>
+          <w:lang w:val="de-DE" w:eastAsia="en-US"/>
+          <w14:ligatures w14:val="standardContextual"/>
+        </w:rPr>
+        <w:t xml:space="preserve"> — die </w:t>
+      </w:r>
+      <w:proofErr w:type="spellStart"/>
+      <w:r>
+        <w:rPr>
+          <w:rFonts w:asciiTheme="minorHAnsi" w:eastAsiaTheme="minorHAnsi" w:hAnsiTheme="minorHAnsi" w:cstheme="minorBidi"/>
+          <w:sz w:val="22"/>
+          <w:szCs w:val="22"/>
+          <w:lang w:val="de-DE" w:eastAsia="en-US"/>
+          <w14:ligatures w14:val="standardContextual"/>
+        </w:rPr>
+        <w:t>Spezialitäten</w:t>
+      </w:r>
+      <w:proofErr w:type="spellEnd"/>
+      <w:r>
+        <w:rPr>
+          <w:rFonts w:asciiTheme="minorHAnsi" w:eastAsiaTheme="minorHAnsi" w:hAnsiTheme="minorHAnsi" w:cstheme="minorBidi"/>
+          <w:sz w:val="22"/>
+          <w:szCs w:val="22"/>
+          <w:lang w:val="de-DE" w:eastAsia="en-US"/>
+          <w14:ligatures w14:val="standardContextual"/>
+        </w:rPr>
+        <w:t xml:space="preserve"> — specialty / speciality</w:t>
+      </w:r>
+    </w:p>
+    <w:p>
+      <w:pPr>
+        <w:pStyle w:val="NormalWeb"/>
+        <w:numPr>
+          <w:ilvl w:val="0"/>
+          <w:numId w:val="20"/>
+        </w:numPr>
+        <w:rPr>
+          <w:rFonts w:asciiTheme="minorHAnsi" w:eastAsiaTheme="minorHAnsi" w:hAnsiTheme="minorHAnsi" w:cstheme="minorBidi"/>
+          <w:sz w:val="22"/>
+          <w:szCs w:val="22"/>
+          <w:lang w:val="de-DE" w:eastAsia="en-US"/>
+          <w14:ligatures w14:val="standardContextual"/>
+        </w:rPr>
+      </w:pPr>
+      <w:r>
+        <w:rPr>
+          <w:rFonts w:asciiTheme="minorHAnsi" w:eastAsiaTheme="minorHAnsi" w:hAnsiTheme="minorHAnsi" w:cstheme="minorBidi"/>
+          <w:b/>
+          <w:bCs/>
+          <w:sz w:val="22"/>
+          <w:szCs w:val="22"/>
+          <w:lang w:val="de-DE" w:eastAsia="en-US"/>
+          <w14:ligatures w14:val="standardContextual"/>
+        </w:rPr>
+        <w:t xml:space="preserve">die </w:t>
+      </w:r>
+      <w:proofErr w:type="spellStart"/>
+      <w:r>
+        <w:rPr>
+          <w:rFonts w:asciiTheme="minorHAnsi" w:eastAsiaTheme="minorHAnsi" w:hAnsiTheme="minorHAnsi" w:cstheme="minorBidi"/>
+          <w:b/>
+          <w:bCs/>
+          <w:sz w:val="22"/>
+          <w:szCs w:val="22"/>
+          <w:lang w:val="de-DE" w:eastAsia="en-US"/>
+          <w14:ligatures w14:val="standardContextual"/>
+        </w:rPr>
+        <w:t>Postkarte</w:t>
+      </w:r>
+      <w:proofErr w:type="spellEnd"/>
+      <w:r>
+        <w:rPr>
+          <w:rFonts w:asciiTheme="minorHAnsi" w:eastAsiaTheme="minorHAnsi" w:hAnsiTheme="minorHAnsi" w:cstheme="minorBidi"/>
+          <w:b/>
+          <w:bCs/>
+          <w:sz w:val="22"/>
+          <w:szCs w:val="22"/>
+          <w:lang w:val="de-DE" w:eastAsia="en-US"/>
+          <w14:ligatures w14:val="standardContextual"/>
+        </w:rPr>
+        <w:t xml:space="preserve"> — die </w:t>
+      </w:r>
+      <w:proofErr w:type="spellStart"/>
+      <w:r>
+        <w:rPr>
+          <w:rFonts w:asciiTheme="minorHAnsi" w:eastAsiaTheme="minorHAnsi" w:hAnsiTheme="minorHAnsi" w:cstheme="minorBidi"/>
+          <w:b/>
+          <w:bCs/>
+          <w:sz w:val="22"/>
+          <w:szCs w:val="22"/>
+          <w:lang w:val="de-DE" w:eastAsia="en-US"/>
+          <w14:ligatures w14:val="standardContextual"/>
+        </w:rPr>
+        <w:t>Postkarten</w:t>
+      </w:r>
+      <w:proofErr w:type="spellEnd"/>
+      <w:r>
+        <w:rPr>
+          <w:rFonts w:asciiTheme="minorHAnsi" w:eastAsiaTheme="minorHAnsi" w:hAnsiTheme="minorHAnsi" w:cstheme="minorBidi"/>
+          <w:b/>
+          <w:bCs/>
+          <w:sz w:val="22"/>
+          <w:szCs w:val="22"/>
+          <w:lang w:val="de-DE" w:eastAsia="en-US"/>
+          <w14:ligatures w14:val="standardContextual"/>
+        </w:rPr>
+        <w:t xml:space="preserve"> — postcard</w:t>
+      </w:r>
+    </w:p>
+    <w:p>
+      <w:pPr>
+        <w:pStyle w:val="NormalWeb"/>
+        <w:numPr>
+          <w:ilvl w:val="0"/>
+          <w:numId w:val="20"/>
+        </w:numPr>
+        <w:rPr>
+          <w:rFonts w:asciiTheme="minorHAnsi" w:eastAsiaTheme="minorHAnsi" w:hAnsiTheme="minorHAnsi" w:cstheme="minorBidi"/>
+          <w:sz w:val="22"/>
+          <w:szCs w:val="22"/>
+          <w:lang w:val="de-DE" w:eastAsia="en-US"/>
+          <w14:ligatures w14:val="standardContextual"/>
+        </w:rPr>
+      </w:pPr>
+      <w:r>
+        <w:rPr>
+          <w:rFonts w:asciiTheme="minorHAnsi" w:eastAsiaTheme="minorHAnsi" w:hAnsiTheme="minorHAnsi" w:cstheme="minorBidi"/>
+          <w:b/>
+          <w:bCs/>
+          <w:sz w:val="22"/>
+          <w:szCs w:val="22"/>
+          <w:lang w:val="de-DE" w:eastAsia="en-US"/>
+          <w14:ligatures w14:val="standardContextual"/>
+        </w:rPr>
+        <w:t xml:space="preserve">das </w:t>
+      </w:r>
+      <w:proofErr w:type="spellStart"/>
+      <w:r>
+        <w:rPr>
+          <w:rFonts w:asciiTheme="minorHAnsi" w:eastAsiaTheme="minorHAnsi" w:hAnsiTheme="minorHAnsi" w:cstheme="minorBidi"/>
+          <w:b/>
+          <w:bCs/>
+          <w:sz w:val="22"/>
+          <w:szCs w:val="22"/>
+          <w:lang w:val="de-DE" w:eastAsia="en-US"/>
+          <w14:ligatures w14:val="standardContextual"/>
+        </w:rPr>
+        <w:t>Fertiggericht</w:t>
+      </w:r>
+      <w:proofErr w:type="spellEnd"/>
+      <w:r>
+        <w:rPr>
+          <w:rFonts w:asciiTheme="minorHAnsi" w:eastAsiaTheme="minorHAnsi" w:hAnsiTheme="minorHAnsi" w:cstheme="minorBidi"/>
+          <w:b/>
+          <w:bCs/>
+          <w:sz w:val="22"/>
+          <w:szCs w:val="22"/>
+          <w:lang w:val="de-DE" w:eastAsia="en-US"/>
+          <w14:ligatures w14:val="standardContextual"/>
+        </w:rPr>
+        <w:t xml:space="preserve"> — die </w:t>
+      </w:r>
+      <w:proofErr w:type="spellStart"/>
+      <w:r>
+        <w:rPr>
+          <w:rFonts w:asciiTheme="minorHAnsi" w:eastAsiaTheme="minorHAnsi" w:hAnsiTheme="minorHAnsi" w:cstheme="minorBidi"/>
+          <w:b/>
+          <w:bCs/>
+          <w:sz w:val="22"/>
+          <w:szCs w:val="22"/>
+          <w:lang w:val="de-DE" w:eastAsia="en-US"/>
+          <w14:ligatures w14:val="standardContextual"/>
+        </w:rPr>
+        <w:t>Fertiggerichte</w:t>
+      </w:r>
+      <w:proofErr w:type="spellEnd"/>
+      <w:r>
+        <w:rPr>
+          <w:rFonts w:asciiTheme="minorHAnsi" w:eastAsiaTheme="minorHAnsi" w:hAnsiTheme="minorHAnsi" w:cstheme="minorBidi"/>
+          <w:b/>
+          <w:bCs/>
+          <w:sz w:val="22"/>
+          <w:szCs w:val="22"/>
+          <w:lang w:val="de-DE" w:eastAsia="en-US"/>
+          <w14:ligatures w14:val="standardContextual"/>
+        </w:rPr>
+        <w:t xml:space="preserve"> — ready-made meal </w:t>
+      </w:r>
+    </w:p>
+    <w:p>
+      <w:pPr>
+        <w:pStyle w:val="NormalWeb"/>
+        <w:numPr>
+          <w:ilvl w:val="0"/>
+          <w:numId w:val="20"/>
+        </w:numPr>
+        <w:rPr>
+          <w:rFonts w:asciiTheme="minorHAnsi" w:eastAsiaTheme="minorHAnsi" w:hAnsiTheme="minorHAnsi" w:cstheme="minorBidi"/>
+          <w:sz w:val="22"/>
+          <w:szCs w:val="22"/>
+          <w:lang w:val="de-DE" w:eastAsia="en-US"/>
+          <w14:ligatures w14:val="standardContextual"/>
+        </w:rPr>
+      </w:pPr>
+      <w:r>
+        <w:rPr>
+          <w:rFonts w:asciiTheme="minorHAnsi" w:eastAsiaTheme="minorHAnsi" w:hAnsiTheme="minorHAnsi" w:cstheme="minorBidi"/>
+          <w:b/>
+          <w:bCs/>
+          <w:sz w:val="22"/>
+          <w:szCs w:val="22"/>
+          <w:lang w:val="de-DE" w:eastAsia="en-US"/>
+          <w14:ligatures w14:val="standardContextual"/>
+        </w:rPr>
+        <w:t xml:space="preserve">die Anzahl — die Anzahlen — </w:t>
+      </w:r>
+      <w:proofErr w:type="spellStart"/>
+      <w:r>
+        <w:rPr>
+          <w:rFonts w:asciiTheme="minorHAnsi" w:eastAsiaTheme="minorHAnsi" w:hAnsiTheme="minorHAnsi" w:cstheme="minorBidi"/>
+          <w:b/>
+          <w:bCs/>
+          <w:sz w:val="22"/>
+          <w:szCs w:val="22"/>
+          <w:lang w:val="de-DE" w:eastAsia="en-US"/>
+          <w14:ligatures w14:val="standardContextual"/>
+        </w:rPr>
+        <w:t>number</w:t>
+      </w:r>
+      <w:proofErr w:type="spellEnd"/>
+      <w:r>
+        <w:rPr>
+          <w:rFonts w:asciiTheme="minorHAnsi" w:eastAsiaTheme="minorHAnsi" w:hAnsiTheme="minorHAnsi" w:cstheme="minorBidi"/>
+          <w:b/>
+          <w:bCs/>
+          <w:sz w:val="22"/>
+          <w:szCs w:val="22"/>
+          <w:lang w:val="de-DE" w:eastAsia="en-US"/>
+          <w14:ligatures w14:val="standardContextual"/>
+        </w:rPr>
+        <w:t xml:space="preserve"> / </w:t>
+      </w:r>
+      <w:proofErr w:type="spellStart"/>
+      <w:r>
+        <w:rPr>
+          <w:rFonts w:asciiTheme="minorHAnsi" w:eastAsiaTheme="minorHAnsi" w:hAnsiTheme="minorHAnsi" w:cstheme="minorBidi"/>
+          <w:b/>
+          <w:bCs/>
+          <w:sz w:val="22"/>
+          <w:szCs w:val="22"/>
+          <w:lang w:val="de-DE" w:eastAsia="en-US"/>
+          <w14:ligatures w14:val="standardContextual"/>
+        </w:rPr>
+        <w:t>quantity</w:t>
+      </w:r>
+      <w:proofErr w:type="spellEnd"/>
     </w:p>
     <w:p>
       <w:pPr>
@@ -11286,153 +11845,6 @@
           <w:ilvl w:val="0"/>
           <w:numId w:val="20"/>
         </w:numPr>
-        <w:spacing w:after="0" w:line="240" w:lineRule="auto"/>
-      </w:pPr>
-      <w:r>
-        <w:t xml:space="preserve">die </w:t>
-      </w:r>
-      <w:proofErr w:type="spellStart"/>
-      <w:r>
-        <w:t>Gegend</w:t>
-      </w:r>
-      <w:proofErr w:type="spellEnd"/>
-      <w:r>
-        <w:t xml:space="preserve"> (the area / the </w:t>
-      </w:r>
-      <w:proofErr w:type="spellStart"/>
-      <w:r>
-        <w:t>neighborhood</w:t>
-      </w:r>
-      <w:proofErr w:type="spellEnd"/>
-      <w:r>
-        <w:t xml:space="preserve"> / the region) / Plural: die </w:t>
-      </w:r>
-      <w:proofErr w:type="spellStart"/>
-      <w:r>
-        <w:t>Gegenden</w:t>
-      </w:r>
-      <w:proofErr w:type="spellEnd"/>
-      <w:r>
-        <w:t xml:space="preserve"> (the areas)</w:t>
-      </w:r>
-    </w:p>
-    <w:p>
-      <w:pPr>
-        <w:pStyle w:val="ListParagraph"/>
-        <w:numPr>
-          <w:ilvl w:val="0"/>
-          <w:numId w:val="20"/>
-        </w:numPr>
-        <w:rPr>
-          <w:lang w:val="de-DE"/>
-        </w:rPr>
-      </w:pPr>
-      <w:r>
-        <w:rPr>
-          <w:lang w:val="de-DE"/>
-        </w:rPr>
-        <w:t xml:space="preserve">die Sehenswürdigkeit (the </w:t>
-      </w:r>
-      <w:proofErr w:type="spellStart"/>
-      <w:r>
-        <w:rPr>
-          <w:lang w:val="de-DE"/>
-        </w:rPr>
-        <w:t>tourist</w:t>
-      </w:r>
-      <w:proofErr w:type="spellEnd"/>
-      <w:r>
-        <w:rPr>
-          <w:lang w:val="de-DE"/>
-        </w:rPr>
-        <w:t xml:space="preserve"> </w:t>
-      </w:r>
-      <w:proofErr w:type="spellStart"/>
-      <w:r>
-        <w:rPr>
-          <w:lang w:val="de-DE"/>
-        </w:rPr>
-        <w:t>attraction</w:t>
-      </w:r>
-      <w:proofErr w:type="spellEnd"/>
-      <w:r>
-        <w:rPr>
-          <w:lang w:val="de-DE"/>
-        </w:rPr>
-        <w:t xml:space="preserve"> / </w:t>
-      </w:r>
-      <w:proofErr w:type="spellStart"/>
-      <w:r>
-        <w:rPr>
-          <w:lang w:val="de-DE"/>
-        </w:rPr>
-        <w:t>sight</w:t>
-      </w:r>
-      <w:proofErr w:type="spellEnd"/>
-      <w:r>
-        <w:rPr>
-          <w:lang w:val="de-DE"/>
-        </w:rPr>
-        <w:t xml:space="preserve">) / Plural: die Sehenswürdigkeiten (the </w:t>
-      </w:r>
-      <w:proofErr w:type="spellStart"/>
-      <w:r>
-        <w:rPr>
-          <w:lang w:val="de-DE"/>
-        </w:rPr>
-        <w:t>tourist</w:t>
-      </w:r>
-      <w:proofErr w:type="spellEnd"/>
-      <w:r>
-        <w:rPr>
-          <w:lang w:val="de-DE"/>
-        </w:rPr>
-        <w:t xml:space="preserve"> </w:t>
-      </w:r>
-      <w:proofErr w:type="spellStart"/>
-      <w:r>
-        <w:rPr>
-          <w:lang w:val="de-DE"/>
-        </w:rPr>
-        <w:t>attractions</w:t>
-      </w:r>
-      <w:proofErr w:type="spellEnd"/>
-      <w:r>
-        <w:rPr>
-          <w:lang w:val="de-DE"/>
-        </w:rPr>
-        <w:t xml:space="preserve"> / </w:t>
-      </w:r>
-      <w:proofErr w:type="spellStart"/>
-      <w:r>
-        <w:rPr>
-          <w:lang w:val="de-DE"/>
-        </w:rPr>
-        <w:t>sights</w:t>
-      </w:r>
-      <w:proofErr w:type="spellEnd"/>
-      <w:r>
-        <w:rPr>
-          <w:lang w:val="de-DE"/>
-        </w:rPr>
-        <w:t>)</w:t>
-      </w:r>
-    </w:p>
-    <w:p>
-      <w:pPr>
-        <w:pStyle w:val="ListParagraph"/>
-        <w:numPr>
-          <w:ilvl w:val="0"/>
-          <w:numId w:val="20"/>
-        </w:numPr>
-        <w:rPr>
-          <w:lang w:val="de-DE"/>
-        </w:rPr>
-      </w:pPr>
-    </w:p>
-    <w:p>
-      <w:pPr>
-        <w:pStyle w:val="ListParagraph"/>
         <w:rPr>
           <w:lang w:val="de-DE"/>
         </w:rPr>
